--- a/B23DCCN360-Nguyen Van Hung-pha phan tich.docx
+++ b/B23DCCN360-Nguyen Van Hung-pha phan tich.docx
@@ -52,16 +52,23 @@
     <w:p>
       <w:pPr>
         <w:spacing w:after="240"/>
-        <w:jc w:val="center"/>
       </w:pPr>
       <w:r>
         <w:rPr>
           <w:noProof/>
         </w:rPr>
         <w:drawing>
-          <wp:inline distT="0" distB="0" distL="0" distR="0" wp14:anchorId="7240C5E9" wp14:editId="39F573C1">
+          <wp:anchor distT="0" distB="0" distL="114300" distR="114300" simplePos="0" relativeHeight="251658240" behindDoc="0" locked="0" layoutInCell="1" allowOverlap="1" wp14:anchorId="7240C5E9" wp14:editId="4B78720C">
+            <wp:simplePos x="0" y="0"/>
+            <wp:positionH relativeFrom="column">
+              <wp:posOffset>1997075</wp:posOffset>
+            </wp:positionH>
+            <wp:positionV relativeFrom="paragraph">
+              <wp:posOffset>7620</wp:posOffset>
+            </wp:positionV>
             <wp:extent cx="1944000" cy="1836933"/>
             <wp:effectExtent l="0" t="0" r="0" b="0"/>
+            <wp:wrapSquare wrapText="bothSides"/>
             <wp:docPr id="1" name="Picture 1"/>
             <wp:cNvGraphicFramePr>
               <a:graphicFrameLocks xmlns:a="http://schemas.openxmlformats.org/drawingml/2006/main" noChangeAspect="1"/>
@@ -91,8 +98,11 @@
                 </pic:pic>
               </a:graphicData>
             </a:graphic>
-          </wp:inline>
+          </wp:anchor>
         </w:drawing>
+      </w:r>
+      <w:r>
+        <w:br w:type="textWrapping" w:clear="all"/>
       </w:r>
     </w:p>
     <w:p>
@@ -1062,11 +1072,6 @@
     <w:p/>
     <w:p>
       <w:pPr>
-        <w:jc w:val="center"/>
-      </w:pPr>
-    </w:p>
-    <w:p>
-      <w:pPr>
         <w:spacing w:before="80" w:after="0"/>
         <w:jc w:val="center"/>
       </w:pPr>
@@ -1123,7 +1128,7 @@
     </w:p>
     <w:p>
       <w:pPr>
-        <w:pStyle w:val="TOC1"/>
+        <w:pStyle w:val="Mucluc1"/>
         <w:tabs>
           <w:tab w:val="right" w:leader="dot" w:pos="9345"/>
         </w:tabs>
@@ -1133,7 +1138,6 @@
           <w:kern w:val="2"/>
           <w:sz w:val="24"/>
           <w:szCs w:val="24"/>
-          <w:lang w:val="vi-VN" w:eastAsia="vi-VN"/>
           <w14:ligatures w14:val="standardContextual"/>
         </w:rPr>
       </w:pPr>
@@ -1146,10 +1150,10 @@
       <w:r>
         <w:fldChar w:fldCharType="separate"/>
       </w:r>
-      <w:hyperlink w:anchor="_Toc240413412" w:history="1">
+      <w:hyperlink w:anchor="_Toc240464627" w:history="1">
         <w:r>
           <w:rPr>
-            <w:rStyle w:val="Hyperlink"/>
+            <w:rStyle w:val="Siuktni"/>
             <w:noProof/>
           </w:rPr>
           <w:t>A. Pha lấy yêu cầu</w:t>
@@ -1173,7 +1177,7 @@
             <w:noProof/>
             <w:webHidden/>
           </w:rPr>
-          <w:instrText xml:space="preserve"> PAGEREF _Toc240413412 \h </w:instrText>
+          <w:instrText xml:space="preserve"> PAGEREF _Toc240464627 \h </w:instrText>
         </w:r>
         <w:r>
           <w:rPr>
@@ -1206,7 +1210,7 @@
     </w:p>
     <w:p>
       <w:pPr>
-        <w:pStyle w:val="TOC1"/>
+        <w:pStyle w:val="Mucluc1"/>
         <w:tabs>
           <w:tab w:val="right" w:leader="dot" w:pos="9345"/>
         </w:tabs>
@@ -1216,14 +1220,13 @@
           <w:kern w:val="2"/>
           <w:sz w:val="24"/>
           <w:szCs w:val="24"/>
-          <w:lang w:val="vi-VN" w:eastAsia="vi-VN"/>
           <w14:ligatures w14:val="standardContextual"/>
         </w:rPr>
       </w:pPr>
-      <w:hyperlink w:anchor="_Toc240413413" w:history="1">
+      <w:hyperlink w:anchor="_Toc240464628" w:history="1">
         <w:r>
           <w:rPr>
-            <w:rStyle w:val="Hyperlink"/>
+            <w:rStyle w:val="Siuktni"/>
             <w:noProof/>
           </w:rPr>
           <w:t>I. Mô tả hệ thống bằng ngôn ngữ tự nhiên</w:t>
@@ -1247,7 +1250,7 @@
             <w:noProof/>
             <w:webHidden/>
           </w:rPr>
-          <w:instrText xml:space="preserve"> PAGEREF _Toc240413413 \h </w:instrText>
+          <w:instrText xml:space="preserve"> PAGEREF _Toc240464628 \h </w:instrText>
         </w:r>
         <w:r>
           <w:rPr>
@@ -1280,7 +1283,7 @@
     </w:p>
     <w:p>
       <w:pPr>
-        <w:pStyle w:val="TOC2"/>
+        <w:pStyle w:val="Mucluc2"/>
         <w:tabs>
           <w:tab w:val="right" w:leader="dot" w:pos="9345"/>
         </w:tabs>
@@ -1290,14 +1293,13 @@
           <w:kern w:val="2"/>
           <w:sz w:val="24"/>
           <w:szCs w:val="24"/>
-          <w:lang w:val="vi-VN" w:eastAsia="vi-VN"/>
           <w14:ligatures w14:val="standardContextual"/>
         </w:rPr>
       </w:pPr>
-      <w:hyperlink w:anchor="_Toc240413414" w:history="1">
+      <w:hyperlink w:anchor="_Toc240464629" w:history="1">
         <w:r>
           <w:rPr>
-            <w:rStyle w:val="Hyperlink"/>
+            <w:rStyle w:val="Siuktni"/>
             <w:noProof/>
           </w:rPr>
           <w:t>1. Mục đích hệ thống</w:t>
@@ -1321,7 +1323,7 @@
             <w:noProof/>
             <w:webHidden/>
           </w:rPr>
-          <w:instrText xml:space="preserve"> PAGEREF _Toc240413414 \h </w:instrText>
+          <w:instrText xml:space="preserve"> PAGEREF _Toc240464629 \h </w:instrText>
         </w:r>
         <w:r>
           <w:rPr>
@@ -1354,7 +1356,7 @@
     </w:p>
     <w:p>
       <w:pPr>
-        <w:pStyle w:val="TOC2"/>
+        <w:pStyle w:val="Mucluc2"/>
         <w:tabs>
           <w:tab w:val="right" w:leader="dot" w:pos="9345"/>
         </w:tabs>
@@ -1364,14 +1366,13 @@
           <w:kern w:val="2"/>
           <w:sz w:val="24"/>
           <w:szCs w:val="24"/>
-          <w:lang w:val="vi-VN" w:eastAsia="vi-VN"/>
           <w14:ligatures w14:val="standardContextual"/>
         </w:rPr>
       </w:pPr>
-      <w:hyperlink w:anchor="_Toc240413415" w:history="1">
+      <w:hyperlink w:anchor="_Toc240464630" w:history="1">
         <w:r>
           <w:rPr>
-            <w:rStyle w:val="Hyperlink"/>
+            <w:rStyle w:val="Siuktni"/>
             <w:noProof/>
           </w:rPr>
           <w:t>2. Phạm vi hệ thống</w:t>
@@ -1395,7 +1396,7 @@
             <w:noProof/>
             <w:webHidden/>
           </w:rPr>
-          <w:instrText xml:space="preserve"> PAGEREF _Toc240413415 \h </w:instrText>
+          <w:instrText xml:space="preserve"> PAGEREF _Toc240464630 \h </w:instrText>
         </w:r>
         <w:r>
           <w:rPr>
@@ -1428,7 +1429,7 @@
     </w:p>
     <w:p>
       <w:pPr>
-        <w:pStyle w:val="TOC2"/>
+        <w:pStyle w:val="Mucluc2"/>
         <w:tabs>
           <w:tab w:val="right" w:leader="dot" w:pos="9345"/>
         </w:tabs>
@@ -1438,14 +1439,13 @@
           <w:kern w:val="2"/>
           <w:sz w:val="24"/>
           <w:szCs w:val="24"/>
-          <w:lang w:val="vi-VN" w:eastAsia="vi-VN"/>
           <w14:ligatures w14:val="standardContextual"/>
         </w:rPr>
       </w:pPr>
-      <w:hyperlink w:anchor="_Toc240413416" w:history="1">
+      <w:hyperlink w:anchor="_Toc240464631" w:history="1">
         <w:r>
           <w:rPr>
-            <w:rStyle w:val="Hyperlink"/>
+            <w:rStyle w:val="Siuktni"/>
             <w:noProof/>
           </w:rPr>
           <w:t>3. Hoạt động nghiệp vụ của các chức năng</w:t>
@@ -1469,7 +1469,7 @@
             <w:noProof/>
             <w:webHidden/>
           </w:rPr>
-          <w:instrText xml:space="preserve"> PAGEREF _Toc240413416 \h </w:instrText>
+          <w:instrText xml:space="preserve"> PAGEREF _Toc240464631 \h </w:instrText>
         </w:r>
         <w:r>
           <w:rPr>
@@ -1502,7 +1502,7 @@
     </w:p>
     <w:p>
       <w:pPr>
-        <w:pStyle w:val="TOC3"/>
+        <w:pStyle w:val="Mucluc3"/>
         <w:tabs>
           <w:tab w:val="right" w:leader="dot" w:pos="9345"/>
         </w:tabs>
@@ -1512,14 +1512,13 @@
           <w:kern w:val="2"/>
           <w:sz w:val="24"/>
           <w:szCs w:val="24"/>
-          <w:lang w:val="vi-VN" w:eastAsia="vi-VN"/>
           <w14:ligatures w14:val="standardContextual"/>
         </w:rPr>
       </w:pPr>
-      <w:hyperlink w:anchor="_Toc240413417" w:history="1">
+      <w:hyperlink w:anchor="_Toc240464632" w:history="1">
         <w:r>
           <w:rPr>
-            <w:rStyle w:val="Hyperlink"/>
+            <w:rStyle w:val="Siuktni"/>
             <w:noProof/>
           </w:rPr>
           <w:t>a. Tiếp nhận xe của khách và chọn dịch vụ/phụ tùng</w:t>
@@ -1543,7 +1542,7 @@
             <w:noProof/>
             <w:webHidden/>
           </w:rPr>
-          <w:instrText xml:space="preserve"> PAGEREF _Toc240413417 \h </w:instrText>
+          <w:instrText xml:space="preserve"> PAGEREF _Toc240464632 \h </w:instrText>
         </w:r>
         <w:r>
           <w:rPr>
@@ -1576,7 +1575,7 @@
     </w:p>
     <w:p>
       <w:pPr>
-        <w:pStyle w:val="TOC3"/>
+        <w:pStyle w:val="Mucluc3"/>
         <w:tabs>
           <w:tab w:val="right" w:leader="dot" w:pos="9345"/>
         </w:tabs>
@@ -1586,14 +1585,13 @@
           <w:kern w:val="2"/>
           <w:sz w:val="24"/>
           <w:szCs w:val="24"/>
-          <w:lang w:val="vi-VN" w:eastAsia="vi-VN"/>
           <w14:ligatures w14:val="standardContextual"/>
         </w:rPr>
       </w:pPr>
-      <w:hyperlink w:anchor="_Toc240413418" w:history="1">
+      <w:hyperlink w:anchor="_Toc240464633" w:history="1">
         <w:r>
           <w:rPr>
-            <w:rStyle w:val="Hyperlink"/>
+            <w:rStyle w:val="Siuktni"/>
             <w:noProof/>
           </w:rPr>
           <w:t>b. Phân công nhân viên phục vụ</w:t>
@@ -1617,7 +1615,7 @@
             <w:noProof/>
             <w:webHidden/>
           </w:rPr>
-          <w:instrText xml:space="preserve"> PAGEREF _Toc240413418 \h </w:instrText>
+          <w:instrText xml:space="preserve"> PAGEREF _Toc240464633 \h </w:instrText>
         </w:r>
         <w:r>
           <w:rPr>
@@ -1650,7 +1648,7 @@
     </w:p>
     <w:p>
       <w:pPr>
-        <w:pStyle w:val="TOC3"/>
+        <w:pStyle w:val="Mucluc3"/>
         <w:tabs>
           <w:tab w:val="right" w:leader="dot" w:pos="9345"/>
         </w:tabs>
@@ -1660,14 +1658,13 @@
           <w:kern w:val="2"/>
           <w:sz w:val="24"/>
           <w:szCs w:val="24"/>
-          <w:lang w:val="vi-VN" w:eastAsia="vi-VN"/>
           <w14:ligatures w14:val="standardContextual"/>
         </w:rPr>
       </w:pPr>
-      <w:hyperlink w:anchor="_Toc240413419" w:history="1">
+      <w:hyperlink w:anchor="_Toc240464634" w:history="1">
         <w:r>
           <w:rPr>
-            <w:rStyle w:val="Hyperlink"/>
+            <w:rStyle w:val="Siuktni"/>
             <w:noProof/>
           </w:rPr>
           <w:t>c. Tính công trả lương cho nhân viên phục vụ theo tháng</w:t>
@@ -1691,7 +1688,7 @@
             <w:noProof/>
             <w:webHidden/>
           </w:rPr>
-          <w:instrText xml:space="preserve"> PAGEREF _Toc240413419 \h </w:instrText>
+          <w:instrText xml:space="preserve"> PAGEREF _Toc240464634 \h </w:instrText>
         </w:r>
         <w:r>
           <w:rPr>
@@ -1724,7 +1721,7 @@
     </w:p>
     <w:p>
       <w:pPr>
-        <w:pStyle w:val="TOC2"/>
+        <w:pStyle w:val="Mucluc2"/>
         <w:tabs>
           <w:tab w:val="right" w:leader="dot" w:pos="9345"/>
         </w:tabs>
@@ -1734,14 +1731,13 @@
           <w:kern w:val="2"/>
           <w:sz w:val="24"/>
           <w:szCs w:val="24"/>
-          <w:lang w:val="vi-VN" w:eastAsia="vi-VN"/>
           <w14:ligatures w14:val="standardContextual"/>
         </w:rPr>
       </w:pPr>
-      <w:hyperlink w:anchor="_Toc240413420" w:history="1">
+      <w:hyperlink w:anchor="_Toc240464635" w:history="1">
         <w:r>
           <w:rPr>
-            <w:rStyle w:val="Hyperlink"/>
+            <w:rStyle w:val="Siuktni"/>
             <w:noProof/>
           </w:rPr>
           <w:t>4. Thông tin các đối tượng cần xử lý, quản lý</w:t>
@@ -1765,7 +1761,7 @@
             <w:noProof/>
             <w:webHidden/>
           </w:rPr>
-          <w:instrText xml:space="preserve"> PAGEREF _Toc240413420 \h </w:instrText>
+          <w:instrText xml:space="preserve"> PAGEREF _Toc240464635 \h </w:instrText>
         </w:r>
         <w:r>
           <w:rPr>
@@ -1798,7 +1794,7 @@
     </w:p>
     <w:p>
       <w:pPr>
-        <w:pStyle w:val="TOC2"/>
+        <w:pStyle w:val="Mucluc2"/>
         <w:tabs>
           <w:tab w:val="right" w:leader="dot" w:pos="9345"/>
         </w:tabs>
@@ -1808,14 +1804,13 @@
           <w:kern w:val="2"/>
           <w:sz w:val="24"/>
           <w:szCs w:val="24"/>
-          <w:lang w:val="vi-VN" w:eastAsia="vi-VN"/>
           <w14:ligatures w14:val="standardContextual"/>
         </w:rPr>
       </w:pPr>
-      <w:hyperlink w:anchor="_Toc240413421" w:history="1">
+      <w:hyperlink w:anchor="_Toc240464636" w:history="1">
         <w:r>
           <w:rPr>
-            <w:rStyle w:val="Hyperlink"/>
+            <w:rStyle w:val="Siuktni"/>
             <w:noProof/>
           </w:rPr>
           <w:t>5. Quan hệ giữa các đối tượng</w:t>
@@ -1839,7 +1834,7 @@
             <w:noProof/>
             <w:webHidden/>
           </w:rPr>
-          <w:instrText xml:space="preserve"> PAGEREF _Toc240413421 \h </w:instrText>
+          <w:instrText xml:space="preserve"> PAGEREF _Toc240464636 \h </w:instrText>
         </w:r>
         <w:r>
           <w:rPr>
@@ -1872,7 +1867,7 @@
     </w:p>
     <w:p>
       <w:pPr>
-        <w:pStyle w:val="TOC1"/>
+        <w:pStyle w:val="Mucluc1"/>
         <w:tabs>
           <w:tab w:val="right" w:leader="dot" w:pos="9345"/>
         </w:tabs>
@@ -1882,14 +1877,13 @@
           <w:kern w:val="2"/>
           <w:sz w:val="24"/>
           <w:szCs w:val="24"/>
-          <w:lang w:val="vi-VN" w:eastAsia="vi-VN"/>
           <w14:ligatures w14:val="standardContextual"/>
         </w:rPr>
       </w:pPr>
-      <w:hyperlink w:anchor="_Toc240413422" w:history="1">
+      <w:hyperlink w:anchor="_Toc240464637" w:history="1">
         <w:r>
           <w:rPr>
-            <w:rStyle w:val="Hyperlink"/>
+            <w:rStyle w:val="Siuktni"/>
             <w:noProof/>
           </w:rPr>
           <w:t>II. Mô tả module bằng ngôn ngữ UML</w:t>
@@ -1913,7 +1907,7 @@
             <w:noProof/>
             <w:webHidden/>
           </w:rPr>
-          <w:instrText xml:space="preserve"> PAGEREF _Toc240413422 \h </w:instrText>
+          <w:instrText xml:space="preserve"> PAGEREF _Toc240464637 \h </w:instrText>
         </w:r>
         <w:r>
           <w:rPr>
@@ -1946,7 +1940,7 @@
     </w:p>
     <w:p>
       <w:pPr>
-        <w:pStyle w:val="TOC2"/>
+        <w:pStyle w:val="Mucluc2"/>
         <w:tabs>
           <w:tab w:val="right" w:leader="dot" w:pos="9345"/>
         </w:tabs>
@@ -1956,14 +1950,13 @@
           <w:kern w:val="2"/>
           <w:sz w:val="24"/>
           <w:szCs w:val="24"/>
-          <w:lang w:val="vi-VN" w:eastAsia="vi-VN"/>
           <w14:ligatures w14:val="standardContextual"/>
         </w:rPr>
       </w:pPr>
-      <w:hyperlink w:anchor="_Toc240413423" w:history="1">
+      <w:hyperlink w:anchor="_Toc240464638" w:history="1">
         <w:r>
           <w:rPr>
-            <w:rStyle w:val="Hyperlink"/>
+            <w:rStyle w:val="Siuktni"/>
             <w:noProof/>
           </w:rPr>
           <w:t>1. Use case tổng quan của module</w:t>
@@ -1987,7 +1980,7 @@
             <w:noProof/>
             <w:webHidden/>
           </w:rPr>
-          <w:instrText xml:space="preserve"> PAGEREF _Toc240413423 \h </w:instrText>
+          <w:instrText xml:space="preserve"> PAGEREF _Toc240464638 \h </w:instrText>
         </w:r>
         <w:r>
           <w:rPr>
@@ -2020,7 +2013,7 @@
     </w:p>
     <w:p>
       <w:pPr>
-        <w:pStyle w:val="TOC2"/>
+        <w:pStyle w:val="Mucluc2"/>
         <w:tabs>
           <w:tab w:val="right" w:leader="dot" w:pos="9345"/>
         </w:tabs>
@@ -2030,14 +2023,13 @@
           <w:kern w:val="2"/>
           <w:sz w:val="24"/>
           <w:szCs w:val="24"/>
-          <w:lang w:val="vi-VN" w:eastAsia="vi-VN"/>
           <w14:ligatures w14:val="standardContextual"/>
         </w:rPr>
       </w:pPr>
-      <w:hyperlink w:anchor="_Toc240413424" w:history="1">
+      <w:hyperlink w:anchor="_Toc240464639" w:history="1">
         <w:r>
           <w:rPr>
-            <w:rStyle w:val="Hyperlink"/>
+            <w:rStyle w:val="Siuktni"/>
             <w:noProof/>
           </w:rPr>
           <w:t>2. Use case chi tiết của từng chức năng</w:t>
@@ -2061,7 +2053,7 @@
             <w:noProof/>
             <w:webHidden/>
           </w:rPr>
-          <w:instrText xml:space="preserve"> PAGEREF _Toc240413424 \h </w:instrText>
+          <w:instrText xml:space="preserve"> PAGEREF _Toc240464639 \h </w:instrText>
         </w:r>
         <w:r>
           <w:rPr>
@@ -2094,7 +2086,7 @@
     </w:p>
     <w:p>
       <w:pPr>
-        <w:pStyle w:val="TOC3"/>
+        <w:pStyle w:val="Mucluc3"/>
         <w:tabs>
           <w:tab w:val="right" w:leader="dot" w:pos="9345"/>
         </w:tabs>
@@ -2104,14 +2096,13 @@
           <w:kern w:val="2"/>
           <w:sz w:val="24"/>
           <w:szCs w:val="24"/>
-          <w:lang w:val="vi-VN" w:eastAsia="vi-VN"/>
           <w14:ligatures w14:val="standardContextual"/>
         </w:rPr>
       </w:pPr>
-      <w:hyperlink w:anchor="_Toc240413425" w:history="1">
+      <w:hyperlink w:anchor="_Toc240464640" w:history="1">
         <w:r>
           <w:rPr>
-            <w:rStyle w:val="Hyperlink"/>
+            <w:rStyle w:val="Siuktni"/>
             <w:noProof/>
           </w:rPr>
           <w:t>a. Use case chi tiết của Tiếp nhận xe và chọn dịch vụ/phụ tùng</w:t>
@@ -2135,7 +2126,7 @@
             <w:noProof/>
             <w:webHidden/>
           </w:rPr>
-          <w:instrText xml:space="preserve"> PAGEREF _Toc240413425 \h </w:instrText>
+          <w:instrText xml:space="preserve"> PAGEREF _Toc240464640 \h </w:instrText>
         </w:r>
         <w:r>
           <w:rPr>
@@ -2168,7 +2159,7 @@
     </w:p>
     <w:p>
       <w:pPr>
-        <w:pStyle w:val="TOC3"/>
+        <w:pStyle w:val="Mucluc3"/>
         <w:tabs>
           <w:tab w:val="right" w:leader="dot" w:pos="9345"/>
         </w:tabs>
@@ -2178,14 +2169,13 @@
           <w:kern w:val="2"/>
           <w:sz w:val="24"/>
           <w:szCs w:val="24"/>
-          <w:lang w:val="vi-VN" w:eastAsia="vi-VN"/>
           <w14:ligatures w14:val="standardContextual"/>
         </w:rPr>
       </w:pPr>
-      <w:hyperlink w:anchor="_Toc240413426" w:history="1">
+      <w:hyperlink w:anchor="_Toc240464641" w:history="1">
         <w:r>
           <w:rPr>
-            <w:rStyle w:val="Hyperlink"/>
+            <w:rStyle w:val="Siuktni"/>
             <w:noProof/>
           </w:rPr>
           <w:t>b. Use case chi tiết của Phân công nhân viên phục vụ</w:t>
@@ -2209,7 +2199,7 @@
             <w:noProof/>
             <w:webHidden/>
           </w:rPr>
-          <w:instrText xml:space="preserve"> PAGEREF _Toc240413426 \h </w:instrText>
+          <w:instrText xml:space="preserve"> PAGEREF _Toc240464641 \h </w:instrText>
         </w:r>
         <w:r>
           <w:rPr>
@@ -2242,7 +2232,7 @@
     </w:p>
     <w:p>
       <w:pPr>
-        <w:pStyle w:val="TOC3"/>
+        <w:pStyle w:val="Mucluc3"/>
         <w:tabs>
           <w:tab w:val="right" w:leader="dot" w:pos="9345"/>
         </w:tabs>
@@ -2252,14 +2242,13 @@
           <w:kern w:val="2"/>
           <w:sz w:val="24"/>
           <w:szCs w:val="24"/>
-          <w:lang w:val="vi-VN" w:eastAsia="vi-VN"/>
           <w14:ligatures w14:val="standardContextual"/>
         </w:rPr>
       </w:pPr>
-      <w:hyperlink w:anchor="_Toc240413427" w:history="1">
+      <w:hyperlink w:anchor="_Toc240464642" w:history="1">
         <w:r>
           <w:rPr>
-            <w:rStyle w:val="Hyperlink"/>
+            <w:rStyle w:val="Siuktni"/>
             <w:noProof/>
           </w:rPr>
           <w:t>c. Use case chi tiết của Tính lương nhân viên phục vụ</w:t>
@@ -2283,7 +2272,7 @@
             <w:noProof/>
             <w:webHidden/>
           </w:rPr>
-          <w:instrText xml:space="preserve"> PAGEREF _Toc240413427 \h </w:instrText>
+          <w:instrText xml:space="preserve"> PAGEREF _Toc240464642 \h </w:instrText>
         </w:r>
         <w:r>
           <w:rPr>
@@ -2316,7 +2305,7 @@
     </w:p>
     <w:p>
       <w:pPr>
-        <w:pStyle w:val="TOC1"/>
+        <w:pStyle w:val="Mucluc1"/>
         <w:tabs>
           <w:tab w:val="right" w:leader="dot" w:pos="9345"/>
         </w:tabs>
@@ -2326,14 +2315,13 @@
           <w:kern w:val="2"/>
           <w:sz w:val="24"/>
           <w:szCs w:val="24"/>
-          <w:lang w:val="vi-VN" w:eastAsia="vi-VN"/>
           <w14:ligatures w14:val="standardContextual"/>
         </w:rPr>
       </w:pPr>
-      <w:hyperlink w:anchor="_Toc240413428" w:history="1">
+      <w:hyperlink w:anchor="_Toc240464643" w:history="1">
         <w:r>
           <w:rPr>
-            <w:rStyle w:val="Hyperlink"/>
+            <w:rStyle w:val="Siuktni"/>
             <w:rFonts w:cs="Times New Roman"/>
             <w:noProof/>
           </w:rPr>
@@ -2358,7 +2346,7 @@
             <w:noProof/>
             <w:webHidden/>
           </w:rPr>
-          <w:instrText xml:space="preserve"> PAGEREF _Toc240413428 \h </w:instrText>
+          <w:instrText xml:space="preserve"> PAGEREF _Toc240464643 \h </w:instrText>
         </w:r>
         <w:r>
           <w:rPr>
@@ -2391,7 +2379,7 @@
     </w:p>
     <w:p>
       <w:pPr>
-        <w:pStyle w:val="TOC1"/>
+        <w:pStyle w:val="Mucluc1"/>
         <w:tabs>
           <w:tab w:val="right" w:leader="dot" w:pos="9345"/>
         </w:tabs>
@@ -2401,14 +2389,13 @@
           <w:kern w:val="2"/>
           <w:sz w:val="24"/>
           <w:szCs w:val="24"/>
-          <w:lang w:val="vi-VN" w:eastAsia="vi-VN"/>
           <w14:ligatures w14:val="standardContextual"/>
         </w:rPr>
       </w:pPr>
-      <w:hyperlink w:anchor="_Toc240413429" w:history="1">
+      <w:hyperlink w:anchor="_Toc240464644" w:history="1">
         <w:r>
           <w:rPr>
-            <w:rStyle w:val="Hyperlink"/>
+            <w:rStyle w:val="Siuktni"/>
             <w:rFonts w:cs="Times New Roman"/>
             <w:noProof/>
           </w:rPr>
@@ -2433,7 +2420,7 @@
             <w:noProof/>
             <w:webHidden/>
           </w:rPr>
-          <w:instrText xml:space="preserve"> PAGEREF _Toc240413429 \h </w:instrText>
+          <w:instrText xml:space="preserve"> PAGEREF _Toc240464644 \h </w:instrText>
         </w:r>
         <w:r>
           <w:rPr>
@@ -2466,7 +2453,7 @@
     </w:p>
     <w:p>
       <w:pPr>
-        <w:pStyle w:val="TOC2"/>
+        <w:pStyle w:val="Mucluc2"/>
         <w:tabs>
           <w:tab w:val="right" w:leader="dot" w:pos="9345"/>
         </w:tabs>
@@ -2476,14 +2463,13 @@
           <w:kern w:val="2"/>
           <w:sz w:val="24"/>
           <w:szCs w:val="24"/>
-          <w:lang w:val="vi-VN" w:eastAsia="vi-VN"/>
           <w14:ligatures w14:val="standardContextual"/>
         </w:rPr>
       </w:pPr>
-      <w:hyperlink w:anchor="_Toc240413430" w:history="1">
+      <w:hyperlink w:anchor="_Toc240464645" w:history="1">
         <w:r>
           <w:rPr>
-            <w:rStyle w:val="Hyperlink"/>
+            <w:rStyle w:val="Siuktni"/>
             <w:rFonts w:cs="Times New Roman"/>
             <w:noProof/>
           </w:rPr>
@@ -2508,7 +2494,7 @@
             <w:noProof/>
             <w:webHidden/>
           </w:rPr>
-          <w:instrText xml:space="preserve"> PAGEREF _Toc240413430 \h </w:instrText>
+          <w:instrText xml:space="preserve"> PAGEREF _Toc240464645 \h </w:instrText>
         </w:r>
         <w:r>
           <w:rPr>
@@ -2541,7 +2527,7 @@
     </w:p>
     <w:p>
       <w:pPr>
-        <w:pStyle w:val="TOC2"/>
+        <w:pStyle w:val="Mucluc2"/>
         <w:tabs>
           <w:tab w:val="right" w:leader="dot" w:pos="9345"/>
         </w:tabs>
@@ -2551,14 +2537,13 @@
           <w:kern w:val="2"/>
           <w:sz w:val="24"/>
           <w:szCs w:val="24"/>
-          <w:lang w:val="vi-VN" w:eastAsia="vi-VN"/>
           <w14:ligatures w14:val="standardContextual"/>
         </w:rPr>
       </w:pPr>
-      <w:hyperlink w:anchor="_Toc240413431" w:history="1">
+      <w:hyperlink w:anchor="_Toc240464646" w:history="1">
         <w:r>
           <w:rPr>
-            <w:rStyle w:val="Hyperlink"/>
+            <w:rStyle w:val="Siuktni"/>
             <w:rFonts w:cs="Times New Roman"/>
             <w:noProof/>
           </w:rPr>
@@ -2583,7 +2568,7 @@
             <w:noProof/>
             <w:webHidden/>
           </w:rPr>
-          <w:instrText xml:space="preserve"> PAGEREF _Toc240413431 \h </w:instrText>
+          <w:instrText xml:space="preserve"> PAGEREF _Toc240464646 \h </w:instrText>
         </w:r>
         <w:r>
           <w:rPr>
@@ -2616,7 +2601,7 @@
     </w:p>
     <w:p>
       <w:pPr>
-        <w:pStyle w:val="TOC2"/>
+        <w:pStyle w:val="Mucluc2"/>
         <w:tabs>
           <w:tab w:val="right" w:leader="dot" w:pos="9345"/>
         </w:tabs>
@@ -2626,14 +2611,13 @@
           <w:kern w:val="2"/>
           <w:sz w:val="24"/>
           <w:szCs w:val="24"/>
-          <w:lang w:val="vi-VN" w:eastAsia="vi-VN"/>
           <w14:ligatures w14:val="standardContextual"/>
         </w:rPr>
       </w:pPr>
-      <w:hyperlink w:anchor="_Toc240413432" w:history="1">
+      <w:hyperlink w:anchor="_Toc240464647" w:history="1">
         <w:r>
           <w:rPr>
-            <w:rStyle w:val="Hyperlink"/>
+            <w:rStyle w:val="Siuktni"/>
             <w:rFonts w:cs="Times New Roman"/>
             <w:noProof/>
           </w:rPr>
@@ -2658,7 +2642,7 @@
             <w:noProof/>
             <w:webHidden/>
           </w:rPr>
-          <w:instrText xml:space="preserve"> PAGEREF _Toc240413432 \h </w:instrText>
+          <w:instrText xml:space="preserve"> PAGEREF _Toc240464647 \h </w:instrText>
         </w:r>
         <w:r>
           <w:rPr>
@@ -2691,6 +2675,154 @@
     </w:p>
     <w:p>
       <w:pPr>
+        <w:pStyle w:val="Mucluc1"/>
+        <w:tabs>
+          <w:tab w:val="right" w:leader="dot" w:pos="9345"/>
+        </w:tabs>
+        <w:rPr>
+          <w:rFonts w:asciiTheme="minorHAnsi" w:eastAsiaTheme="minorEastAsia" w:hAnsiTheme="minorHAnsi"/>
+          <w:noProof/>
+          <w:kern w:val="2"/>
+          <w:sz w:val="24"/>
+          <w:szCs w:val="24"/>
+          <w14:ligatures w14:val="standardContextual"/>
+        </w:rPr>
+      </w:pPr>
+      <w:hyperlink w:anchor="_Toc240464648" w:history="1">
+        <w:r>
+          <w:rPr>
+            <w:rStyle w:val="Siuktni"/>
+            <w:rFonts w:cs="Times New Roman"/>
+            <w:noProof/>
+          </w:rPr>
+          <w:t>II. Biểu đồ trạng thái của 3 chức năng</w:t>
+        </w:r>
+        <w:r>
+          <w:rPr>
+            <w:noProof/>
+            <w:webHidden/>
+          </w:rPr>
+          <w:tab/>
+        </w:r>
+        <w:r>
+          <w:rPr>
+            <w:noProof/>
+            <w:webHidden/>
+          </w:rPr>
+          <w:fldChar w:fldCharType="begin"/>
+        </w:r>
+        <w:r>
+          <w:rPr>
+            <w:noProof/>
+            <w:webHidden/>
+          </w:rPr>
+          <w:instrText xml:space="preserve"> PAGEREF _Toc240464648 \h </w:instrText>
+        </w:r>
+        <w:r>
+          <w:rPr>
+            <w:noProof/>
+            <w:webHidden/>
+          </w:rPr>
+        </w:r>
+        <w:r>
+          <w:rPr>
+            <w:noProof/>
+            <w:webHidden/>
+          </w:rPr>
+          <w:fldChar w:fldCharType="separate"/>
+        </w:r>
+        <w:r>
+          <w:rPr>
+            <w:noProof/>
+            <w:webHidden/>
+          </w:rPr>
+          <w:t>16</w:t>
+        </w:r>
+        <w:r>
+          <w:rPr>
+            <w:noProof/>
+            <w:webHidden/>
+          </w:rPr>
+          <w:fldChar w:fldCharType="end"/>
+        </w:r>
+      </w:hyperlink>
+    </w:p>
+    <w:p>
+      <w:pPr>
+        <w:pStyle w:val="Mucluc2"/>
+        <w:tabs>
+          <w:tab w:val="right" w:leader="dot" w:pos="9345"/>
+        </w:tabs>
+        <w:rPr>
+          <w:rFonts w:asciiTheme="minorHAnsi" w:eastAsiaTheme="minorEastAsia" w:hAnsiTheme="minorHAnsi"/>
+          <w:noProof/>
+          <w:kern w:val="2"/>
+          <w:sz w:val="24"/>
+          <w:szCs w:val="24"/>
+          <w14:ligatures w14:val="standardContextual"/>
+        </w:rPr>
+      </w:pPr>
+      <w:hyperlink w:anchor="_Toc240464649" w:history="1">
+        <w:r>
+          <w:rPr>
+            <w:rStyle w:val="Siuktni"/>
+            <w:rFonts w:cs="Times New Roman"/>
+            <w:noProof/>
+          </w:rPr>
+          <w:t>1. Chức năng tiếp nhận xe và chọn dịch vụ/phụ tùng</w:t>
+        </w:r>
+        <w:r>
+          <w:rPr>
+            <w:noProof/>
+            <w:webHidden/>
+          </w:rPr>
+          <w:tab/>
+        </w:r>
+        <w:r>
+          <w:rPr>
+            <w:noProof/>
+            <w:webHidden/>
+          </w:rPr>
+          <w:fldChar w:fldCharType="begin"/>
+        </w:r>
+        <w:r>
+          <w:rPr>
+            <w:noProof/>
+            <w:webHidden/>
+          </w:rPr>
+          <w:instrText xml:space="preserve"> PAGEREF _Toc240464649 \h </w:instrText>
+        </w:r>
+        <w:r>
+          <w:rPr>
+            <w:noProof/>
+            <w:webHidden/>
+          </w:rPr>
+        </w:r>
+        <w:r>
+          <w:rPr>
+            <w:noProof/>
+            <w:webHidden/>
+          </w:rPr>
+          <w:fldChar w:fldCharType="separate"/>
+        </w:r>
+        <w:r>
+          <w:rPr>
+            <w:noProof/>
+            <w:webHidden/>
+          </w:rPr>
+          <w:t>16</w:t>
+        </w:r>
+        <w:r>
+          <w:rPr>
+            <w:noProof/>
+            <w:webHidden/>
+          </w:rPr>
+          <w:fldChar w:fldCharType="end"/>
+        </w:r>
+      </w:hyperlink>
+    </w:p>
+    <w:p>
+      <w:pPr>
         <w:sectPr>
           <w:pgSz w:w="11906" w:h="16838"/>
           <w:pgMar w:top="1020" w:right="1134" w:bottom="1020" w:left="1417" w:header="720" w:footer="720" w:gutter="0"/>
@@ -2704,13 +2836,13 @@
     </w:p>
     <w:p>
       <w:pPr>
-        <w:pStyle w:val="Heading1"/>
+        <w:pStyle w:val="u1"/>
         <w:spacing w:before="240" w:after="200"/>
         <w:rPr>
           <w:rFonts w:ascii="Times New Roman" w:eastAsia="Times New Roman" w:hAnsi="Times New Roman"/>
         </w:rPr>
       </w:pPr>
-      <w:bookmarkStart w:id="0" w:name="_Toc240413412"/>
+      <w:bookmarkStart w:id="0" w:name="_Toc240464627"/>
       <w:r>
         <w:rPr>
           <w:rFonts w:ascii="Times New Roman" w:eastAsia="Times New Roman" w:hAnsi="Times New Roman"/>
@@ -2764,10 +2896,10 @@
     </w:p>
     <w:p>
       <w:pPr>
-        <w:pStyle w:val="Heading1"/>
+        <w:pStyle w:val="u1"/>
         <w:spacing w:before="240" w:after="200"/>
       </w:pPr>
-      <w:bookmarkStart w:id="1" w:name="_Toc240413413"/>
+      <w:bookmarkStart w:id="1" w:name="_Toc240464628"/>
       <w:r>
         <w:rPr>
           <w:rFonts w:ascii="Times New Roman" w:eastAsia="Times New Roman" w:hAnsi="Times New Roman"/>
@@ -2904,10 +3036,10 @@
     </w:p>
     <w:p>
       <w:pPr>
-        <w:pStyle w:val="Heading2"/>
+        <w:pStyle w:val="u2"/>
         <w:spacing w:before="160" w:after="120"/>
       </w:pPr>
-      <w:bookmarkStart w:id="2" w:name="_Toc240413414"/>
+      <w:bookmarkStart w:id="2" w:name="_Toc240464629"/>
       <w:r>
         <w:rPr>
           <w:rFonts w:ascii="Times New Roman" w:eastAsia="Times New Roman" w:hAnsi="Times New Roman"/>
@@ -3709,10 +3841,10 @@
     </w:p>
     <w:p>
       <w:pPr>
-        <w:pStyle w:val="Heading2"/>
+        <w:pStyle w:val="u2"/>
         <w:spacing w:before="160" w:after="120"/>
       </w:pPr>
-      <w:bookmarkStart w:id="3" w:name="_Toc240413415"/>
+      <w:bookmarkStart w:id="3" w:name="_Toc240464630"/>
       <w:r>
         <w:rPr>
           <w:rFonts w:ascii="Times New Roman" w:eastAsia="Times New Roman" w:hAnsi="Times New Roman"/>
@@ -5552,10 +5684,10 @@
     </w:p>
     <w:p>
       <w:pPr>
-        <w:pStyle w:val="Heading2"/>
+        <w:pStyle w:val="u2"/>
         <w:spacing w:before="160" w:after="120"/>
       </w:pPr>
-      <w:bookmarkStart w:id="4" w:name="_Toc240413416"/>
+      <w:bookmarkStart w:id="4" w:name="_Toc240464631"/>
       <w:r>
         <w:rPr>
           <w:rFonts w:ascii="Times New Roman" w:eastAsia="Times New Roman" w:hAnsi="Times New Roman"/>
@@ -5689,10 +5821,10 @@
     </w:p>
     <w:p>
       <w:pPr>
-        <w:pStyle w:val="Heading3"/>
+        <w:pStyle w:val="u3"/>
         <w:spacing w:before="160" w:after="120"/>
       </w:pPr>
-      <w:bookmarkStart w:id="5" w:name="_Toc240413417"/>
+      <w:bookmarkStart w:id="5" w:name="_Toc240464632"/>
       <w:r>
         <w:rPr>
           <w:rFonts w:ascii="Times New Roman" w:eastAsia="Times New Roman" w:hAnsi="Times New Roman"/>
@@ -7535,10 +7667,10 @@
     </w:p>
     <w:p>
       <w:pPr>
-        <w:pStyle w:val="Heading3"/>
+        <w:pStyle w:val="u3"/>
         <w:spacing w:before="160" w:after="120"/>
       </w:pPr>
-      <w:bookmarkStart w:id="6" w:name="_Toc240413418"/>
+      <w:bookmarkStart w:id="6" w:name="_Toc240464633"/>
       <w:r>
         <w:rPr>
           <w:rFonts w:ascii="Times New Roman" w:eastAsia="Times New Roman" w:hAnsi="Times New Roman"/>
@@ -8836,10 +8968,10 @@
     </w:p>
     <w:p>
       <w:pPr>
-        <w:pStyle w:val="Heading3"/>
+        <w:pStyle w:val="u3"/>
         <w:spacing w:before="160" w:after="120"/>
       </w:pPr>
-      <w:bookmarkStart w:id="7" w:name="_Toc240413419"/>
+      <w:bookmarkStart w:id="7" w:name="_Toc240464634"/>
       <w:r>
         <w:rPr>
           <w:rFonts w:ascii="Times New Roman" w:eastAsia="Times New Roman" w:hAnsi="Times New Roman"/>
@@ -10954,10 +11086,10 @@
     </w:p>
     <w:p>
       <w:pPr>
-        <w:pStyle w:val="Heading2"/>
+        <w:pStyle w:val="u2"/>
         <w:spacing w:before="160" w:after="120"/>
       </w:pPr>
-      <w:bookmarkStart w:id="8" w:name="_Toc240413420"/>
+      <w:bookmarkStart w:id="8" w:name="_Toc240464635"/>
       <w:r>
         <w:rPr>
           <w:rFonts w:ascii="Times New Roman" w:eastAsia="Times New Roman" w:hAnsi="Times New Roman"/>
@@ -12972,10 +13104,10 @@
     </w:p>
     <w:p>
       <w:pPr>
-        <w:pStyle w:val="Heading2"/>
+        <w:pStyle w:val="u2"/>
         <w:spacing w:before="160" w:after="120"/>
       </w:pPr>
-      <w:bookmarkStart w:id="9" w:name="_Toc240413421"/>
+      <w:bookmarkStart w:id="9" w:name="_Toc240464636"/>
       <w:r>
         <w:rPr>
           <w:rFonts w:ascii="Times New Roman" w:eastAsia="Times New Roman" w:hAnsi="Times New Roman"/>
@@ -14654,10 +14786,10 @@
     </w:p>
     <w:p>
       <w:pPr>
-        <w:pStyle w:val="Heading1"/>
+        <w:pStyle w:val="u1"/>
         <w:spacing w:before="240" w:after="200"/>
       </w:pPr>
-      <w:bookmarkStart w:id="10" w:name="_Toc240413422"/>
+      <w:bookmarkStart w:id="10" w:name="_Toc240464637"/>
       <w:r>
         <w:rPr>
           <w:rFonts w:ascii="Times New Roman" w:eastAsia="Times New Roman" w:hAnsi="Times New Roman"/>
@@ -14745,10 +14877,10 @@
     </w:p>
     <w:p>
       <w:pPr>
-        <w:pStyle w:val="Heading2"/>
+        <w:pStyle w:val="u2"/>
         <w:spacing w:before="160" w:after="120"/>
       </w:pPr>
-      <w:bookmarkStart w:id="11" w:name="_Toc240413423"/>
+      <w:bookmarkStart w:id="11" w:name="_Toc240464638"/>
       <w:r>
         <w:rPr>
           <w:rFonts w:ascii="Times New Roman" w:eastAsia="Times New Roman" w:hAnsi="Times New Roman"/>
@@ -15968,10 +16100,10 @@
     </w:p>
     <w:p>
       <w:pPr>
-        <w:pStyle w:val="Heading2"/>
+        <w:pStyle w:val="u2"/>
         <w:spacing w:before="160" w:after="120"/>
       </w:pPr>
-      <w:bookmarkStart w:id="12" w:name="_Toc240413424"/>
+      <w:bookmarkStart w:id="12" w:name="_Toc240464639"/>
       <w:r>
         <w:rPr>
           <w:rFonts w:ascii="Times New Roman" w:eastAsia="Times New Roman" w:hAnsi="Times New Roman"/>
@@ -16056,10 +16188,10 @@
     </w:p>
     <w:p>
       <w:pPr>
-        <w:pStyle w:val="Heading3"/>
+        <w:pStyle w:val="u3"/>
         <w:spacing w:before="160" w:after="120"/>
       </w:pPr>
-      <w:bookmarkStart w:id="13" w:name="_Toc240413425"/>
+      <w:bookmarkStart w:id="13" w:name="_Toc240464640"/>
       <w:r>
         <w:rPr>
           <w:rFonts w:ascii="Times New Roman" w:eastAsia="Times New Roman" w:hAnsi="Times New Roman"/>
@@ -18078,10 +18210,10 @@
     </w:p>
     <w:p>
       <w:pPr>
-        <w:pStyle w:val="Heading3"/>
+        <w:pStyle w:val="u3"/>
         <w:spacing w:before="160" w:after="120"/>
       </w:pPr>
-      <w:bookmarkStart w:id="14" w:name="_Toc240413426"/>
+      <w:bookmarkStart w:id="14" w:name="_Toc240464641"/>
       <w:r>
         <w:rPr>
           <w:rFonts w:ascii="Times New Roman" w:eastAsia="Times New Roman" w:hAnsi="Times New Roman"/>
@@ -19390,10 +19522,10 @@
     </w:p>
     <w:p>
       <w:pPr>
-        <w:pStyle w:val="Heading3"/>
+        <w:pStyle w:val="u3"/>
         <w:spacing w:before="160" w:after="120"/>
       </w:pPr>
-      <w:bookmarkStart w:id="15" w:name="_Toc240413427"/>
+      <w:bookmarkStart w:id="15" w:name="_Toc240464642"/>
       <w:r>
         <w:rPr>
           <w:rFonts w:ascii="Times New Roman" w:eastAsia="Times New Roman" w:hAnsi="Times New Roman"/>
@@ -21165,13 +21297,13 @@
     </w:p>
     <w:p>
       <w:pPr>
-        <w:pStyle w:val="Heading1"/>
+        <w:pStyle w:val="u1"/>
         <w:spacing w:before="240" w:after="200"/>
         <w:rPr>
           <w:rFonts w:ascii="Times New Roman" w:eastAsia="Times New Roman" w:hAnsi="Times New Roman" w:cs="Times New Roman"/>
         </w:rPr>
       </w:pPr>
-      <w:bookmarkStart w:id="16" w:name="_Toc240413428"/>
+      <w:bookmarkStart w:id="16" w:name="_Toc240464643"/>
       <w:r>
         <w:rPr>
           <w:rFonts w:ascii="Times New Roman" w:eastAsia="Times New Roman" w:hAnsi="Times New Roman" w:cs="Times New Roman"/>
@@ -21222,13 +21354,13 @@
     </w:p>
     <w:p>
       <w:pPr>
-        <w:pStyle w:val="Heading1"/>
+        <w:pStyle w:val="u1"/>
         <w:spacing w:before="240" w:after="200"/>
         <w:rPr>
           <w:rFonts w:ascii="Times New Roman" w:hAnsi="Times New Roman" w:cs="Times New Roman"/>
         </w:rPr>
       </w:pPr>
-      <w:bookmarkStart w:id="17" w:name="_Toc240413429"/>
+      <w:bookmarkStart w:id="17" w:name="_Toc240464644"/>
       <w:r>
         <w:rPr>
           <w:rFonts w:ascii="Times New Roman" w:hAnsi="Times New Roman" w:cs="Times New Roman"/>
@@ -21365,13 +21497,13 @@
     </w:p>
     <w:p>
       <w:pPr>
-        <w:pStyle w:val="Heading2"/>
+        <w:pStyle w:val="u2"/>
         <w:rPr>
           <w:rFonts w:ascii="Times New Roman" w:hAnsi="Times New Roman" w:cs="Times New Roman"/>
           <w:color w:val="000000" w:themeColor="text1"/>
         </w:rPr>
       </w:pPr>
-      <w:bookmarkStart w:id="18" w:name="_Toc240413430"/>
+      <w:bookmarkStart w:id="18" w:name="_Toc240464645"/>
       <w:r>
         <w:rPr>
           <w:rFonts w:ascii="Times New Roman" w:hAnsi="Times New Roman" w:cs="Times New Roman"/>
@@ -21528,7 +21660,7 @@
     <w:p/>
     <w:tbl>
       <w:tblPr>
-        <w:tblStyle w:val="TableGrid"/>
+        <w:tblStyle w:val="LiBang"/>
         <w:tblW w:w="0" w:type="auto"/>
         <w:tblLook w:val="04A0" w:firstRow="1" w:lastRow="0" w:firstColumn="1" w:lastColumn="0" w:noHBand="0" w:noVBand="1"/>
       </w:tblPr>
@@ -21908,7 +22040,7 @@
           </w:tcPr>
           <w:p>
             <w:pPr>
-              <w:pStyle w:val="ListParagraph"/>
+              <w:pStyle w:val="oancuaDanhsach"/>
               <w:numPr>
                 <w:ilvl w:val="0"/>
                 <w:numId w:val="10"/>
@@ -22034,7 +22166,7 @@
           </w:p>
           <w:p>
             <w:pPr>
-              <w:pStyle w:val="ListParagraph"/>
+              <w:pStyle w:val="oancuaDanhsach"/>
               <w:numPr>
                 <w:ilvl w:val="0"/>
                 <w:numId w:val="10"/>
@@ -22100,7 +22232,7 @@
           </w:p>
           <w:p>
             <w:pPr>
-              <w:pStyle w:val="ListParagraph"/>
+              <w:pStyle w:val="oancuaDanhsach"/>
               <w:numPr>
                 <w:ilvl w:val="0"/>
                 <w:numId w:val="10"/>
@@ -22245,7 +22377,7 @@
           </w:p>
           <w:tbl>
             <w:tblPr>
-              <w:tblStyle w:val="TableGrid"/>
+              <w:tblStyle w:val="LiBang"/>
               <w:tblW w:w="0" w:type="auto"/>
               <w:tblInd w:w="720" w:type="dxa"/>
               <w:tblLook w:val="04A0" w:firstRow="1" w:lastRow="0" w:firstColumn="1" w:lastColumn="0" w:noHBand="0" w:noVBand="1"/>
@@ -22263,7 +22395,7 @@
                 </w:tcPr>
                 <w:p>
                   <w:pPr>
-                    <w:pStyle w:val="ListParagraph"/>
+                    <w:pStyle w:val="oancuaDanhsach"/>
                     <w:ind w:left="0"/>
                     <w:jc w:val="right"/>
                   </w:pPr>
@@ -22284,7 +22416,7 @@
                 </w:tcPr>
                 <w:p>
                   <w:pPr>
-                    <w:pStyle w:val="ListParagraph"/>
+                    <w:pStyle w:val="oancuaDanhsach"/>
                     <w:ind w:left="0"/>
                   </w:pPr>
                 </w:p>
@@ -22295,7 +22427,7 @@
                 </w:tcPr>
                 <w:p>
                   <w:pPr>
-                    <w:pStyle w:val="ListParagraph"/>
+                    <w:pStyle w:val="oancuaDanhsach"/>
                     <w:ind w:left="0"/>
                     <w:rPr>
                       <w:lang w:val="vi-VN"/>
@@ -22337,7 +22469,7 @@
                 </w:tcPr>
                 <w:p>
                   <w:pPr>
-                    <w:pStyle w:val="ListParagraph"/>
+                    <w:pStyle w:val="oancuaDanhsach"/>
                     <w:ind w:left="0"/>
                   </w:pPr>
                 </w:p>
@@ -22354,7 +22486,7 @@
                 </w:tcPr>
                 <w:p>
                   <w:pPr>
-                    <w:pStyle w:val="ListParagraph"/>
+                    <w:pStyle w:val="oancuaDanhsach"/>
                     <w:ind w:left="0"/>
                   </w:pPr>
                 </w:p>
@@ -22365,7 +22497,7 @@
                 </w:tcPr>
                 <w:p>
                   <w:pPr>
-                    <w:pStyle w:val="ListParagraph"/>
+                    <w:pStyle w:val="oancuaDanhsach"/>
                     <w:ind w:left="0"/>
                   </w:pPr>
                   <w:r>
@@ -22383,7 +22515,7 @@
                 </w:tcPr>
                 <w:p>
                   <w:pPr>
-                    <w:pStyle w:val="ListParagraph"/>
+                    <w:pStyle w:val="oancuaDanhsach"/>
                     <w:ind w:left="0"/>
                   </w:pPr>
                 </w:p>
@@ -22400,7 +22532,7 @@
                 </w:tcPr>
                 <w:p>
                   <w:pPr>
-                    <w:pStyle w:val="ListParagraph"/>
+                    <w:pStyle w:val="oancuaDanhsach"/>
                     <w:ind w:left="0"/>
                   </w:pPr>
                 </w:p>
@@ -22411,7 +22543,7 @@
                 </w:tcPr>
                 <w:p>
                   <w:pPr>
-                    <w:pStyle w:val="ListParagraph"/>
+                    <w:pStyle w:val="oancuaDanhsach"/>
                     <w:ind w:left="0"/>
                   </w:pPr>
                   <w:r>
@@ -22429,7 +22561,7 @@
                 </w:tcPr>
                 <w:p>
                   <w:pPr>
-                    <w:pStyle w:val="ListParagraph"/>
+                    <w:pStyle w:val="oancuaDanhsach"/>
                     <w:ind w:left="0"/>
                   </w:pPr>
                 </w:p>
@@ -22443,7 +22575,7 @@
                 </w:tcPr>
                 <w:p>
                   <w:pPr>
-                    <w:pStyle w:val="ListParagraph"/>
+                    <w:pStyle w:val="oancuaDanhsach"/>
                     <w:ind w:left="0"/>
                   </w:pPr>
                 </w:p>
@@ -22454,7 +22586,7 @@
                 </w:tcPr>
                 <w:p>
                   <w:pPr>
-                    <w:pStyle w:val="ListParagraph"/>
+                    <w:pStyle w:val="oancuaDanhsach"/>
                     <w:ind w:left="0"/>
                   </w:pPr>
                   <w:proofErr w:type="spellStart"/>
@@ -22479,7 +22611,7 @@
                 </w:tcPr>
                 <w:p>
                   <w:pPr>
-                    <w:pStyle w:val="ListParagraph"/>
+                    <w:pStyle w:val="oancuaDanhsach"/>
                     <w:ind w:left="0"/>
                   </w:pPr>
                 </w:p>
@@ -22488,12 +22620,12 @@
           </w:tbl>
           <w:p>
             <w:pPr>
-              <w:pStyle w:val="ListParagraph"/>
+              <w:pStyle w:val="oancuaDanhsach"/>
             </w:pPr>
           </w:p>
           <w:p>
             <w:pPr>
-              <w:pStyle w:val="ListParagraph"/>
+              <w:pStyle w:val="oancuaDanhsach"/>
               <w:numPr>
                 <w:ilvl w:val="0"/>
                 <w:numId w:val="10"/>
@@ -22559,7 +22691,7 @@
           </w:p>
           <w:p>
             <w:pPr>
-              <w:pStyle w:val="ListParagraph"/>
+              <w:pStyle w:val="oancuaDanhsach"/>
               <w:numPr>
                 <w:ilvl w:val="0"/>
                 <w:numId w:val="10"/>
@@ -22757,12 +22889,12 @@
           </w:p>
           <w:p>
             <w:pPr>
-              <w:pStyle w:val="ListParagraph"/>
+              <w:pStyle w:val="oancuaDanhsach"/>
             </w:pPr>
           </w:p>
           <w:tbl>
             <w:tblPr>
-              <w:tblStyle w:val="TableGrid"/>
+              <w:tblStyle w:val="LiBang"/>
               <w:tblW w:w="0" w:type="auto"/>
               <w:tblInd w:w="781" w:type="dxa"/>
               <w:tblLook w:val="04A0" w:firstRow="1" w:lastRow="0" w:firstColumn="1" w:lastColumn="0" w:noHBand="0" w:noVBand="1"/>
@@ -22780,16 +22912,11 @@
                 </w:tcPr>
                 <w:p>
                   <w:pPr>
-                    <w:pStyle w:val="ListParagraph"/>
+                    <w:pStyle w:val="oancuaDanhsach"/>
                     <w:ind w:left="0"/>
                   </w:pPr>
-                  <w:proofErr w:type="spellStart"/>
                   <w:r>
-                    <w:t>Nhập</w:t>
-                  </w:r>
-                  <w:proofErr w:type="spellEnd"/>
-                  <w:r>
-                    <w:t xml:space="preserve"> </w:t>
+                    <w:t xml:space="preserve">Nhập </w:t>
                   </w:r>
                   <w:proofErr w:type="spellStart"/>
                   <w:r>
@@ -22823,7 +22950,7 @@
                 </w:tcPr>
                 <w:p>
                   <w:pPr>
-                    <w:pStyle w:val="ListParagraph"/>
+                    <w:pStyle w:val="oancuaDanhsach"/>
                     <w:ind w:left="0"/>
                   </w:pPr>
                   <w:proofErr w:type="spellStart"/>
@@ -22853,7 +22980,7 @@
                 </w:tcPr>
                 <w:p>
                   <w:pPr>
-                    <w:pStyle w:val="ListParagraph"/>
+                    <w:pStyle w:val="oancuaDanhsach"/>
                     <w:ind w:left="0"/>
                   </w:pPr>
                   <w:r>
@@ -22870,12 +22997,12 @@
           </w:tbl>
           <w:p>
             <w:pPr>
-              <w:pStyle w:val="ListParagraph"/>
+              <w:pStyle w:val="oancuaDanhsach"/>
             </w:pPr>
           </w:p>
           <w:p>
             <w:pPr>
-              <w:pStyle w:val="ListParagraph"/>
+              <w:pStyle w:val="oancuaDanhsach"/>
               <w:numPr>
                 <w:ilvl w:val="0"/>
                 <w:numId w:val="10"/>
@@ -22927,7 +23054,7 @@
           </w:p>
           <w:p>
             <w:pPr>
-              <w:pStyle w:val="ListParagraph"/>
+              <w:pStyle w:val="oancuaDanhsach"/>
               <w:numPr>
                 <w:ilvl w:val="0"/>
                 <w:numId w:val="10"/>
@@ -23000,7 +23127,7 @@
           </w:p>
           <w:p>
             <w:pPr>
-              <w:pStyle w:val="ListParagraph"/>
+              <w:pStyle w:val="oancuaDanhsach"/>
             </w:pPr>
             <w:r>
               <w:t xml:space="preserve">+ Thông tin </w:t>
@@ -23024,7 +23151,7 @@
           </w:p>
           <w:p>
             <w:pPr>
-              <w:pStyle w:val="ListParagraph"/>
+              <w:pStyle w:val="oancuaDanhsach"/>
             </w:pPr>
             <w:r>
               <w:t xml:space="preserve">- </w:t>
@@ -23035,7 +23162,15 @@
             </w:r>
             <w:proofErr w:type="spellEnd"/>
             <w:r>
-              <w:t xml:space="preserve"> và </w:t>
+              <w:t xml:space="preserve"> </w:t>
+            </w:r>
+            <w:proofErr w:type="spellStart"/>
+            <w:r>
+              <w:t>và</w:t>
+            </w:r>
+            <w:proofErr w:type="spellEnd"/>
+            <w:r>
+              <w:t xml:space="preserve"> </w:t>
             </w:r>
             <w:proofErr w:type="spellStart"/>
             <w:r>
@@ -23048,7 +23183,7 @@
           </w:p>
           <w:p>
             <w:pPr>
-              <w:pStyle w:val="ListParagraph"/>
+              <w:pStyle w:val="oancuaDanhsach"/>
             </w:pPr>
             <w:r>
               <w:t xml:space="preserve">- </w:t>
@@ -23080,7 +23215,7 @@
           </w:p>
           <w:p>
             <w:pPr>
-              <w:pStyle w:val="ListParagraph"/>
+              <w:pStyle w:val="oancuaDanhsach"/>
             </w:pPr>
             <w:r>
               <w:t xml:space="preserve">- Email: </w:t>
@@ -23094,7 +23229,7 @@
           </w:p>
           <w:p>
             <w:pPr>
-              <w:pStyle w:val="ListParagraph"/>
+              <w:pStyle w:val="oancuaDanhsach"/>
             </w:pPr>
             <w:r>
               <w:t xml:space="preserve">- </w:t>
@@ -23124,7 +23259,7 @@
           <w:p/>
           <w:p>
             <w:pPr>
-              <w:pStyle w:val="ListParagraph"/>
+              <w:pStyle w:val="oancuaDanhsach"/>
             </w:pPr>
             <w:r>
               <w:t xml:space="preserve">+ </w:t>
@@ -23143,7 +23278,7 @@
           </w:p>
           <w:p>
             <w:pPr>
-              <w:pStyle w:val="ListParagraph"/>
+              <w:pStyle w:val="oancuaDanhsach"/>
             </w:pPr>
             <w:r>
               <w:t>- B</w:t>
@@ -23162,7 +23297,7 @@
           </w:p>
           <w:p>
             <w:pPr>
-              <w:pStyle w:val="ListParagraph"/>
+              <w:pStyle w:val="oancuaDanhsach"/>
             </w:pPr>
             <w:r>
               <w:lastRenderedPageBreak/>
@@ -23187,7 +23322,7 @@
           </w:p>
           <w:p>
             <w:pPr>
-              <w:pStyle w:val="ListParagraph"/>
+              <w:pStyle w:val="oancuaDanhsach"/>
               <w:rPr>
                 <w:lang w:val="vi-VN"/>
               </w:rPr>
@@ -23217,10 +23352,18 @@
           </w:p>
           <w:p>
             <w:pPr>
-              <w:pStyle w:val="ListParagraph"/>
+              <w:pStyle w:val="oancuaDanhsach"/>
             </w:pPr>
             <w:r>
-              <w:t xml:space="preserve">- Năm </w:t>
+              <w:t xml:space="preserve">- </w:t>
+            </w:r>
+            <w:proofErr w:type="spellStart"/>
+            <w:r>
+              <w:t>Năm</w:t>
+            </w:r>
+            <w:proofErr w:type="spellEnd"/>
+            <w:r>
+              <w:t xml:space="preserve"> </w:t>
             </w:r>
             <w:proofErr w:type="spellStart"/>
             <w:r>
@@ -23241,12 +23384,12 @@
           </w:p>
           <w:p>
             <w:pPr>
-              <w:pStyle w:val="ListParagraph"/>
+              <w:pStyle w:val="oancuaDanhsach"/>
             </w:pPr>
           </w:p>
           <w:p>
             <w:pPr>
-              <w:pStyle w:val="ListParagraph"/>
+              <w:pStyle w:val="oancuaDanhsach"/>
             </w:pPr>
             <w:r>
               <w:t xml:space="preserve">+ Thông tin </w:t>
@@ -23270,7 +23413,7 @@
           </w:p>
           <w:p>
             <w:pPr>
-              <w:pStyle w:val="ListParagraph"/>
+              <w:pStyle w:val="oancuaDanhsach"/>
               <w:numPr>
                 <w:ilvl w:val="0"/>
                 <w:numId w:val="22"/>
@@ -23309,7 +23452,7 @@
           </w:p>
           <w:p>
             <w:pPr>
-              <w:pStyle w:val="ListParagraph"/>
+              <w:pStyle w:val="oancuaDanhsach"/>
               <w:numPr>
                 <w:ilvl w:val="0"/>
                 <w:numId w:val="22"/>
@@ -23342,7 +23485,7 @@
           </w:p>
           <w:p>
             <w:pPr>
-              <w:pStyle w:val="ListParagraph"/>
+              <w:pStyle w:val="oancuaDanhsach"/>
               <w:numPr>
                 <w:ilvl w:val="0"/>
                 <w:numId w:val="22"/>
@@ -23436,7 +23579,7 @@
           </w:p>
           <w:p>
             <w:pPr>
-              <w:pStyle w:val="ListParagraph"/>
+              <w:pStyle w:val="oancuaDanhsach"/>
               <w:numPr>
                 <w:ilvl w:val="0"/>
                 <w:numId w:val="10"/>
@@ -23504,7 +23647,7 @@
           </w:p>
           <w:p>
             <w:pPr>
-              <w:pStyle w:val="ListParagraph"/>
+              <w:pStyle w:val="oancuaDanhsach"/>
               <w:numPr>
                 <w:ilvl w:val="0"/>
                 <w:numId w:val="10"/>
@@ -23577,7 +23720,7 @@
           </w:p>
           <w:p>
             <w:pPr>
-              <w:pStyle w:val="ListParagraph"/>
+              <w:pStyle w:val="oancuaDanhsach"/>
               <w:numPr>
                 <w:ilvl w:val="0"/>
                 <w:numId w:val="10"/>
@@ -23605,7 +23748,7 @@
           </w:p>
           <w:p>
             <w:pPr>
-              <w:pStyle w:val="ListParagraph"/>
+              <w:pStyle w:val="oancuaDanhsach"/>
               <w:numPr>
                 <w:ilvl w:val="0"/>
                 <w:numId w:val="10"/>
@@ -23750,7 +23893,7 @@
           </w:p>
           <w:p>
             <w:pPr>
-              <w:pStyle w:val="ListParagraph"/>
+              <w:pStyle w:val="oancuaDanhsach"/>
               <w:numPr>
                 <w:ilvl w:val="0"/>
                 <w:numId w:val="22"/>
@@ -23797,7 +23940,7 @@
           </w:p>
           <w:p>
             <w:pPr>
-              <w:pStyle w:val="ListParagraph"/>
+              <w:pStyle w:val="oancuaDanhsach"/>
               <w:numPr>
                 <w:ilvl w:val="0"/>
                 <w:numId w:val="22"/>
@@ -23809,7 +23952,7 @@
           </w:p>
           <w:p>
             <w:pPr>
-              <w:pStyle w:val="ListParagraph"/>
+              <w:pStyle w:val="oancuaDanhsach"/>
               <w:numPr>
                 <w:ilvl w:val="0"/>
                 <w:numId w:val="22"/>
@@ -23858,7 +24001,7 @@
           </w:p>
           <w:p>
             <w:pPr>
-              <w:pStyle w:val="ListParagraph"/>
+              <w:pStyle w:val="oancuaDanhsach"/>
               <w:numPr>
                 <w:ilvl w:val="0"/>
                 <w:numId w:val="22"/>
@@ -23931,51 +24074,23 @@
           </w:p>
           <w:p>
             <w:pPr>
-              <w:ind w:left="720"/>
+              <w:pStyle w:val="oancuaDanhsach"/>
+              <w:numPr>
+                <w:ilvl w:val="0"/>
+                <w:numId w:val="22"/>
+              </w:numPr>
             </w:pPr>
             <w:proofErr w:type="spellStart"/>
             <w:r>
-              <w:t>Và</w:t>
-            </w:r>
-            <w:proofErr w:type="spellEnd"/>
-            <w:r>
-              <w:t xml:space="preserve"> </w:t>
-            </w:r>
-            <w:proofErr w:type="spellStart"/>
-            <w:r>
-              <w:t>chuyển</w:t>
-            </w:r>
-            <w:proofErr w:type="spellEnd"/>
-            <w:r>
-              <w:t xml:space="preserve"> </w:t>
-            </w:r>
-            <w:proofErr w:type="spellStart"/>
-            <w:r>
-              <w:t>tới</w:t>
-            </w:r>
-            <w:proofErr w:type="spellEnd"/>
-            <w:r>
-              <w:t xml:space="preserve"> </w:t>
-            </w:r>
-            <w:proofErr w:type="spellStart"/>
-            <w:r>
-              <w:t>giao</w:t>
-            </w:r>
-            <w:proofErr w:type="spellEnd"/>
-            <w:r>
-              <w:t xml:space="preserve"> </w:t>
-            </w:r>
-            <w:proofErr w:type="spellStart"/>
-            <w:r>
-              <w:t>diện</w:t>
-            </w:r>
-            <w:proofErr w:type="spellEnd"/>
-            <w:r>
-              <w:t xml:space="preserve"> </w:t>
-            </w:r>
-            <w:proofErr w:type="spellStart"/>
-            <w:r>
-              <w:t>chọn</w:t>
+              <w:t>Nút</w:t>
+            </w:r>
+            <w:proofErr w:type="spellEnd"/>
+            <w:r>
+              <w:t xml:space="preserve"> </w:t>
+            </w:r>
+            <w:proofErr w:type="spellStart"/>
+            <w:r>
+              <w:t>Thêm</w:t>
             </w:r>
             <w:proofErr w:type="spellEnd"/>
             <w:r>
@@ -23995,36 +24110,126 @@
             </w:r>
             <w:proofErr w:type="spellEnd"/>
             <w:r>
-              <w:t>/</w:t>
-            </w:r>
-            <w:proofErr w:type="spellStart"/>
-            <w:r>
-              <w:t>phụ</w:t>
-            </w:r>
-            <w:proofErr w:type="spellEnd"/>
-            <w:r>
-              <w:t xml:space="preserve"> </w:t>
-            </w:r>
-            <w:proofErr w:type="spellStart"/>
-            <w:r>
-              <w:t>tùng</w:t>
-            </w:r>
-            <w:proofErr w:type="spellEnd"/>
-            <w:r>
-              <w:t xml:space="preserve">, </w:t>
-            </w:r>
-            <w:proofErr w:type="spellStart"/>
-            <w:r>
-              <w:t>gồm</w:t>
-            </w:r>
-            <w:proofErr w:type="spellEnd"/>
-            <w:r>
-              <w:t xml:space="preserve">: </w:t>
+              <w:t xml:space="preserve">, Quay </w:t>
+            </w:r>
+            <w:proofErr w:type="spellStart"/>
+            <w:r>
+              <w:t>lại</w:t>
+            </w:r>
+            <w:proofErr w:type="spellEnd"/>
+            <w:r>
+              <w:t xml:space="preserve"> </w:t>
             </w:r>
           </w:p>
           <w:p>
             <w:pPr>
-              <w:pStyle w:val="ListParagraph"/>
+              <w:pStyle w:val="oancuaDanhsach"/>
+              <w:numPr>
+                <w:ilvl w:val="0"/>
+                <w:numId w:val="10"/>
+              </w:numPr>
+            </w:pPr>
+            <w:r>
+              <w:t xml:space="preserve">QL </w:t>
+            </w:r>
+            <w:proofErr w:type="spellStart"/>
+            <w:r>
+              <w:t>chọn</w:t>
+            </w:r>
+            <w:proofErr w:type="spellEnd"/>
+            <w:r>
+              <w:t xml:space="preserve"> </w:t>
+            </w:r>
+            <w:proofErr w:type="spellStart"/>
+            <w:r>
+              <w:t>Thêm</w:t>
+            </w:r>
+            <w:proofErr w:type="spellEnd"/>
+            <w:r>
+              <w:t xml:space="preserve"> </w:t>
+            </w:r>
+            <w:proofErr w:type="spellStart"/>
+            <w:r>
+              <w:t>dịch</w:t>
+            </w:r>
+            <w:proofErr w:type="spellEnd"/>
+            <w:r>
+              <w:t xml:space="preserve"> </w:t>
+            </w:r>
+            <w:proofErr w:type="spellStart"/>
+            <w:r>
+              <w:t>vụ</w:t>
+            </w:r>
+            <w:proofErr w:type="spellEnd"/>
+          </w:p>
+          <w:p>
+            <w:pPr>
+              <w:pStyle w:val="oancuaDanhsach"/>
+              <w:numPr>
+                <w:ilvl w:val="0"/>
+                <w:numId w:val="10"/>
+              </w:numPr>
+            </w:pPr>
+            <w:proofErr w:type="spellStart"/>
+            <w:r>
+              <w:t>Hệ</w:t>
+            </w:r>
+            <w:proofErr w:type="spellEnd"/>
+            <w:r>
+              <w:t xml:space="preserve"> </w:t>
+            </w:r>
+            <w:proofErr w:type="spellStart"/>
+            <w:r>
+              <w:t>thống</w:t>
+            </w:r>
+            <w:proofErr w:type="spellEnd"/>
+            <w:r>
+              <w:t xml:space="preserve"> </w:t>
+            </w:r>
+            <w:proofErr w:type="spellStart"/>
+            <w:r>
+              <w:t>hiển</w:t>
+            </w:r>
+            <w:proofErr w:type="spellEnd"/>
+            <w:r>
+              <w:t xml:space="preserve"> </w:t>
+            </w:r>
+            <w:proofErr w:type="spellStart"/>
+            <w:r>
+              <w:t>thị</w:t>
+            </w:r>
+            <w:proofErr w:type="spellEnd"/>
+            <w:r>
+              <w:t xml:space="preserve"> </w:t>
+            </w:r>
+            <w:proofErr w:type="spellStart"/>
+            <w:r>
+              <w:t>giao</w:t>
+            </w:r>
+            <w:proofErr w:type="spellEnd"/>
+            <w:r>
+              <w:t xml:space="preserve"> </w:t>
+            </w:r>
+            <w:proofErr w:type="spellStart"/>
+            <w:r>
+              <w:t>diện</w:t>
+            </w:r>
+            <w:proofErr w:type="spellEnd"/>
+            <w:r>
+              <w:t xml:space="preserve"> </w:t>
+            </w:r>
+            <w:proofErr w:type="spellStart"/>
+            <w:r>
+              <w:t>gồm</w:t>
+            </w:r>
+            <w:proofErr w:type="spellEnd"/>
+            <w:r>
+              <w:t xml:space="preserve">: </w:t>
+            </w:r>
+          </w:p>
+          <w:p>
+            <w:pPr>
+              <w:pStyle w:val="oancuaDanhsach"/>
               <w:numPr>
                 <w:ilvl w:val="0"/>
                 <w:numId w:val="22"/>
@@ -24147,7 +24352,7 @@
           </w:p>
           <w:tbl>
             <w:tblPr>
-              <w:tblStyle w:val="TableGrid"/>
+              <w:tblStyle w:val="LiBang"/>
               <w:tblW w:w="0" w:type="auto"/>
               <w:tblInd w:w="720" w:type="dxa"/>
               <w:tblLook w:val="04A0" w:firstRow="1" w:lastRow="0" w:firstColumn="1" w:lastColumn="0" w:noHBand="0" w:noVBand="1"/>
@@ -24162,13 +24367,8 @@
                   <w:tcW w:w="4561" w:type="dxa"/>
                 </w:tcPr>
                 <w:p>
-                  <w:proofErr w:type="spellStart"/>
                   <w:r>
-                    <w:t>Nhập</w:t>
-                  </w:r>
-                  <w:proofErr w:type="spellEnd"/>
-                  <w:r>
-                    <w:t xml:space="preserve"> </w:t>
+                    <w:t xml:space="preserve">Nhập </w:t>
                   </w:r>
                   <w:proofErr w:type="spellStart"/>
                   <w:r>
@@ -24225,7 +24425,7 @@
           </w:p>
           <w:p>
             <w:pPr>
-              <w:pStyle w:val="ListParagraph"/>
+              <w:pStyle w:val="oancuaDanhsach"/>
               <w:numPr>
                 <w:ilvl w:val="0"/>
                 <w:numId w:val="22"/>
@@ -24266,15 +24466,16 @@
           </w:p>
           <w:tbl>
             <w:tblPr>
-              <w:tblStyle w:val="TableGrid"/>
+              <w:tblStyle w:val="LiBang"/>
               <w:tblW w:w="0" w:type="auto"/>
               <w:tblInd w:w="720" w:type="dxa"/>
               <w:tblLook w:val="04A0" w:firstRow="1" w:lastRow="0" w:firstColumn="1" w:lastColumn="0" w:noHBand="0" w:noVBand="1"/>
             </w:tblPr>
             <w:tblGrid>
               <w:gridCol w:w="2238"/>
-              <w:gridCol w:w="2335"/>
-              <w:gridCol w:w="2234"/>
+              <w:gridCol w:w="1333"/>
+              <w:gridCol w:w="1350"/>
+              <w:gridCol w:w="1350"/>
             </w:tblGrid>
             <w:tr>
               <w:tc>
@@ -24310,7 +24511,7 @@
               </w:tc>
               <w:tc>
                 <w:tcPr>
-                  <w:tcW w:w="2335" w:type="dxa"/>
+                  <w:tcW w:w="1333" w:type="dxa"/>
                 </w:tcPr>
                 <w:p>
                   <w:r>
@@ -24325,7 +24526,7 @@
               </w:tc>
               <w:tc>
                 <w:tcPr>
-                  <w:tcW w:w="2234" w:type="dxa"/>
+                  <w:tcW w:w="1350" w:type="dxa"/>
                 </w:tcPr>
                 <w:p>
                   <w:proofErr w:type="spellStart"/>
@@ -24342,6 +24543,12 @@
                   </w:r>
                   <w:proofErr w:type="spellEnd"/>
                 </w:p>
+              </w:tc>
+              <w:tc>
+                <w:tcPr>
+                  <w:tcW w:w="1350" w:type="dxa"/>
+                </w:tcPr>
+                <w:p/>
               </w:tc>
             </w:tr>
             <w:tr>
@@ -24370,7 +24577,7 @@
               </w:tc>
               <w:tc>
                 <w:tcPr>
-                  <w:tcW w:w="2335" w:type="dxa"/>
+                  <w:tcW w:w="1333" w:type="dxa"/>
                 </w:tcPr>
                 <w:p>
                   <w:r>
@@ -24380,11 +24587,26 @@
               </w:tc>
               <w:tc>
                 <w:tcPr>
-                  <w:tcW w:w="2234" w:type="dxa"/>
+                  <w:tcW w:w="1350" w:type="dxa"/>
                 </w:tcPr>
                 <w:p>
                   <w:r>
                     <w:t>10</w:t>
+                  </w:r>
+                </w:p>
+              </w:tc>
+              <w:tc>
+                <w:tcPr>
+                  <w:tcW w:w="1350" w:type="dxa"/>
+                </w:tcPr>
+                <w:p>
+                  <w:proofErr w:type="spellStart"/>
+                  <w:r>
+                    <w:t>Chọn</w:t>
+                  </w:r>
+                  <w:proofErr w:type="spellEnd"/>
+                  <w:r>
+                    <w:t xml:space="preserve"> </w:t>
                   </w:r>
                 </w:p>
               </w:tc>
@@ -24415,7 +24637,7 @@
               </w:tc>
               <w:tc>
                 <w:tcPr>
-                  <w:tcW w:w="2335" w:type="dxa"/>
+                  <w:tcW w:w="1333" w:type="dxa"/>
                 </w:tcPr>
                 <w:p>
                   <w:r>
@@ -24425,7 +24647,7 @@
               </w:tc>
               <w:tc>
                 <w:tcPr>
-                  <w:tcW w:w="2234" w:type="dxa"/>
+                  <w:tcW w:w="1350" w:type="dxa"/>
                 </w:tcPr>
                 <w:p>
                   <w:r>
@@ -24433,12 +24655,24 @@
                   </w:r>
                 </w:p>
               </w:tc>
+              <w:tc>
+                <w:tcPr>
+                  <w:tcW w:w="1350" w:type="dxa"/>
+                </w:tcPr>
+                <w:p>
+                  <w:proofErr w:type="spellStart"/>
+                  <w:r>
+                    <w:t>Chọn</w:t>
+                  </w:r>
+                  <w:proofErr w:type="spellEnd"/>
+                </w:p>
+              </w:tc>
             </w:tr>
           </w:tbl>
           <w:p/>
           <w:tbl>
             <w:tblPr>
-              <w:tblStyle w:val="TableGrid"/>
+              <w:tblStyle w:val="LiBang"/>
               <w:tblW w:w="0" w:type="auto"/>
               <w:tblInd w:w="5281" w:type="dxa"/>
               <w:tblLook w:val="04A0" w:firstRow="1" w:lastRow="0" w:firstColumn="1" w:lastColumn="0" w:noHBand="0" w:noVBand="1"/>
@@ -24511,13 +24745,25 @@
             </w:r>
             <w:proofErr w:type="spellEnd"/>
             <w:r>
-              <w:t xml:space="preserve"> 12 </w:t>
+              <w:t xml:space="preserve"> 1</w:t>
+            </w:r>
+            <w:r>
+              <w:t>4</w:t>
+            </w:r>
+            <w:r>
+              <w:t xml:space="preserve"> </w:t>
             </w:r>
             <w:r>
               <w:sym w:font="Wingdings" w:char="F0E0"/>
             </w:r>
             <w:r>
-              <w:t xml:space="preserve"> 14 </w:t>
+              <w:t xml:space="preserve"> 1</w:t>
+            </w:r>
+            <w:r>
+              <w:t>7</w:t>
+            </w:r>
+            <w:r>
+              <w:t xml:space="preserve"> </w:t>
             </w:r>
             <w:proofErr w:type="spellStart"/>
             <w:r>
@@ -24619,7 +24865,7 @@
           <w:p/>
           <w:p>
             <w:pPr>
-              <w:pStyle w:val="ListParagraph"/>
+              <w:pStyle w:val="oancuaDanhsach"/>
               <w:numPr>
                 <w:ilvl w:val="0"/>
                 <w:numId w:val="10"/>
@@ -24723,7 +24969,7 @@
           </w:p>
           <w:p>
             <w:pPr>
-              <w:pStyle w:val="ListParagraph"/>
+              <w:pStyle w:val="oancuaDanhsach"/>
               <w:numPr>
                 <w:ilvl w:val="0"/>
                 <w:numId w:val="10"/>
@@ -24836,7 +25082,7 @@
           </w:p>
           <w:p>
             <w:pPr>
-              <w:pStyle w:val="ListParagraph"/>
+              <w:pStyle w:val="oancuaDanhsach"/>
               <w:numPr>
                 <w:ilvl w:val="0"/>
                 <w:numId w:val="10"/>
@@ -24885,15 +25131,37 @@
             <w:r>
               <w:t xml:space="preserve"> </w:t>
             </w:r>
-            <w:proofErr w:type="spellStart"/>
-            <w:r>
-              <w:t>dùng</w:t>
-            </w:r>
-            <w:proofErr w:type="spellEnd"/>
+            <w:r>
+              <w:t xml:space="preserve">dung </w:t>
+            </w:r>
+            <w:proofErr w:type="spellStart"/>
+            <w:r>
+              <w:t>và</w:t>
+            </w:r>
+            <w:proofErr w:type="spellEnd"/>
+            <w:r>
+              <w:t xml:space="preserve"> </w:t>
+            </w:r>
+            <w:proofErr w:type="spellStart"/>
+            <w:r>
+              <w:t>nhấn</w:t>
+            </w:r>
+            <w:proofErr w:type="spellEnd"/>
+            <w:r>
+              <w:t xml:space="preserve"> </w:t>
+            </w:r>
+            <w:proofErr w:type="spellStart"/>
+            <w:r>
+              <w:t>Chọn</w:t>
+            </w:r>
+            <w:proofErr w:type="spellEnd"/>
+            <w:r>
+              <w:t xml:space="preserve"> </w:t>
+            </w:r>
           </w:p>
           <w:p>
             <w:pPr>
-              <w:pStyle w:val="ListParagraph"/>
+              <w:pStyle w:val="oancuaDanhsach"/>
               <w:numPr>
                 <w:ilvl w:val="0"/>
                 <w:numId w:val="10"/>
@@ -25019,7 +25287,7 @@
           </w:p>
           <w:p>
             <w:pPr>
-              <w:pStyle w:val="ListParagraph"/>
+              <w:pStyle w:val="oancuaDanhsach"/>
               <w:numPr>
                 <w:ilvl w:val="0"/>
                 <w:numId w:val="10"/>
@@ -25055,7 +25323,7 @@
           </w:p>
           <w:p>
             <w:pPr>
-              <w:pStyle w:val="ListParagraph"/>
+              <w:pStyle w:val="oancuaDanhsach"/>
               <w:numPr>
                 <w:ilvl w:val="0"/>
                 <w:numId w:val="10"/>
@@ -25219,7 +25487,7 @@
           </w:p>
           <w:tbl>
             <w:tblPr>
-              <w:tblStyle w:val="TableGrid"/>
+              <w:tblStyle w:val="LiBang"/>
               <w:tblW w:w="0" w:type="auto"/>
               <w:tblInd w:w="720" w:type="dxa"/>
               <w:tblLook w:val="04A0" w:firstRow="1" w:lastRow="0" w:firstColumn="1" w:lastColumn="0" w:noHBand="0" w:noVBand="1"/>
@@ -25235,17 +25503,15 @@
                 </w:tcPr>
                 <w:p>
                   <w:pPr>
-                    <w:pStyle w:val="ListParagraph"/>
+                    <w:pStyle w:val="oancuaDanhsach"/>
                     <w:ind w:left="0"/>
                     <w:rPr>
                       <w:lang w:val="vi-VN"/>
                     </w:rPr>
                   </w:pPr>
-                  <w:proofErr w:type="spellStart"/>
                   <w:r>
                     <w:t>Nhập</w:t>
                   </w:r>
-                  <w:proofErr w:type="spellEnd"/>
                   <w:r>
                     <w:rPr>
                       <w:lang w:val="vi-VN"/>
@@ -25260,7 +25526,7 @@
                 </w:tcPr>
                 <w:p>
                   <w:pPr>
-                    <w:pStyle w:val="ListParagraph"/>
+                    <w:pStyle w:val="oancuaDanhsach"/>
                     <w:ind w:left="0"/>
                     <w:rPr>
                       <w:lang w:val="vi-VN"/>
@@ -25283,12 +25549,12 @@
           </w:tbl>
           <w:p>
             <w:pPr>
-              <w:pStyle w:val="ListParagraph"/>
+              <w:pStyle w:val="oancuaDanhsach"/>
             </w:pPr>
           </w:p>
           <w:tbl>
             <w:tblPr>
-              <w:tblStyle w:val="TableGrid"/>
+              <w:tblStyle w:val="LiBang"/>
               <w:tblW w:w="0" w:type="auto"/>
               <w:tblInd w:w="5416" w:type="dxa"/>
               <w:tblLook w:val="04A0" w:firstRow="1" w:lastRow="0" w:firstColumn="1" w:lastColumn="0" w:noHBand="0" w:noVBand="1"/>
@@ -25303,7 +25569,7 @@
                 </w:tcPr>
                 <w:p>
                   <w:pPr>
-                    <w:pStyle w:val="ListParagraph"/>
+                    <w:pStyle w:val="oancuaDanhsach"/>
                     <w:ind w:left="0"/>
                     <w:rPr>
                       <w:lang w:val="vi-VN"/>
@@ -25328,7 +25594,7 @@
                 </w:tcPr>
                 <w:p>
                   <w:pPr>
-                    <w:pStyle w:val="ListParagraph"/>
+                    <w:pStyle w:val="oancuaDanhsach"/>
                     <w:ind w:left="0"/>
                     <w:rPr>
                       <w:lang w:val="vi-VN"/>
@@ -25338,7 +25604,14 @@
                     <w:rPr>
                       <w:lang w:val="vi-VN"/>
                     </w:rPr>
-                    <w:t xml:space="preserve">Xác nhận lưu phiếu </w:t>
+                    <w:t xml:space="preserve">Xác nhận lưu </w:t>
+                  </w:r>
+                  <w:r>
+                    <w:rPr>
+                      <w:lang w:val="vi-VN"/>
+                    </w:rPr>
+                    <w:lastRenderedPageBreak/>
+                    <w:t xml:space="preserve">phiếu </w:t>
                   </w:r>
                 </w:p>
               </w:tc>
@@ -25354,7 +25627,16 @@
               <w:rPr>
                 <w:lang w:val="vi-VN"/>
               </w:rPr>
-              <w:t xml:space="preserve">(Bước 18 </w:t>
+              <w:t xml:space="preserve">(Bước </w:t>
+            </w:r>
+            <w:r>
+              <w:t>20</w:t>
+            </w:r>
+            <w:r>
+              <w:rPr>
+                <w:lang w:val="vi-VN"/>
+              </w:rPr>
+              <w:t xml:space="preserve"> </w:t>
             </w:r>
             <w:r>
               <w:rPr>
@@ -25372,7 +25654,16 @@
               <w:rPr>
                 <w:lang w:val="vi-VN"/>
               </w:rPr>
-              <w:t>21 l</w:t>
+              <w:t>2</w:t>
+            </w:r>
+            <w:r>
+              <w:t>3</w:t>
+            </w:r>
+            <w:r>
+              <w:rPr>
+                <w:lang w:val="vi-VN"/>
+              </w:rPr>
+              <w:t xml:space="preserve"> l</w:t>
             </w:r>
             <w:r>
               <w:rPr>
@@ -25383,7 +25674,7 @@
           </w:p>
           <w:p>
             <w:pPr>
-              <w:pStyle w:val="ListParagraph"/>
+              <w:pStyle w:val="oancuaDanhsach"/>
               <w:numPr>
                 <w:ilvl w:val="0"/>
                 <w:numId w:val="10"/>
@@ -25396,13 +25687,12 @@
               <w:rPr>
                 <w:lang w:val="vi-VN"/>
               </w:rPr>
-              <w:lastRenderedPageBreak/>
               <w:t xml:space="preserve">QL nhập từ khóa “Vỏ xe” và nhấn tìm kiếm </w:t>
             </w:r>
           </w:p>
           <w:p>
             <w:pPr>
-              <w:pStyle w:val="ListParagraph"/>
+              <w:pStyle w:val="oancuaDanhsach"/>
               <w:numPr>
                 <w:ilvl w:val="0"/>
                 <w:numId w:val="10"/>
@@ -25420,7 +25710,7 @@
           </w:p>
           <w:tbl>
             <w:tblPr>
-              <w:tblStyle w:val="TableGrid"/>
+              <w:tblStyle w:val="LiBang"/>
               <w:tblW w:w="0" w:type="auto"/>
               <w:tblInd w:w="720" w:type="dxa"/>
               <w:tblLook w:val="04A0" w:firstRow="1" w:lastRow="0" w:firstColumn="1" w:lastColumn="0" w:noHBand="0" w:noVBand="1"/>
@@ -25437,7 +25727,7 @@
                 </w:tcPr>
                 <w:p>
                   <w:pPr>
-                    <w:pStyle w:val="ListParagraph"/>
+                    <w:pStyle w:val="oancuaDanhsach"/>
                     <w:ind w:left="0"/>
                     <w:rPr>
                       <w:lang w:val="vi-VN"/>
@@ -25457,7 +25747,7 @@
                 </w:tcPr>
                 <w:p>
                   <w:pPr>
-                    <w:pStyle w:val="ListParagraph"/>
+                    <w:pStyle w:val="oancuaDanhsach"/>
                     <w:ind w:left="0"/>
                     <w:rPr>
                       <w:lang w:val="vi-VN"/>
@@ -25477,7 +25767,7 @@
                 </w:tcPr>
                 <w:p>
                   <w:pPr>
-                    <w:pStyle w:val="ListParagraph"/>
+                    <w:pStyle w:val="oancuaDanhsach"/>
                     <w:ind w:left="0"/>
                     <w:rPr>
                       <w:lang w:val="vi-VN"/>
@@ -25493,7 +25783,7 @@
                 </w:tcPr>
                 <w:p>
                   <w:pPr>
-                    <w:pStyle w:val="ListParagraph"/>
+                    <w:pStyle w:val="oancuaDanhsach"/>
                     <w:ind w:left="0"/>
                     <w:rPr>
                       <w:lang w:val="vi-VN"/>
@@ -25513,7 +25803,7 @@
                 </w:tcPr>
                 <w:p>
                   <w:pPr>
-                    <w:pStyle w:val="ListParagraph"/>
+                    <w:pStyle w:val="oancuaDanhsach"/>
                     <w:ind w:left="0"/>
                     <w:rPr>
                       <w:lang w:val="vi-VN"/>
@@ -25533,7 +25823,7 @@
                 </w:tcPr>
                 <w:p>
                   <w:pPr>
-                    <w:pStyle w:val="ListParagraph"/>
+                    <w:pStyle w:val="oancuaDanhsach"/>
                     <w:ind w:left="0"/>
                     <w:rPr>
                       <w:lang w:val="vi-VN"/>
@@ -25555,7 +25845,7 @@
                 </w:tcPr>
                 <w:p>
                   <w:pPr>
-                    <w:pStyle w:val="ListParagraph"/>
+                    <w:pStyle w:val="oancuaDanhsach"/>
                     <w:ind w:left="0"/>
                     <w:rPr>
                       <w:lang w:val="vi-VN"/>
@@ -25575,7 +25865,7 @@
                 </w:tcPr>
                 <w:p>
                   <w:pPr>
-                    <w:pStyle w:val="ListParagraph"/>
+                    <w:pStyle w:val="oancuaDanhsach"/>
                     <w:ind w:left="0"/>
                     <w:rPr>
                       <w:lang w:val="vi-VN"/>
@@ -25595,7 +25885,7 @@
                 </w:tcPr>
                 <w:p>
                   <w:pPr>
-                    <w:pStyle w:val="ListParagraph"/>
+                    <w:pStyle w:val="oancuaDanhsach"/>
                     <w:ind w:left="0"/>
                     <w:rPr>
                       <w:lang w:val="vi-VN"/>
@@ -25613,7 +25903,7 @@
           </w:tbl>
           <w:p>
             <w:pPr>
-              <w:pStyle w:val="ListParagraph"/>
+              <w:pStyle w:val="oancuaDanhsach"/>
               <w:rPr>
                 <w:lang w:val="vi-VN"/>
               </w:rPr>
@@ -25621,7 +25911,7 @@
           </w:p>
           <w:p>
             <w:pPr>
-              <w:pStyle w:val="ListParagraph"/>
+              <w:pStyle w:val="oancuaDanhsach"/>
               <w:numPr>
                 <w:ilvl w:val="0"/>
                 <w:numId w:val="10"/>
@@ -25645,7 +25935,7 @@
           </w:p>
           <w:p>
             <w:pPr>
-              <w:pStyle w:val="ListParagraph"/>
+              <w:pStyle w:val="oancuaDanhsach"/>
               <w:numPr>
                 <w:ilvl w:val="0"/>
                 <w:numId w:val="10"/>
@@ -25663,7 +25953,7 @@
           </w:p>
           <w:p>
             <w:pPr>
-              <w:pStyle w:val="ListParagraph"/>
+              <w:pStyle w:val="oancuaDanhsach"/>
               <w:numPr>
                 <w:ilvl w:val="0"/>
                 <w:numId w:val="10"/>
@@ -25731,7 +26021,7 @@
           </w:p>
           <w:p>
             <w:pPr>
-              <w:pStyle w:val="ListParagraph"/>
+              <w:pStyle w:val="oancuaDanhsach"/>
               <w:numPr>
                 <w:ilvl w:val="0"/>
                 <w:numId w:val="10"/>
@@ -26017,12 +26307,94 @@
               <w:t>theo</w:t>
             </w:r>
             <w:proofErr w:type="spellEnd"/>
-            <w:r>
+          </w:p>
+          <w:p>
+            <w:pPr>
+              <w:pStyle w:val="oancuaDanhsach"/>
+              <w:numPr>
+                <w:ilvl w:val="0"/>
+                <w:numId w:val="10"/>
+              </w:numPr>
               <w:rPr>
                 <w:lang w:val="vi-VN"/>
               </w:rPr>
-              <w:t>, sau đó quay về giao diện chính</w:t>
-            </w:r>
+            </w:pPr>
+            <w:r>
+              <w:t xml:space="preserve">QL </w:t>
+            </w:r>
+            <w:proofErr w:type="spellStart"/>
+            <w:r>
+              <w:t>nhấn</w:t>
+            </w:r>
+            <w:proofErr w:type="spellEnd"/>
+            <w:r>
+              <w:t xml:space="preserve"> OK </w:t>
+            </w:r>
+          </w:p>
+          <w:p>
+            <w:pPr>
+              <w:pStyle w:val="oancuaDanhsach"/>
+              <w:numPr>
+                <w:ilvl w:val="0"/>
+                <w:numId w:val="10"/>
+              </w:numPr>
+              <w:rPr>
+                <w:lang w:val="vi-VN"/>
+              </w:rPr>
+            </w:pPr>
+            <w:proofErr w:type="spellStart"/>
+            <w:r>
+              <w:t>Hệ</w:t>
+            </w:r>
+            <w:proofErr w:type="spellEnd"/>
+            <w:r>
+              <w:t xml:space="preserve"> </w:t>
+            </w:r>
+            <w:proofErr w:type="spellStart"/>
+            <w:r>
+              <w:t>thống</w:t>
+            </w:r>
+            <w:proofErr w:type="spellEnd"/>
+            <w:r>
+              <w:t xml:space="preserve"> </w:t>
+            </w:r>
+            <w:proofErr w:type="spellStart"/>
+            <w:r>
+              <w:t>chuyển</w:t>
+            </w:r>
+            <w:proofErr w:type="spellEnd"/>
+            <w:r>
+              <w:t xml:space="preserve"> </w:t>
+            </w:r>
+            <w:proofErr w:type="spellStart"/>
+            <w:r>
+              <w:t>về</w:t>
+            </w:r>
+            <w:proofErr w:type="spellEnd"/>
+            <w:r>
+              <w:t xml:space="preserve"> </w:t>
+            </w:r>
+            <w:proofErr w:type="spellStart"/>
+            <w:r>
+              <w:t>giao</w:t>
+            </w:r>
+            <w:proofErr w:type="spellEnd"/>
+            <w:r>
+              <w:t xml:space="preserve"> </w:t>
+            </w:r>
+            <w:proofErr w:type="spellStart"/>
+            <w:r>
+              <w:t>diện</w:t>
+            </w:r>
+            <w:proofErr w:type="spellEnd"/>
+            <w:r>
+              <w:t xml:space="preserve"> </w:t>
+            </w:r>
+            <w:proofErr w:type="spellStart"/>
+            <w:r>
+              <w:t>chính</w:t>
+            </w:r>
+            <w:proofErr w:type="spellEnd"/>
             <w:r>
               <w:t>.</w:t>
             </w:r>
@@ -26263,7 +26635,7 @@
           </w:p>
           <w:tbl>
             <w:tblPr>
-              <w:tblStyle w:val="TableGrid"/>
+              <w:tblStyle w:val="LiBang"/>
               <w:tblW w:w="0" w:type="auto"/>
               <w:tblInd w:w="720" w:type="dxa"/>
               <w:tblLook w:val="04A0" w:firstRow="1" w:lastRow="0" w:firstColumn="1" w:lastColumn="0" w:noHBand="0" w:noVBand="1"/>
@@ -26281,7 +26653,7 @@
                 </w:tcPr>
                 <w:p>
                   <w:pPr>
-                    <w:pStyle w:val="ListParagraph"/>
+                    <w:pStyle w:val="oancuaDanhsach"/>
                     <w:ind w:left="0"/>
                     <w:jc w:val="right"/>
                   </w:pPr>
@@ -26302,7 +26674,7 @@
                 </w:tcPr>
                 <w:p>
                   <w:pPr>
-                    <w:pStyle w:val="ListParagraph"/>
+                    <w:pStyle w:val="oancuaDanhsach"/>
                     <w:ind w:left="0"/>
                   </w:pPr>
                 </w:p>
@@ -26313,7 +26685,7 @@
                 </w:tcPr>
                 <w:p>
                   <w:pPr>
-                    <w:pStyle w:val="ListParagraph"/>
+                    <w:pStyle w:val="oancuaDanhsach"/>
                     <w:ind w:left="0"/>
                   </w:pPr>
                   <w:proofErr w:type="spellStart"/>
@@ -26346,7 +26718,7 @@
                 </w:tcPr>
                 <w:p>
                   <w:pPr>
-                    <w:pStyle w:val="ListParagraph"/>
+                    <w:pStyle w:val="oancuaDanhsach"/>
                     <w:ind w:left="0"/>
                   </w:pPr>
                 </w:p>
@@ -26360,7 +26732,7 @@
                 </w:tcPr>
                 <w:p>
                   <w:pPr>
-                    <w:pStyle w:val="ListParagraph"/>
+                    <w:pStyle w:val="oancuaDanhsach"/>
                     <w:ind w:left="0"/>
                   </w:pPr>
                 </w:p>
@@ -26371,7 +26743,7 @@
                 </w:tcPr>
                 <w:p>
                   <w:pPr>
-                    <w:pStyle w:val="ListParagraph"/>
+                    <w:pStyle w:val="oancuaDanhsach"/>
                     <w:ind w:left="0"/>
                   </w:pPr>
                   <w:proofErr w:type="spellStart"/>
@@ -26396,7 +26768,7 @@
                 </w:tcPr>
                 <w:p>
                   <w:pPr>
-                    <w:pStyle w:val="ListParagraph"/>
+                    <w:pStyle w:val="oancuaDanhsach"/>
                     <w:ind w:left="0"/>
                   </w:pPr>
                 </w:p>
@@ -26405,7 +26777,7 @@
           </w:tbl>
           <w:p>
             <w:pPr>
-              <w:pStyle w:val="ListParagraph"/>
+              <w:pStyle w:val="oancuaDanhsach"/>
             </w:pPr>
           </w:p>
           <w:p>
@@ -26444,7 +26816,29 @@
               <w:rPr>
                 <w:lang w:val="vi-VN"/>
               </w:rPr>
-              <w:t xml:space="preserve">7.2. Hệ thống hiển thị giao diện thêm khách hàng gồm các ô nhập Họ và tên, số điện thoại, địa chỉ, email, biển số xe, hãng xe, dòng xe, năm sản xuất. </w:t>
+              <w:t>7.2. Hệ thống hiển thị giao diện thêm khách hàng gồm các ô nhập Họ và tên, số điện thoại, địa chỉ, email, biển số xe, hãng xe, dòng xe, năm sản xuất</w:t>
+            </w:r>
+            <w:r>
+              <w:t xml:space="preserve">, </w:t>
+            </w:r>
+            <w:proofErr w:type="spellStart"/>
+            <w:r>
+              <w:t>nút</w:t>
+            </w:r>
+            <w:proofErr w:type="spellEnd"/>
+            <w:r>
+              <w:t xml:space="preserve"> </w:t>
+            </w:r>
+            <w:proofErr w:type="spellStart"/>
+            <w:r>
+              <w:t>Thêm</w:t>
+            </w:r>
+            <w:proofErr w:type="spellEnd"/>
+            <w:r>
+              <w:rPr>
+                <w:lang w:val="vi-VN"/>
+              </w:rPr>
+              <w:t xml:space="preserve">. </w:t>
             </w:r>
           </w:p>
           <w:p>
@@ -26539,6 +26933,33 @@
               <w:t>Nissan GTR R35</w:t>
             </w:r>
             <w:r>
+              <w:t xml:space="preserve"> </w:t>
+            </w:r>
+            <w:proofErr w:type="spellStart"/>
+            <w:r>
+              <w:t>và</w:t>
+            </w:r>
+            <w:proofErr w:type="spellEnd"/>
+            <w:r>
+              <w:t xml:space="preserve"> </w:t>
+            </w:r>
+            <w:proofErr w:type="spellStart"/>
+            <w:r>
+              <w:t>nhấn</w:t>
+            </w:r>
+            <w:proofErr w:type="spellEnd"/>
+            <w:r>
+              <w:t xml:space="preserve"> </w:t>
+            </w:r>
+            <w:proofErr w:type="spellStart"/>
+            <w:r>
+              <w:t>Thêm</w:t>
+            </w:r>
+            <w:proofErr w:type="spellEnd"/>
+            <w:r>
+              <w:t xml:space="preserve"> </w:t>
+            </w:r>
+            <w:r>
               <w:rPr>
                 <w:lang w:val="vi-VN"/>
               </w:rPr>
@@ -26560,7 +26981,7 @@
           </w:p>
           <w:p>
             <w:pPr>
-              <w:pStyle w:val="ListParagraph"/>
+              <w:pStyle w:val="oancuaDanhsach"/>
             </w:pPr>
             <w:r>
               <w:t xml:space="preserve">+ Thông tin </w:t>
@@ -26584,7 +27005,7 @@
           </w:p>
           <w:p>
             <w:pPr>
-              <w:pStyle w:val="ListParagraph"/>
+              <w:pStyle w:val="oancuaDanhsach"/>
             </w:pPr>
             <w:r>
               <w:t xml:space="preserve">- </w:t>
@@ -26616,7 +27037,7 @@
           </w:p>
           <w:p>
             <w:pPr>
-              <w:pStyle w:val="ListParagraph"/>
+              <w:pStyle w:val="oancuaDanhsach"/>
             </w:pPr>
             <w:r>
               <w:t xml:space="preserve">- </w:t>
@@ -26648,7 +27069,7 @@
           </w:p>
           <w:p>
             <w:pPr>
-              <w:pStyle w:val="ListParagraph"/>
+              <w:pStyle w:val="oancuaDanhsach"/>
             </w:pPr>
             <w:r>
               <w:t xml:space="preserve">- Email: </w:t>
@@ -26662,7 +27083,7 @@
           </w:p>
           <w:p>
             <w:pPr>
-              <w:pStyle w:val="ListParagraph"/>
+              <w:pStyle w:val="oancuaDanhsach"/>
             </w:pPr>
             <w:r>
               <w:t xml:space="preserve">- </w:t>
@@ -26692,7 +27113,7 @@
           <w:p/>
           <w:p>
             <w:pPr>
-              <w:pStyle w:val="ListParagraph"/>
+              <w:pStyle w:val="oancuaDanhsach"/>
             </w:pPr>
             <w:r>
               <w:t xml:space="preserve">+ Thông tin </w:t>
@@ -26708,7 +27129,7 @@
           </w:p>
           <w:p>
             <w:pPr>
-              <w:pStyle w:val="ListParagraph"/>
+              <w:pStyle w:val="oancuaDanhsach"/>
             </w:pPr>
             <w:r>
               <w:t xml:space="preserve">- Biển </w:t>
@@ -26724,10 +27145,9 @@
           </w:p>
           <w:p>
             <w:pPr>
-              <w:pStyle w:val="ListParagraph"/>
+              <w:pStyle w:val="oancuaDanhsach"/>
             </w:pPr>
             <w:r>
-              <w:lastRenderedPageBreak/>
               <w:t xml:space="preserve">- </w:t>
             </w:r>
             <w:proofErr w:type="spellStart"/>
@@ -26749,7 +27169,7 @@
           </w:p>
           <w:p>
             <w:pPr>
-              <w:pStyle w:val="ListParagraph"/>
+              <w:pStyle w:val="oancuaDanhsach"/>
               <w:rPr>
                 <w:lang w:val="vi-VN"/>
               </w:rPr>
@@ -26776,13 +27196,21 @@
           </w:p>
           <w:p>
             <w:pPr>
-              <w:pStyle w:val="ListParagraph"/>
+              <w:pStyle w:val="oancuaDanhsach"/>
               <w:rPr>
                 <w:lang w:val="vi-VN"/>
               </w:rPr>
             </w:pPr>
             <w:r>
-              <w:t xml:space="preserve">- Năm </w:t>
+              <w:t xml:space="preserve">- </w:t>
+            </w:r>
+            <w:proofErr w:type="spellStart"/>
+            <w:r>
+              <w:t>Năm</w:t>
+            </w:r>
+            <w:proofErr w:type="spellEnd"/>
+            <w:r>
+              <w:t xml:space="preserve"> </w:t>
             </w:r>
             <w:proofErr w:type="spellStart"/>
             <w:r>
@@ -26807,13 +27235,13 @@
     <w:p/>
     <w:p>
       <w:pPr>
-        <w:pStyle w:val="Heading2"/>
+        <w:pStyle w:val="u2"/>
         <w:rPr>
           <w:rFonts w:ascii="Times New Roman" w:hAnsi="Times New Roman" w:cs="Times New Roman"/>
           <w:color w:val="000000" w:themeColor="text1"/>
         </w:rPr>
       </w:pPr>
-      <w:bookmarkStart w:id="19" w:name="_Toc240413431"/>
+      <w:bookmarkStart w:id="19" w:name="_Toc240464646"/>
       <w:r>
         <w:rPr>
           <w:rFonts w:ascii="Times New Roman" w:hAnsi="Times New Roman" w:cs="Times New Roman"/>
@@ -26915,7 +27343,7 @@
     <w:p/>
     <w:tbl>
       <w:tblPr>
-        <w:tblStyle w:val="TableGrid"/>
+        <w:tblStyle w:val="LiBang"/>
         <w:tblW w:w="0" w:type="auto"/>
         <w:tblLook w:val="04A0" w:firstRow="1" w:lastRow="0" w:firstColumn="1" w:lastColumn="0" w:noHBand="0" w:noVBand="1"/>
       </w:tblPr>
@@ -27244,7 +27672,7 @@
           </w:tcPr>
           <w:p>
             <w:pPr>
-              <w:pStyle w:val="ListParagraph"/>
+              <w:pStyle w:val="oancuaDanhsach"/>
               <w:numPr>
                 <w:ilvl w:val="0"/>
                 <w:numId w:val="25"/>
@@ -27262,7 +27690,7 @@
           </w:p>
           <w:p>
             <w:pPr>
-              <w:pStyle w:val="ListParagraph"/>
+              <w:pStyle w:val="oancuaDanhsach"/>
               <w:numPr>
                 <w:ilvl w:val="0"/>
                 <w:numId w:val="25"/>
@@ -27280,7 +27708,7 @@
           </w:p>
           <w:p>
             <w:pPr>
-              <w:pStyle w:val="ListParagraph"/>
+              <w:pStyle w:val="oancuaDanhsach"/>
               <w:numPr>
                 <w:ilvl w:val="0"/>
                 <w:numId w:val="25"/>
@@ -27307,7 +27735,7 @@
           </w:p>
           <w:p>
             <w:pPr>
-              <w:pStyle w:val="ListParagraph"/>
+              <w:pStyle w:val="oancuaDanhsach"/>
               <w:numPr>
                 <w:ilvl w:val="0"/>
                 <w:numId w:val="25"/>
@@ -27340,7 +27768,7 @@
           </w:p>
           <w:p>
             <w:pPr>
-              <w:pStyle w:val="ListParagraph"/>
+              <w:pStyle w:val="oancuaDanhsach"/>
               <w:numPr>
                 <w:ilvl w:val="0"/>
                 <w:numId w:val="22"/>
@@ -27381,7 +27809,7 @@
           </w:p>
           <w:p>
             <w:pPr>
-              <w:pStyle w:val="ListParagraph"/>
+              <w:pStyle w:val="oancuaDanhsach"/>
               <w:numPr>
                 <w:ilvl w:val="0"/>
                 <w:numId w:val="22"/>
@@ -27393,7 +27821,7 @@
           </w:p>
           <w:p>
             <w:pPr>
-              <w:pStyle w:val="ListParagraph"/>
+              <w:pStyle w:val="oancuaDanhsach"/>
               <w:numPr>
                 <w:ilvl w:val="0"/>
                 <w:numId w:val="22"/>
@@ -27442,7 +27870,7 @@
           </w:p>
           <w:p>
             <w:pPr>
-              <w:pStyle w:val="ListParagraph"/>
+              <w:pStyle w:val="oancuaDanhsach"/>
               <w:numPr>
                 <w:ilvl w:val="0"/>
                 <w:numId w:val="22"/>
@@ -27492,7 +27920,7 @@
           </w:p>
           <w:p>
             <w:pPr>
-              <w:pStyle w:val="ListParagraph"/>
+              <w:pStyle w:val="oancuaDanhsach"/>
               <w:numPr>
                 <w:ilvl w:val="0"/>
                 <w:numId w:val="22"/>
@@ -27524,7 +27952,7 @@
           </w:p>
           <w:p>
             <w:pPr>
-              <w:pStyle w:val="ListParagraph"/>
+              <w:pStyle w:val="oancuaDanhsach"/>
               <w:numPr>
                 <w:ilvl w:val="0"/>
                 <w:numId w:val="22"/>
@@ -27556,7 +27984,7 @@
           </w:p>
           <w:p>
             <w:pPr>
-              <w:pStyle w:val="ListParagraph"/>
+              <w:pStyle w:val="oancuaDanhsach"/>
               <w:numPr>
                 <w:ilvl w:val="0"/>
                 <w:numId w:val="22"/>
@@ -27574,7 +28002,7 @@
           </w:p>
           <w:p>
             <w:pPr>
-              <w:pStyle w:val="ListParagraph"/>
+              <w:pStyle w:val="oancuaDanhsach"/>
               <w:numPr>
                 <w:ilvl w:val="0"/>
                 <w:numId w:val="22"/>
@@ -27592,7 +28020,7 @@
           </w:p>
           <w:p>
             <w:pPr>
-              <w:pStyle w:val="ListParagraph"/>
+              <w:pStyle w:val="oancuaDanhsach"/>
               <w:numPr>
                 <w:ilvl w:val="0"/>
                 <w:numId w:val="22"/>
@@ -27610,7 +28038,7 @@
           </w:p>
           <w:tbl>
             <w:tblPr>
-              <w:tblStyle w:val="TableGrid"/>
+              <w:tblStyle w:val="LiBang"/>
               <w:tblW w:w="0" w:type="auto"/>
               <w:tblInd w:w="1080" w:type="dxa"/>
               <w:tblLook w:val="04A0" w:firstRow="1" w:lastRow="0" w:firstColumn="1" w:lastColumn="0" w:noHBand="0" w:noVBand="1"/>
@@ -27625,7 +28053,7 @@
                 </w:tcPr>
                 <w:p>
                   <w:pPr>
-                    <w:pStyle w:val="ListParagraph"/>
+                    <w:pStyle w:val="oancuaDanhsach"/>
                     <w:ind w:left="0"/>
                     <w:rPr>
                       <w:lang w:val="vi-VN"/>
@@ -27647,7 +28075,7 @@
                 </w:tcPr>
                 <w:p>
                   <w:pPr>
-                    <w:pStyle w:val="ListParagraph"/>
+                    <w:pStyle w:val="oancuaDanhsach"/>
                     <w:ind w:left="0"/>
                     <w:rPr>
                       <w:lang w:val="vi-VN"/>
@@ -27672,7 +28100,7 @@
           </w:p>
           <w:p>
             <w:pPr>
-              <w:pStyle w:val="ListParagraph"/>
+              <w:pStyle w:val="oancuaDanhsach"/>
               <w:numPr>
                 <w:ilvl w:val="0"/>
                 <w:numId w:val="25"/>
@@ -27690,7 +28118,7 @@
           </w:p>
           <w:p>
             <w:pPr>
-              <w:pStyle w:val="ListParagraph"/>
+              <w:pStyle w:val="oancuaDanhsach"/>
               <w:numPr>
                 <w:ilvl w:val="0"/>
                 <w:numId w:val="25"/>
@@ -27968,7 +28396,7 @@
           </w:p>
           <w:tbl>
             <w:tblPr>
-              <w:tblStyle w:val="TableGrid"/>
+              <w:tblStyle w:val="LiBang"/>
               <w:tblW w:w="0" w:type="auto"/>
               <w:tblInd w:w="720" w:type="dxa"/>
               <w:tblLook w:val="04A0" w:firstRow="1" w:lastRow="0" w:firstColumn="1" w:lastColumn="0" w:noHBand="0" w:noVBand="1"/>
@@ -27987,7 +28415,7 @@
                 </w:tcPr>
                 <w:p>
                   <w:pPr>
-                    <w:pStyle w:val="ListParagraph"/>
+                    <w:pStyle w:val="oancuaDanhsach"/>
                     <w:ind w:left="0"/>
                     <w:rPr>
                       <w:lang w:val="vi-VN"/>
@@ -28007,7 +28435,7 @@
                 </w:tcPr>
                 <w:p>
                   <w:pPr>
-                    <w:pStyle w:val="ListParagraph"/>
+                    <w:pStyle w:val="oancuaDanhsach"/>
                     <w:ind w:left="0"/>
                     <w:rPr>
                       <w:lang w:val="vi-VN"/>
@@ -28027,7 +28455,7 @@
                 </w:tcPr>
                 <w:p>
                   <w:pPr>
-                    <w:pStyle w:val="ListParagraph"/>
+                    <w:pStyle w:val="oancuaDanhsach"/>
                     <w:ind w:left="0"/>
                     <w:rPr>
                       <w:lang w:val="vi-VN"/>
@@ -28047,7 +28475,7 @@
                 </w:tcPr>
                 <w:p>
                   <w:pPr>
-                    <w:pStyle w:val="ListParagraph"/>
+                    <w:pStyle w:val="oancuaDanhsach"/>
                     <w:ind w:left="0"/>
                     <w:rPr>
                       <w:lang w:val="vi-VN"/>
@@ -28067,7 +28495,7 @@
                 </w:tcPr>
                 <w:p>
                   <w:pPr>
-                    <w:pStyle w:val="ListParagraph"/>
+                    <w:pStyle w:val="oancuaDanhsach"/>
                     <w:ind w:left="0"/>
                     <w:rPr>
                       <w:lang w:val="vi-VN"/>
@@ -28083,7 +28511,7 @@
                 </w:tcPr>
                 <w:p>
                   <w:pPr>
-                    <w:pStyle w:val="ListParagraph"/>
+                    <w:pStyle w:val="oancuaDanhsach"/>
                     <w:ind w:left="0"/>
                     <w:rPr>
                       <w:lang w:val="vi-VN"/>
@@ -28103,7 +28531,7 @@
                 </w:tcPr>
                 <w:p>
                   <w:pPr>
-                    <w:pStyle w:val="ListParagraph"/>
+                    <w:pStyle w:val="oancuaDanhsach"/>
                     <w:ind w:left="0"/>
                     <w:rPr>
                       <w:lang w:val="vi-VN"/>
@@ -28123,7 +28551,7 @@
                 </w:tcPr>
                 <w:p>
                   <w:pPr>
-                    <w:pStyle w:val="ListParagraph"/>
+                    <w:pStyle w:val="oancuaDanhsach"/>
                     <w:ind w:left="0"/>
                     <w:rPr>
                       <w:lang w:val="vi-VN"/>
@@ -28179,6 +28607,7 @@
                   </w:r>
                   <w:proofErr w:type="spellStart"/>
                   <w:r>
+                    <w:lastRenderedPageBreak/>
                     <w:t>xe</w:t>
                   </w:r>
                   <w:proofErr w:type="spellEnd"/>
@@ -28190,7 +28619,7 @@
                 </w:tcPr>
                 <w:p>
                   <w:pPr>
-                    <w:pStyle w:val="ListParagraph"/>
+                    <w:pStyle w:val="oancuaDanhsach"/>
                     <w:ind w:left="0"/>
                     <w:rPr>
                       <w:lang w:val="vi-VN"/>
@@ -28200,6 +28629,7 @@
                     <w:rPr>
                       <w:lang w:val="vi-VN"/>
                     </w:rPr>
+                    <w:lastRenderedPageBreak/>
                     <w:t>1</w:t>
                   </w:r>
                 </w:p>
@@ -28210,7 +28640,7 @@
                 </w:tcPr>
                 <w:p>
                   <w:pPr>
-                    <w:pStyle w:val="ListParagraph"/>
+                    <w:pStyle w:val="oancuaDanhsach"/>
                     <w:ind w:left="0"/>
                     <w:rPr>
                       <w:lang w:val="vi-VN"/>
@@ -28232,7 +28662,7 @@
                 </w:tcPr>
                 <w:p>
                   <w:pPr>
-                    <w:pStyle w:val="ListParagraph"/>
+                    <w:pStyle w:val="oancuaDanhsach"/>
                     <w:ind w:left="0"/>
                     <w:rPr>
                       <w:lang w:val="vi-VN"/>
@@ -28252,7 +28682,7 @@
                 </w:tcPr>
                 <w:p>
                   <w:pPr>
-                    <w:pStyle w:val="ListParagraph"/>
+                    <w:pStyle w:val="oancuaDanhsach"/>
                     <w:ind w:left="0"/>
                     <w:rPr>
                       <w:lang w:val="vi-VN"/>
@@ -28272,7 +28702,7 @@
                 </w:tcPr>
                 <w:p>
                   <w:pPr>
-                    <w:pStyle w:val="ListParagraph"/>
+                    <w:pStyle w:val="oancuaDanhsach"/>
                     <w:ind w:left="0"/>
                     <w:rPr>
                       <w:lang w:val="vi-VN"/>
@@ -28295,11 +28725,7 @@
                   </w:r>
                   <w:proofErr w:type="spellEnd"/>
                   <w:r>
-                    <w:t xml:space="preserve"> &amp; </w:t>
-                  </w:r>
-                  <w:r>
-                    <w:lastRenderedPageBreak/>
-                    <w:t xml:space="preserve">Thay </w:t>
+                    <w:t xml:space="preserve"> &amp; Thay </w:t>
                   </w:r>
                   <w:proofErr w:type="spellStart"/>
                   <w:r>
@@ -28322,7 +28748,7 @@
                 </w:tcPr>
                 <w:p>
                   <w:pPr>
-                    <w:pStyle w:val="ListParagraph"/>
+                    <w:pStyle w:val="oancuaDanhsach"/>
                     <w:ind w:left="0"/>
                     <w:rPr>
                       <w:lang w:val="vi-VN"/>
@@ -28332,7 +28758,6 @@
                     <w:rPr>
                       <w:lang w:val="vi-VN"/>
                     </w:rPr>
-                    <w:lastRenderedPageBreak/>
                     <w:t>2</w:t>
                   </w:r>
                 </w:p>
@@ -28343,7 +28768,7 @@
                 </w:tcPr>
                 <w:p>
                   <w:pPr>
-                    <w:pStyle w:val="ListParagraph"/>
+                    <w:pStyle w:val="oancuaDanhsach"/>
                     <w:ind w:left="0"/>
                     <w:rPr>
                       <w:lang w:val="vi-VN"/>
@@ -28365,7 +28790,7 @@
                 </w:tcPr>
                 <w:p>
                   <w:pPr>
-                    <w:pStyle w:val="ListParagraph"/>
+                    <w:pStyle w:val="oancuaDanhsach"/>
                     <w:ind w:left="0"/>
                     <w:rPr>
                       <w:lang w:val="vi-VN"/>
@@ -28385,7 +28810,7 @@
                 </w:tcPr>
                 <w:p>
                   <w:pPr>
-                    <w:pStyle w:val="ListParagraph"/>
+                    <w:pStyle w:val="oancuaDanhsach"/>
                     <w:ind w:left="0"/>
                     <w:rPr>
                       <w:lang w:val="vi-VN"/>
@@ -28405,7 +28830,7 @@
                 </w:tcPr>
                 <w:p>
                   <w:pPr>
-                    <w:pStyle w:val="ListParagraph"/>
+                    <w:pStyle w:val="oancuaDanhsach"/>
                     <w:ind w:left="0"/>
                     <w:rPr>
                       <w:lang w:val="vi-VN"/>
@@ -28456,7 +28881,7 @@
                 </w:tcPr>
                 <w:p>
                   <w:pPr>
-                    <w:pStyle w:val="ListParagraph"/>
+                    <w:pStyle w:val="oancuaDanhsach"/>
                     <w:ind w:left="0"/>
                     <w:rPr>
                       <w:lang w:val="vi-VN"/>
@@ -28476,7 +28901,7 @@
                 </w:tcPr>
                 <w:p>
                   <w:pPr>
-                    <w:pStyle w:val="ListParagraph"/>
+                    <w:pStyle w:val="oancuaDanhsach"/>
                     <w:ind w:left="0"/>
                     <w:rPr>
                       <w:lang w:val="vi-VN"/>
@@ -28494,7 +28919,7 @@
           </w:tbl>
           <w:p>
             <w:pPr>
-              <w:pStyle w:val="ListParagraph"/>
+              <w:pStyle w:val="oancuaDanhsach"/>
               <w:rPr>
                 <w:lang w:val="vi-VN"/>
               </w:rPr>
@@ -28502,7 +28927,7 @@
           </w:p>
           <w:tbl>
             <w:tblPr>
-              <w:tblStyle w:val="TableGrid"/>
+              <w:tblStyle w:val="LiBang"/>
               <w:tblW w:w="0" w:type="auto"/>
               <w:tblInd w:w="720" w:type="dxa"/>
               <w:tblLook w:val="04A0" w:firstRow="1" w:lastRow="0" w:firstColumn="1" w:lastColumn="0" w:noHBand="0" w:noVBand="1"/>
@@ -28517,7 +28942,7 @@
                 </w:tcPr>
                 <w:p>
                   <w:pPr>
-                    <w:pStyle w:val="ListParagraph"/>
+                    <w:pStyle w:val="oancuaDanhsach"/>
                     <w:ind w:left="0"/>
                     <w:rPr>
                       <w:lang w:val="vi-VN"/>
@@ -28535,7 +28960,7 @@
           </w:tbl>
           <w:p>
             <w:pPr>
-              <w:pStyle w:val="ListParagraph"/>
+              <w:pStyle w:val="oancuaDanhsach"/>
               <w:rPr>
                 <w:lang w:val="vi-VN"/>
               </w:rPr>
@@ -28543,7 +28968,7 @@
           </w:p>
           <w:tbl>
             <w:tblPr>
-              <w:tblStyle w:val="TableGrid"/>
+              <w:tblStyle w:val="LiBang"/>
               <w:tblW w:w="0" w:type="auto"/>
               <w:tblInd w:w="720" w:type="dxa"/>
               <w:tblLook w:val="04A0" w:firstRow="1" w:lastRow="0" w:firstColumn="1" w:lastColumn="0" w:noHBand="0" w:noVBand="1"/>
@@ -28558,7 +28983,7 @@
                 </w:tcPr>
                 <w:p>
                   <w:pPr>
-                    <w:pStyle w:val="ListParagraph"/>
+                    <w:pStyle w:val="oancuaDanhsach"/>
                     <w:ind w:left="0"/>
                     <w:rPr>
                       <w:lang w:val="vi-VN"/>
@@ -28576,7 +29001,7 @@
           </w:tbl>
           <w:p>
             <w:pPr>
-              <w:pStyle w:val="ListParagraph"/>
+              <w:pStyle w:val="oancuaDanhsach"/>
               <w:numPr>
                 <w:ilvl w:val="0"/>
                 <w:numId w:val="25"/>
@@ -28600,7 +29025,7 @@
           </w:p>
           <w:p>
             <w:pPr>
-              <w:pStyle w:val="ListParagraph"/>
+              <w:pStyle w:val="oancuaDanhsach"/>
               <w:numPr>
                 <w:ilvl w:val="0"/>
                 <w:numId w:val="25"/>
@@ -28860,7 +29285,7 @@
           </w:p>
           <w:p>
             <w:pPr>
-              <w:pStyle w:val="ListParagraph"/>
+              <w:pStyle w:val="oancuaDanhsach"/>
               <w:numPr>
                 <w:ilvl w:val="0"/>
                 <w:numId w:val="25"/>
@@ -28878,7 +29303,7 @@
           </w:p>
           <w:p>
             <w:pPr>
-              <w:pStyle w:val="ListParagraph"/>
+              <w:pStyle w:val="oancuaDanhsach"/>
               <w:numPr>
                 <w:ilvl w:val="0"/>
                 <w:numId w:val="25"/>
@@ -28905,7 +29330,6 @@
           </w:tcPr>
           <w:p>
             <w:r>
-              <w:lastRenderedPageBreak/>
               <w:t>Exception</w:t>
             </w:r>
           </w:p>
@@ -28974,7 +29398,7 @@
           </w:p>
           <w:p>
             <w:pPr>
-              <w:pStyle w:val="ListParagraph"/>
+              <w:pStyle w:val="oancuaDanhsach"/>
               <w:numPr>
                 <w:ilvl w:val="0"/>
                 <w:numId w:val="22"/>
@@ -29015,7 +29439,7 @@
           </w:p>
           <w:p>
             <w:pPr>
-              <w:pStyle w:val="ListParagraph"/>
+              <w:pStyle w:val="oancuaDanhsach"/>
               <w:numPr>
                 <w:ilvl w:val="0"/>
                 <w:numId w:val="22"/>
@@ -29027,7 +29451,7 @@
           </w:p>
           <w:p>
             <w:pPr>
-              <w:pStyle w:val="ListParagraph"/>
+              <w:pStyle w:val="oancuaDanhsach"/>
               <w:numPr>
                 <w:ilvl w:val="0"/>
                 <w:numId w:val="22"/>
@@ -29076,7 +29500,7 @@
           </w:p>
           <w:p>
             <w:pPr>
-              <w:pStyle w:val="ListParagraph"/>
+              <w:pStyle w:val="oancuaDanhsach"/>
               <w:numPr>
                 <w:ilvl w:val="0"/>
                 <w:numId w:val="22"/>
@@ -29126,7 +29550,7 @@
           </w:p>
           <w:p>
             <w:pPr>
-              <w:pStyle w:val="ListParagraph"/>
+              <w:pStyle w:val="oancuaDanhsach"/>
               <w:numPr>
                 <w:ilvl w:val="0"/>
                 <w:numId w:val="22"/>
@@ -29158,7 +29582,7 @@
           </w:p>
           <w:p>
             <w:pPr>
-              <w:pStyle w:val="ListParagraph"/>
+              <w:pStyle w:val="oancuaDanhsach"/>
               <w:numPr>
                 <w:ilvl w:val="0"/>
                 <w:numId w:val="22"/>
@@ -29190,7 +29614,7 @@
           </w:p>
           <w:p>
             <w:pPr>
-              <w:pStyle w:val="ListParagraph"/>
+              <w:pStyle w:val="oancuaDanhsach"/>
               <w:numPr>
                 <w:ilvl w:val="0"/>
                 <w:numId w:val="22"/>
@@ -29208,7 +29632,7 @@
           </w:p>
           <w:p>
             <w:pPr>
-              <w:pStyle w:val="ListParagraph"/>
+              <w:pStyle w:val="oancuaDanhsach"/>
               <w:numPr>
                 <w:ilvl w:val="0"/>
                 <w:numId w:val="22"/>
@@ -29226,7 +29650,7 @@
           </w:p>
           <w:p>
             <w:pPr>
-              <w:pStyle w:val="ListParagraph"/>
+              <w:pStyle w:val="oancuaDanhsach"/>
               <w:numPr>
                 <w:ilvl w:val="0"/>
                 <w:numId w:val="22"/>
@@ -29244,7 +29668,7 @@
           </w:p>
           <w:tbl>
             <w:tblPr>
-              <w:tblStyle w:val="TableGrid"/>
+              <w:tblStyle w:val="LiBang"/>
               <w:tblW w:w="0" w:type="auto"/>
               <w:tblInd w:w="1080" w:type="dxa"/>
               <w:tblLook w:val="04A0" w:firstRow="1" w:lastRow="0" w:firstColumn="1" w:lastColumn="0" w:noHBand="0" w:noVBand="1"/>
@@ -29259,7 +29683,7 @@
                 </w:tcPr>
                 <w:p>
                   <w:pPr>
-                    <w:pStyle w:val="ListParagraph"/>
+                    <w:pStyle w:val="oancuaDanhsach"/>
                     <w:ind w:left="0"/>
                     <w:rPr>
                       <w:lang w:val="vi-VN"/>
@@ -29281,7 +29705,7 @@
                 </w:tcPr>
                 <w:p>
                   <w:pPr>
-                    <w:pStyle w:val="ListParagraph"/>
+                    <w:pStyle w:val="oancuaDanhsach"/>
                     <w:ind w:left="0"/>
                     <w:rPr>
                       <w:lang w:val="vi-VN"/>
@@ -29388,7 +29812,14 @@
               <w:rPr>
                 <w:lang w:val="vi-VN"/>
               </w:rPr>
-              <w:t>Hệ thống gán nhân viên phụ trách cho từng dịch vụ trong phiếu, cập nhật trạng thái phiếu dịch vụ thành "Đang thực hiện" và ghi nhận thời gian bắt đầu và thông báo phân công thành công.</w:t>
+              <w:t xml:space="preserve">Hệ thống gán nhân viên phụ trách cho từng dịch vụ trong phiếu, </w:t>
+            </w:r>
+            <w:r>
+              <w:rPr>
+                <w:lang w:val="vi-VN"/>
+              </w:rPr>
+              <w:lastRenderedPageBreak/>
+              <w:t>cập nhật trạng thái phiếu dịch vụ thành "Đang thực hiện" và ghi nhận thời gian bắt đầu và thông báo phân công thành công.</w:t>
             </w:r>
           </w:p>
           <w:p>
@@ -29414,7 +29845,6 @@
               <w:rPr>
                 <w:lang w:val="vi-VN"/>
               </w:rPr>
-              <w:lastRenderedPageBreak/>
               <w:t xml:space="preserve">7.5. Hệ thống quay về giao diện chính </w:t>
             </w:r>
           </w:p>
@@ -29424,13 +29854,13 @@
     <w:p/>
     <w:p>
       <w:pPr>
-        <w:pStyle w:val="Heading2"/>
+        <w:pStyle w:val="u2"/>
         <w:rPr>
           <w:rFonts w:ascii="Times New Roman" w:hAnsi="Times New Roman" w:cs="Times New Roman"/>
           <w:color w:val="000000" w:themeColor="text1"/>
         </w:rPr>
       </w:pPr>
-      <w:bookmarkStart w:id="20" w:name="_Toc240413432"/>
+      <w:bookmarkStart w:id="20" w:name="_Toc240464647"/>
       <w:r>
         <w:rPr>
           <w:rFonts w:ascii="Times New Roman" w:hAnsi="Times New Roman" w:cs="Times New Roman"/>
@@ -29612,7 +30042,7 @@
     <w:p/>
     <w:tbl>
       <w:tblPr>
-        <w:tblStyle w:val="TableGrid"/>
+        <w:tblStyle w:val="LiBang"/>
         <w:tblW w:w="0" w:type="auto"/>
         <w:tblLook w:val="04A0" w:firstRow="1" w:lastRow="0" w:firstColumn="1" w:lastColumn="0" w:noHBand="0" w:noVBand="1"/>
       </w:tblPr>
@@ -30085,7 +30515,7 @@
           </w:tcPr>
           <w:p>
             <w:pPr>
-              <w:pStyle w:val="ListParagraph"/>
+              <w:pStyle w:val="oancuaDanhsach"/>
               <w:numPr>
                 <w:ilvl w:val="0"/>
                 <w:numId w:val="26"/>
@@ -30251,7 +30681,7 @@
           </w:p>
           <w:p>
             <w:pPr>
-              <w:pStyle w:val="ListParagraph"/>
+              <w:pStyle w:val="oancuaDanhsach"/>
               <w:numPr>
                 <w:ilvl w:val="0"/>
                 <w:numId w:val="26"/>
@@ -30269,7 +30699,7 @@
           </w:p>
           <w:tbl>
             <w:tblPr>
-              <w:tblStyle w:val="TableGrid"/>
+              <w:tblStyle w:val="LiBang"/>
               <w:tblW w:w="0" w:type="auto"/>
               <w:tblInd w:w="720" w:type="dxa"/>
               <w:tblLook w:val="04A0" w:firstRow="1" w:lastRow="0" w:firstColumn="1" w:lastColumn="0" w:noHBand="0" w:noVBand="1"/>
@@ -30286,7 +30716,7 @@
                 </w:tcPr>
                 <w:p>
                   <w:pPr>
-                    <w:pStyle w:val="ListParagraph"/>
+                    <w:pStyle w:val="oancuaDanhsach"/>
                     <w:ind w:left="0"/>
                     <w:rPr>
                       <w:lang w:val="vi-VN"/>
@@ -30314,7 +30744,7 @@
                 </w:tcPr>
                 <w:p>
                   <w:pPr>
-                    <w:pStyle w:val="ListParagraph"/>
+                    <w:pStyle w:val="oancuaDanhsach"/>
                     <w:ind w:left="0"/>
                     <w:rPr>
                       <w:lang w:val="vi-VN"/>
@@ -30342,7 +30772,7 @@
                 </w:tcPr>
                 <w:p>
                   <w:pPr>
-                    <w:pStyle w:val="ListParagraph"/>
+                    <w:pStyle w:val="oancuaDanhsach"/>
                     <w:ind w:left="0"/>
                     <w:rPr>
                       <w:lang w:val="vi-VN"/>
@@ -30360,7 +30790,7 @@
           </w:tbl>
           <w:p>
             <w:pPr>
-              <w:pStyle w:val="ListParagraph"/>
+              <w:pStyle w:val="oancuaDanhsach"/>
               <w:rPr>
                 <w:lang w:val="vi-VN"/>
               </w:rPr>
@@ -30368,7 +30798,7 @@
           </w:p>
           <w:p>
             <w:pPr>
-              <w:pStyle w:val="ListParagraph"/>
+              <w:pStyle w:val="oancuaDanhsach"/>
               <w:numPr>
                 <w:ilvl w:val="0"/>
                 <w:numId w:val="26"/>
@@ -30386,7 +30816,7 @@
           </w:p>
           <w:p>
             <w:pPr>
-              <w:pStyle w:val="ListParagraph"/>
+              <w:pStyle w:val="oancuaDanhsach"/>
               <w:numPr>
                 <w:ilvl w:val="0"/>
                 <w:numId w:val="26"/>
@@ -30416,7 +30846,7 @@
           </w:p>
           <w:tbl>
             <w:tblPr>
-              <w:tblStyle w:val="TableGrid"/>
+              <w:tblStyle w:val="LiBang"/>
               <w:tblW w:w="0" w:type="auto"/>
               <w:tblLook w:val="04A0" w:firstRow="1" w:lastRow="0" w:firstColumn="1" w:lastColumn="0" w:noHBand="0" w:noVBand="1"/>
             </w:tblPr>
@@ -30906,7 +31336,7 @@
           </w:p>
           <w:p>
             <w:pPr>
-              <w:pStyle w:val="ListParagraph"/>
+              <w:pStyle w:val="oancuaDanhsach"/>
               <w:numPr>
                 <w:ilvl w:val="0"/>
                 <w:numId w:val="26"/>
@@ -30929,7 +31359,7 @@
           </w:p>
           <w:p>
             <w:pPr>
-              <w:pStyle w:val="ListParagraph"/>
+              <w:pStyle w:val="oancuaDanhsach"/>
               <w:numPr>
                 <w:ilvl w:val="0"/>
                 <w:numId w:val="26"/>
@@ -30949,7 +31379,7 @@
           </w:p>
           <w:tbl>
             <w:tblPr>
-              <w:tblStyle w:val="TableGrid"/>
+              <w:tblStyle w:val="LiBang"/>
               <w:tblW w:w="0" w:type="auto"/>
               <w:tblLook w:val="04A0" w:firstRow="1" w:lastRow="0" w:firstColumn="1" w:lastColumn="0" w:noHBand="0" w:noVBand="1"/>
             </w:tblPr>
@@ -31306,6 +31736,7 @@
                     <w:rPr>
                       <w:lang w:val="vi-VN"/>
                     </w:rPr>
+                    <w:lastRenderedPageBreak/>
                     <w:t>3</w:t>
                   </w:r>
                 </w:p>
@@ -31452,14 +31883,7 @@
                     <w:rPr>
                       <w:lang w:val="vi-VN"/>
                     </w:rPr>
-                    <w:t>88A-</w:t>
-                  </w:r>
-                  <w:r>
-                    <w:rPr>
-                      <w:lang w:val="vi-VN"/>
-                    </w:rPr>
-                    <w:lastRenderedPageBreak/>
-                    <w:t>88891</w:t>
+                    <w:t>88A-88891</w:t>
                   </w:r>
                 </w:p>
               </w:tc>
@@ -31477,7 +31901,6 @@
                     <w:rPr>
                       <w:lang w:val="vi-VN"/>
                     </w:rPr>
-                    <w:lastRenderedPageBreak/>
                     <w:t>Thay vỏ xe</w:t>
                   </w:r>
                 </w:p>
@@ -31768,7 +32191,7 @@
           </w:p>
           <w:tbl>
             <w:tblPr>
-              <w:tblStyle w:val="TableGrid"/>
+              <w:tblStyle w:val="LiBang"/>
               <w:tblW w:w="0" w:type="auto"/>
               <w:tblLook w:val="04A0" w:firstRow="1" w:lastRow="0" w:firstColumn="1" w:lastColumn="0" w:noHBand="0" w:noVBand="1"/>
             </w:tblPr>
@@ -31845,7 +32268,7 @@
           </w:p>
           <w:p>
             <w:pPr>
-              <w:pStyle w:val="ListParagraph"/>
+              <w:pStyle w:val="oancuaDanhsach"/>
               <w:numPr>
                 <w:ilvl w:val="0"/>
                 <w:numId w:val="26"/>
@@ -31863,7 +32286,7 @@
           </w:p>
           <w:p>
             <w:pPr>
-              <w:pStyle w:val="ListParagraph"/>
+              <w:pStyle w:val="oancuaDanhsach"/>
               <w:numPr>
                 <w:ilvl w:val="0"/>
                 <w:numId w:val="26"/>
@@ -31881,7 +32304,7 @@
           </w:p>
           <w:p>
             <w:pPr>
-              <w:pStyle w:val="ListParagraph"/>
+              <w:pStyle w:val="oancuaDanhsach"/>
               <w:numPr>
                 <w:ilvl w:val="0"/>
                 <w:numId w:val="26"/>
@@ -31899,7 +32322,7 @@
           </w:p>
           <w:p>
             <w:pPr>
-              <w:pStyle w:val="ListParagraph"/>
+              <w:pStyle w:val="oancuaDanhsach"/>
               <w:numPr>
                 <w:ilvl w:val="0"/>
                 <w:numId w:val="26"/>
@@ -31917,7 +32340,7 @@
           </w:p>
           <w:p>
             <w:pPr>
-              <w:pStyle w:val="ListParagraph"/>
+              <w:pStyle w:val="oancuaDanhsach"/>
               <w:numPr>
                 <w:ilvl w:val="0"/>
                 <w:numId w:val="26"/>
@@ -31935,7 +32358,7 @@
           </w:p>
           <w:p>
             <w:pPr>
-              <w:pStyle w:val="ListParagraph"/>
+              <w:pStyle w:val="oancuaDanhsach"/>
               <w:numPr>
                 <w:ilvl w:val="0"/>
                 <w:numId w:val="26"/>
@@ -32136,7 +32559,7 @@
           </w:p>
           <w:p>
             <w:pPr>
-              <w:pStyle w:val="ListParagraph"/>
+              <w:pStyle w:val="oancuaDanhsach"/>
               <w:numPr>
                 <w:ilvl w:val="0"/>
                 <w:numId w:val="26"/>
@@ -32154,7 +32577,7 @@
           </w:p>
           <w:p>
             <w:pPr>
-              <w:pStyle w:val="ListParagraph"/>
+              <w:pStyle w:val="oancuaDanhsach"/>
               <w:numPr>
                 <w:ilvl w:val="0"/>
                 <w:numId w:val="26"/>
@@ -32179,7 +32602,6 @@
           </w:tcPr>
           <w:p>
             <w:r>
-              <w:lastRenderedPageBreak/>
               <w:t>Exception</w:t>
             </w:r>
           </w:p>
@@ -32371,8 +32793,504 @@
       </w:tr>
     </w:tbl>
     <w:p/>
+    <w:p>
+      <w:pPr>
+        <w:pStyle w:val="u1"/>
+        <w:rPr>
+          <w:rFonts w:ascii="Times New Roman" w:hAnsi="Times New Roman" w:cs="Times New Roman"/>
+        </w:rPr>
+      </w:pPr>
+      <w:bookmarkStart w:id="21" w:name="_Toc240464648"/>
+      <w:r>
+        <w:rPr>
+          <w:rFonts w:ascii="Times New Roman" w:hAnsi="Times New Roman" w:cs="Times New Roman"/>
+        </w:rPr>
+        <w:lastRenderedPageBreak/>
+        <w:t xml:space="preserve">II. </w:t>
+      </w:r>
+      <w:proofErr w:type="spellStart"/>
+      <w:r>
+        <w:rPr>
+          <w:rFonts w:ascii="Times New Roman" w:hAnsi="Times New Roman" w:cs="Times New Roman"/>
+        </w:rPr>
+        <w:t>Biểu</w:t>
+      </w:r>
+      <w:proofErr w:type="spellEnd"/>
+      <w:r>
+        <w:rPr>
+          <w:rFonts w:ascii="Times New Roman" w:hAnsi="Times New Roman" w:cs="Times New Roman"/>
+        </w:rPr>
+        <w:t xml:space="preserve"> </w:t>
+      </w:r>
+      <w:proofErr w:type="spellStart"/>
+      <w:r>
+        <w:rPr>
+          <w:rFonts w:ascii="Times New Roman" w:hAnsi="Times New Roman" w:cs="Times New Roman"/>
+        </w:rPr>
+        <w:t>đồ</w:t>
+      </w:r>
+      <w:proofErr w:type="spellEnd"/>
+      <w:r>
+        <w:rPr>
+          <w:rFonts w:ascii="Times New Roman" w:hAnsi="Times New Roman" w:cs="Times New Roman"/>
+        </w:rPr>
+        <w:t xml:space="preserve"> </w:t>
+      </w:r>
+      <w:proofErr w:type="spellStart"/>
+      <w:r>
+        <w:rPr>
+          <w:rFonts w:ascii="Times New Roman" w:hAnsi="Times New Roman" w:cs="Times New Roman"/>
+        </w:rPr>
+        <w:t>trạng</w:t>
+      </w:r>
+      <w:proofErr w:type="spellEnd"/>
+      <w:r>
+        <w:rPr>
+          <w:rFonts w:ascii="Times New Roman" w:hAnsi="Times New Roman" w:cs="Times New Roman"/>
+        </w:rPr>
+        <w:t xml:space="preserve"> </w:t>
+      </w:r>
+      <w:proofErr w:type="spellStart"/>
+      <w:r>
+        <w:rPr>
+          <w:rFonts w:ascii="Times New Roman" w:hAnsi="Times New Roman" w:cs="Times New Roman"/>
+        </w:rPr>
+        <w:t>thái</w:t>
+      </w:r>
+      <w:proofErr w:type="spellEnd"/>
+      <w:r>
+        <w:rPr>
+          <w:rFonts w:ascii="Times New Roman" w:hAnsi="Times New Roman" w:cs="Times New Roman"/>
+        </w:rPr>
+        <w:t xml:space="preserve"> </w:t>
+      </w:r>
+      <w:proofErr w:type="spellStart"/>
+      <w:r>
+        <w:rPr>
+          <w:rFonts w:ascii="Times New Roman" w:hAnsi="Times New Roman" w:cs="Times New Roman"/>
+        </w:rPr>
+        <w:t>của</w:t>
+      </w:r>
+      <w:proofErr w:type="spellEnd"/>
+      <w:r>
+        <w:rPr>
+          <w:rFonts w:ascii="Times New Roman" w:hAnsi="Times New Roman" w:cs="Times New Roman"/>
+        </w:rPr>
+        <w:t xml:space="preserve"> 3 </w:t>
+      </w:r>
+      <w:proofErr w:type="spellStart"/>
+      <w:r>
+        <w:rPr>
+          <w:rFonts w:ascii="Times New Roman" w:hAnsi="Times New Roman" w:cs="Times New Roman"/>
+        </w:rPr>
+        <w:t>chức</w:t>
+      </w:r>
+      <w:proofErr w:type="spellEnd"/>
+      <w:r>
+        <w:rPr>
+          <w:rFonts w:ascii="Times New Roman" w:hAnsi="Times New Roman" w:cs="Times New Roman"/>
+        </w:rPr>
+        <w:t xml:space="preserve"> </w:t>
+      </w:r>
+      <w:proofErr w:type="spellStart"/>
+      <w:r>
+        <w:rPr>
+          <w:rFonts w:ascii="Times New Roman" w:hAnsi="Times New Roman" w:cs="Times New Roman"/>
+        </w:rPr>
+        <w:t>năng</w:t>
+      </w:r>
+      <w:bookmarkEnd w:id="21"/>
+      <w:proofErr w:type="spellEnd"/>
+      <w:r>
+        <w:rPr>
+          <w:rFonts w:ascii="Times New Roman" w:hAnsi="Times New Roman" w:cs="Times New Roman"/>
+        </w:rPr>
+        <w:t xml:space="preserve"> </w:t>
+      </w:r>
+    </w:p>
+    <w:p>
+      <w:pPr>
+        <w:pStyle w:val="u2"/>
+        <w:rPr>
+          <w:rFonts w:ascii="Times New Roman" w:hAnsi="Times New Roman" w:cs="Times New Roman"/>
+          <w:color w:val="auto"/>
+        </w:rPr>
+      </w:pPr>
+      <w:bookmarkStart w:id="22" w:name="_Toc240464649"/>
+      <w:r>
+        <w:rPr>
+          <w:rFonts w:ascii="Times New Roman" w:hAnsi="Times New Roman" w:cs="Times New Roman"/>
+          <w:color w:val="auto"/>
+        </w:rPr>
+        <w:t xml:space="preserve">1. </w:t>
+      </w:r>
+      <w:proofErr w:type="spellStart"/>
+      <w:r>
+        <w:rPr>
+          <w:rFonts w:ascii="Times New Roman" w:hAnsi="Times New Roman" w:cs="Times New Roman"/>
+          <w:color w:val="auto"/>
+        </w:rPr>
+        <w:t>Chức</w:t>
+      </w:r>
+      <w:proofErr w:type="spellEnd"/>
+      <w:r>
+        <w:rPr>
+          <w:rFonts w:ascii="Times New Roman" w:hAnsi="Times New Roman" w:cs="Times New Roman"/>
+          <w:color w:val="auto"/>
+        </w:rPr>
+        <w:t xml:space="preserve"> </w:t>
+      </w:r>
+      <w:proofErr w:type="spellStart"/>
+      <w:r>
+        <w:rPr>
+          <w:rFonts w:ascii="Times New Roman" w:hAnsi="Times New Roman" w:cs="Times New Roman"/>
+          <w:color w:val="auto"/>
+        </w:rPr>
+        <w:t>năng</w:t>
+      </w:r>
+      <w:proofErr w:type="spellEnd"/>
+      <w:r>
+        <w:rPr>
+          <w:rFonts w:ascii="Times New Roman" w:hAnsi="Times New Roman" w:cs="Times New Roman"/>
+          <w:color w:val="auto"/>
+        </w:rPr>
+        <w:t xml:space="preserve"> </w:t>
+      </w:r>
+      <w:proofErr w:type="spellStart"/>
+      <w:r>
+        <w:rPr>
+          <w:rFonts w:ascii="Times New Roman" w:hAnsi="Times New Roman" w:cs="Times New Roman"/>
+          <w:color w:val="auto"/>
+        </w:rPr>
+        <w:t>tiếp</w:t>
+      </w:r>
+      <w:proofErr w:type="spellEnd"/>
+      <w:r>
+        <w:rPr>
+          <w:rFonts w:ascii="Times New Roman" w:hAnsi="Times New Roman" w:cs="Times New Roman"/>
+          <w:color w:val="auto"/>
+        </w:rPr>
+        <w:t xml:space="preserve"> </w:t>
+      </w:r>
+      <w:proofErr w:type="spellStart"/>
+      <w:r>
+        <w:rPr>
+          <w:rFonts w:ascii="Times New Roman" w:hAnsi="Times New Roman" w:cs="Times New Roman"/>
+          <w:color w:val="auto"/>
+        </w:rPr>
+        <w:t>nhận</w:t>
+      </w:r>
+      <w:proofErr w:type="spellEnd"/>
+      <w:r>
+        <w:rPr>
+          <w:rFonts w:ascii="Times New Roman" w:hAnsi="Times New Roman" w:cs="Times New Roman"/>
+          <w:color w:val="auto"/>
+        </w:rPr>
+        <w:t xml:space="preserve"> </w:t>
+      </w:r>
+      <w:proofErr w:type="spellStart"/>
+      <w:r>
+        <w:rPr>
+          <w:rFonts w:ascii="Times New Roman" w:hAnsi="Times New Roman" w:cs="Times New Roman"/>
+          <w:color w:val="auto"/>
+        </w:rPr>
+        <w:t>xe</w:t>
+      </w:r>
+      <w:proofErr w:type="spellEnd"/>
+      <w:r>
+        <w:rPr>
+          <w:rFonts w:ascii="Times New Roman" w:hAnsi="Times New Roman" w:cs="Times New Roman"/>
+          <w:color w:val="auto"/>
+        </w:rPr>
+        <w:t xml:space="preserve"> </w:t>
+      </w:r>
+      <w:proofErr w:type="spellStart"/>
+      <w:r>
+        <w:rPr>
+          <w:rFonts w:ascii="Times New Roman" w:hAnsi="Times New Roman" w:cs="Times New Roman"/>
+          <w:color w:val="auto"/>
+        </w:rPr>
+        <w:t>và</w:t>
+      </w:r>
+      <w:proofErr w:type="spellEnd"/>
+      <w:r>
+        <w:rPr>
+          <w:rFonts w:ascii="Times New Roman" w:hAnsi="Times New Roman" w:cs="Times New Roman"/>
+          <w:color w:val="auto"/>
+        </w:rPr>
+        <w:t xml:space="preserve"> </w:t>
+      </w:r>
+      <w:proofErr w:type="spellStart"/>
+      <w:r>
+        <w:rPr>
+          <w:rFonts w:ascii="Times New Roman" w:hAnsi="Times New Roman" w:cs="Times New Roman"/>
+          <w:color w:val="auto"/>
+        </w:rPr>
+        <w:t>chọn</w:t>
+      </w:r>
+      <w:proofErr w:type="spellEnd"/>
+      <w:r>
+        <w:rPr>
+          <w:rFonts w:ascii="Times New Roman" w:hAnsi="Times New Roman" w:cs="Times New Roman"/>
+          <w:color w:val="auto"/>
+        </w:rPr>
+        <w:t xml:space="preserve"> </w:t>
+      </w:r>
+      <w:proofErr w:type="spellStart"/>
+      <w:r>
+        <w:rPr>
+          <w:rFonts w:ascii="Times New Roman" w:hAnsi="Times New Roman" w:cs="Times New Roman"/>
+          <w:color w:val="auto"/>
+        </w:rPr>
+        <w:t>dịch</w:t>
+      </w:r>
+      <w:proofErr w:type="spellEnd"/>
+      <w:r>
+        <w:rPr>
+          <w:rFonts w:ascii="Times New Roman" w:hAnsi="Times New Roman" w:cs="Times New Roman"/>
+          <w:color w:val="auto"/>
+        </w:rPr>
+        <w:t xml:space="preserve"> </w:t>
+      </w:r>
+      <w:proofErr w:type="spellStart"/>
+      <w:r>
+        <w:rPr>
+          <w:rFonts w:ascii="Times New Roman" w:hAnsi="Times New Roman" w:cs="Times New Roman"/>
+          <w:color w:val="auto"/>
+        </w:rPr>
+        <w:t>vụ</w:t>
+      </w:r>
+      <w:proofErr w:type="spellEnd"/>
+      <w:r>
+        <w:rPr>
+          <w:rFonts w:ascii="Times New Roman" w:hAnsi="Times New Roman" w:cs="Times New Roman"/>
+          <w:color w:val="auto"/>
+        </w:rPr>
+        <w:t>/</w:t>
+      </w:r>
+      <w:proofErr w:type="spellStart"/>
+      <w:r>
+        <w:rPr>
+          <w:rFonts w:ascii="Times New Roman" w:hAnsi="Times New Roman" w:cs="Times New Roman"/>
+          <w:color w:val="auto"/>
+        </w:rPr>
+        <w:t>phụ</w:t>
+      </w:r>
+      <w:proofErr w:type="spellEnd"/>
+      <w:r>
+        <w:rPr>
+          <w:rFonts w:ascii="Times New Roman" w:hAnsi="Times New Roman" w:cs="Times New Roman"/>
+          <w:color w:val="auto"/>
+        </w:rPr>
+        <w:t xml:space="preserve"> </w:t>
+      </w:r>
+      <w:proofErr w:type="spellStart"/>
+      <w:r>
+        <w:rPr>
+          <w:rFonts w:ascii="Times New Roman" w:hAnsi="Times New Roman" w:cs="Times New Roman"/>
+          <w:color w:val="auto"/>
+        </w:rPr>
+        <w:t>tùng</w:t>
+      </w:r>
+      <w:bookmarkEnd w:id="22"/>
+      <w:proofErr w:type="spellEnd"/>
+      <w:r>
+        <w:rPr>
+          <w:rFonts w:ascii="Times New Roman" w:hAnsi="Times New Roman" w:cs="Times New Roman"/>
+          <w:color w:val="auto"/>
+        </w:rPr>
+        <w:t xml:space="preserve"> </w:t>
+      </w:r>
+    </w:p>
+    <w:p>
+      <w:r>
+        <w:rPr>
+          <w:noProof/>
+        </w:rPr>
+        <w:drawing>
+          <wp:inline distT="0" distB="0" distL="0" distR="0" wp14:anchorId="19508D43" wp14:editId="5008F955">
+            <wp:extent cx="5940425" cy="3542665"/>
+            <wp:effectExtent l="0" t="0" r="3175" b="635"/>
+            <wp:docPr id="1522475521" name="Hình ảnh 1"/>
+            <wp:cNvGraphicFramePr>
+              <a:graphicFrameLocks xmlns:a="http://schemas.openxmlformats.org/drawingml/2006/main" noChangeAspect="1"/>
+            </wp:cNvGraphicFramePr>
+            <a:graphic xmlns:a="http://schemas.openxmlformats.org/drawingml/2006/main">
+              <a:graphicData uri="http://schemas.openxmlformats.org/drawingml/2006/picture">
+                <pic:pic xmlns:pic="http://schemas.openxmlformats.org/drawingml/2006/picture">
+                  <pic:nvPicPr>
+                    <pic:cNvPr id="1522475521" name="Hình ảnh 1522475521"/>
+                    <pic:cNvPicPr/>
+                  </pic:nvPicPr>
+                  <pic:blipFill>
+                    <a:blip r:embed="rId13"/>
+                    <a:stretch>
+                      <a:fillRect/>
+                    </a:stretch>
+                  </pic:blipFill>
+                  <pic:spPr>
+                    <a:xfrm>
+                      <a:off x="0" y="0"/>
+                      <a:ext cx="5940425" cy="3542665"/>
+                    </a:xfrm>
+                    <a:prstGeom prst="rect">
+                      <a:avLst/>
+                    </a:prstGeom>
+                  </pic:spPr>
+                </pic:pic>
+              </a:graphicData>
+            </a:graphic>
+          </wp:inline>
+        </w:drawing>
+      </w:r>
+    </w:p>
+    <w:p>
+      <w:pPr>
+        <w:pStyle w:val="u2"/>
+        <w:rPr>
+          <w:rFonts w:ascii="Times New Roman" w:hAnsi="Times New Roman" w:cs="Times New Roman"/>
+          <w:color w:val="auto"/>
+        </w:rPr>
+      </w:pPr>
+      <w:r>
+        <w:rPr>
+          <w:rFonts w:ascii="Times New Roman" w:hAnsi="Times New Roman" w:cs="Times New Roman"/>
+          <w:color w:val="auto"/>
+        </w:rPr>
+        <w:t xml:space="preserve">2. </w:t>
+      </w:r>
+      <w:proofErr w:type="spellStart"/>
+      <w:r>
+        <w:rPr>
+          <w:rFonts w:ascii="Times New Roman" w:hAnsi="Times New Roman" w:cs="Times New Roman"/>
+          <w:color w:val="auto"/>
+        </w:rPr>
+        <w:t>Chức</w:t>
+      </w:r>
+      <w:proofErr w:type="spellEnd"/>
+      <w:r>
+        <w:rPr>
+          <w:rFonts w:ascii="Times New Roman" w:hAnsi="Times New Roman" w:cs="Times New Roman"/>
+          <w:color w:val="auto"/>
+        </w:rPr>
+        <w:t xml:space="preserve"> </w:t>
+      </w:r>
+      <w:proofErr w:type="spellStart"/>
+      <w:r>
+        <w:rPr>
+          <w:rFonts w:ascii="Times New Roman" w:hAnsi="Times New Roman" w:cs="Times New Roman"/>
+          <w:color w:val="auto"/>
+        </w:rPr>
+        <w:t>năng</w:t>
+      </w:r>
+      <w:proofErr w:type="spellEnd"/>
+      <w:r>
+        <w:rPr>
+          <w:rFonts w:ascii="Times New Roman" w:hAnsi="Times New Roman" w:cs="Times New Roman"/>
+          <w:color w:val="auto"/>
+        </w:rPr>
+        <w:t xml:space="preserve"> </w:t>
+      </w:r>
+      <w:proofErr w:type="spellStart"/>
+      <w:r>
+        <w:rPr>
+          <w:rFonts w:ascii="Times New Roman" w:hAnsi="Times New Roman" w:cs="Times New Roman"/>
+          <w:color w:val="auto"/>
+        </w:rPr>
+        <w:t>phân</w:t>
+      </w:r>
+      <w:proofErr w:type="spellEnd"/>
+      <w:r>
+        <w:rPr>
+          <w:rFonts w:ascii="Times New Roman" w:hAnsi="Times New Roman" w:cs="Times New Roman"/>
+          <w:color w:val="auto"/>
+        </w:rPr>
+        <w:t xml:space="preserve"> </w:t>
+      </w:r>
+      <w:proofErr w:type="spellStart"/>
+      <w:r>
+        <w:rPr>
+          <w:rFonts w:ascii="Times New Roman" w:hAnsi="Times New Roman" w:cs="Times New Roman"/>
+          <w:color w:val="auto"/>
+        </w:rPr>
+        <w:t>công</w:t>
+      </w:r>
+      <w:proofErr w:type="spellEnd"/>
+      <w:r>
+        <w:rPr>
+          <w:rFonts w:ascii="Times New Roman" w:hAnsi="Times New Roman" w:cs="Times New Roman"/>
+          <w:color w:val="auto"/>
+        </w:rPr>
+        <w:t xml:space="preserve"> </w:t>
+      </w:r>
+      <w:proofErr w:type="spellStart"/>
+      <w:r>
+        <w:rPr>
+          <w:rFonts w:ascii="Times New Roman" w:hAnsi="Times New Roman" w:cs="Times New Roman"/>
+          <w:color w:val="auto"/>
+        </w:rPr>
+        <w:t>nhân</w:t>
+      </w:r>
+      <w:proofErr w:type="spellEnd"/>
+      <w:r>
+        <w:rPr>
+          <w:rFonts w:ascii="Times New Roman" w:hAnsi="Times New Roman" w:cs="Times New Roman"/>
+          <w:color w:val="auto"/>
+        </w:rPr>
+        <w:t xml:space="preserve"> </w:t>
+      </w:r>
+      <w:proofErr w:type="spellStart"/>
+      <w:r>
+        <w:rPr>
+          <w:rFonts w:ascii="Times New Roman" w:hAnsi="Times New Roman" w:cs="Times New Roman"/>
+          <w:color w:val="auto"/>
+        </w:rPr>
+        <w:t>viên</w:t>
+      </w:r>
+      <w:proofErr w:type="spellEnd"/>
+      <w:r>
+        <w:rPr>
+          <w:rFonts w:ascii="Times New Roman" w:hAnsi="Times New Roman" w:cs="Times New Roman"/>
+          <w:color w:val="auto"/>
+        </w:rPr>
+        <w:t xml:space="preserve"> </w:t>
+      </w:r>
+      <w:proofErr w:type="spellStart"/>
+      <w:r>
+        <w:rPr>
+          <w:rFonts w:ascii="Times New Roman" w:hAnsi="Times New Roman" w:cs="Times New Roman"/>
+          <w:color w:val="auto"/>
+        </w:rPr>
+        <w:t>phục</w:t>
+      </w:r>
+      <w:proofErr w:type="spellEnd"/>
+      <w:r>
+        <w:rPr>
+          <w:rFonts w:ascii="Times New Roman" w:hAnsi="Times New Roman" w:cs="Times New Roman"/>
+          <w:color w:val="auto"/>
+        </w:rPr>
+        <w:t xml:space="preserve"> </w:t>
+      </w:r>
+      <w:proofErr w:type="spellStart"/>
+      <w:r>
+        <w:rPr>
+          <w:rFonts w:ascii="Times New Roman" w:hAnsi="Times New Roman" w:cs="Times New Roman"/>
+          <w:color w:val="auto"/>
+        </w:rPr>
+        <w:t>vụ</w:t>
+      </w:r>
+      <w:proofErr w:type="spellEnd"/>
+      <w:r>
+        <w:rPr>
+          <w:rFonts w:ascii="Times New Roman" w:hAnsi="Times New Roman" w:cs="Times New Roman"/>
+          <w:color w:val="auto"/>
+        </w:rPr>
+        <w:t xml:space="preserve"> </w:t>
+      </w:r>
+    </w:p>
+    <w:p/>
     <w:sectPr>
-      <w:footerReference w:type="default" r:id="rId13"/>
+      <w:footerReference w:type="default" r:id="rId14"/>
       <w:pgSz w:w="11906" w:h="16838"/>
       <w:pgMar w:top="1020" w:right="1134" w:bottom="1020" w:left="1417" w:header="720" w:footer="720" w:gutter="0"/>
       <w:cols w:space="720"/>
@@ -32411,7 +33329,7 @@
 <w:ftr xmlns:wpc="http://schemas.microsoft.com/office/word/2010/wordprocessingCanvas" xmlns:cx="http://schemas.microsoft.com/office/drawing/2014/chartex" xmlns:cx1="http://schemas.microsoft.com/office/drawing/2015/9/8/chartex" xmlns:cx2="http://schemas.microsoft.com/office/drawing/2015/10/21/chartex" xmlns:cx3="http://schemas.microsoft.com/office/drawing/2016/5/9/chartex" xmlns:cx4="http://schemas.microsoft.com/office/drawing/2016/5/10/chartex" xmlns:cx5="http://schemas.microsoft.com/office/drawing/2016/5/11/chartex" xmlns:cx6="http://schemas.microsoft.com/office/drawing/2016/5/12/chartex" xmlns:cx7="http://schemas.microsoft.com/office/drawing/2016/5/13/chartex" xmlns:cx8="http://schemas.microsoft.com/office/drawing/2016/5/14/chartex" xmlns:mc="http://schemas.openxmlformats.org/markup-compatibility/2006" xmlns:aink="http://schemas.microsoft.com/office/drawing/2016/ink" xmlns:am3d="http://schemas.microsoft.com/office/drawing/2017/model3d" xmlns:o="urn:schemas-microsoft-com:office:office" xmlns:oel="http://schemas.microsoft.com/office/2019/extlst" xmlns:r="http://schemas.openxmlformats.org/officeDocument/2006/relationships" xmlns:m="http://schemas.openxmlformats.org/officeDocument/2006/math" xmlns:v="urn:schemas-microsoft-com:vml" xmlns:wp14="http://schemas.microsoft.com/office/word/2010/wordprocessingDrawing" xmlns:wp="http://schemas.openxmlformats.org/drawingml/2006/wordprocessingDrawing" xmlns:w10="urn:schemas-microsoft-com:office:word" xmlns:w="http://schemas.openxmlformats.org/wordprocessingml/2006/main" xmlns:w14="http://schemas.microsoft.com/office/word/2010/wordml" xmlns:w15="http://schemas.microsoft.com/office/word/2012/wordml" xmlns:w16cex="http://schemas.microsoft.com/office/word/2018/wordml/cex" xmlns:w16cid="http://schemas.microsoft.com/office/word/2016/wordml/cid" xmlns:w16="http://schemas.microsoft.com/office/word/2018/wordml" xmlns:w16du="http://schemas.microsoft.com/office/word/2023/wordml/word16du" xmlns:w16sdtdh="http://schemas.microsoft.com/office/word/2020/wordml/sdtdatahash" xmlns:w16sdtfl="http://schemas.microsoft.com/office/word/2024/wordml/sdtformatlock" xmlns:w16se="http://schemas.microsoft.com/office/word/2015/wordml/symex" xmlns:wpg="http://schemas.microsoft.com/office/word/2010/wordprocessingGroup" xmlns:wpi="http://schemas.microsoft.com/office/word/2010/wordprocessingInk" xmlns:wne="http://schemas.microsoft.com/office/word/2006/wordml" xmlns:wps="http://schemas.microsoft.com/office/word/2010/wordprocessingShape" mc:Ignorable="w14 w15 w16se w16cid w16 w16cex w16sdtdh w16sdtfl w16du wp14">
   <w:p>
     <w:pPr>
-      <w:pStyle w:val="Footer"/>
+      <w:pStyle w:val="Chntrang"/>
       <w:jc w:val="center"/>
     </w:pPr>
     <w:r>
@@ -32504,7 +33422,7 @@
     <w:lvl w:ilvl="0">
       <w:start w:val="1"/>
       <w:numFmt w:val="decimal"/>
-      <w:pStyle w:val="ListNumber3"/>
+      <w:pStyle w:val="Sudong3"/>
       <w:lvlText w:val="%1."/>
       <w:lvlJc w:val="left"/>
       <w:pPr>
@@ -32522,7 +33440,7 @@
     <w:lvl w:ilvl="0">
       <w:start w:val="1"/>
       <w:numFmt w:val="decimal"/>
-      <w:pStyle w:val="ListNumber2"/>
+      <w:pStyle w:val="Sudong2"/>
       <w:lvlText w:val="%1."/>
       <w:lvlJc w:val="left"/>
       <w:pPr>
@@ -32560,7 +33478,7 @@
     <w:lvl w:ilvl="0">
       <w:start w:val="1"/>
       <w:numFmt w:val="bullet"/>
-      <w:pStyle w:val="ListBullet3"/>
+      <w:pStyle w:val="Duudong3"/>
       <w:lvlText w:val=""/>
       <w:lvlJc w:val="left"/>
       <w:pPr>
@@ -32581,7 +33499,7 @@
     <w:lvl w:ilvl="0">
       <w:start w:val="1"/>
       <w:numFmt w:val="bullet"/>
-      <w:pStyle w:val="ListBullet2"/>
+      <w:pStyle w:val="Duudong2"/>
       <w:lvlText w:val=""/>
       <w:lvlJc w:val="left"/>
       <w:pPr>
@@ -32602,7 +33520,7 @@
     <w:lvl w:ilvl="0">
       <w:start w:val="1"/>
       <w:numFmt w:val="decimal"/>
-      <w:pStyle w:val="ListNumber"/>
+      <w:pStyle w:val="Sudong"/>
       <w:lvlText w:val="%1."/>
       <w:lvlJc w:val="left"/>
       <w:pPr>
@@ -32620,7 +33538,7 @@
     <w:lvl w:ilvl="0">
       <w:start w:val="1"/>
       <w:numFmt w:val="bullet"/>
-      <w:pStyle w:val="ListBullet"/>
+      <w:pStyle w:val="Duudong"/>
       <w:lvlText w:val=""/>
       <w:lvlJc w:val="left"/>
       <w:pPr>
@@ -32748,10 +33666,10 @@
     </w:lvl>
   </w:abstractNum>
   <w:abstractNum w:abstractNumId="10" w15:restartNumberingAfterBreak="0">
-    <w:nsid w:val="235C3CB7"/>
+    <w:nsid w:val="12434B1A"/>
     <w:multiLevelType w:val="hybridMultilevel"/>
-    <w:tmpl w:val="A4EEBC26"/>
-    <w:lvl w:ilvl="0" w:tplc="042A000F">
+    <w:tmpl w:val="9812615E"/>
+    <w:lvl w:ilvl="0" w:tplc="0409000F">
       <w:start w:val="1"/>
       <w:numFmt w:val="decimal"/>
       <w:lvlText w:val="%1."/>
@@ -32763,7 +33681,7 @@
         <w:rFonts w:hint="default"/>
       </w:rPr>
     </w:lvl>
-    <w:lvl w:ilvl="1" w:tplc="042A0019" w:tentative="1">
+    <w:lvl w:ilvl="1" w:tplc="04090019" w:tentative="1">
       <w:start w:val="1"/>
       <w:numFmt w:val="lowerLetter"/>
       <w:lvlText w:val="%2."/>
@@ -32772,7 +33690,7 @@
         <w:ind w:left="1440" w:hanging="360"/>
       </w:pPr>
     </w:lvl>
-    <w:lvl w:ilvl="2" w:tplc="042A001B" w:tentative="1">
+    <w:lvl w:ilvl="2" w:tplc="0409001B" w:tentative="1">
       <w:start w:val="1"/>
       <w:numFmt w:val="lowerRoman"/>
       <w:lvlText w:val="%3."/>
@@ -32781,7 +33699,7 @@
         <w:ind w:left="2160" w:hanging="180"/>
       </w:pPr>
     </w:lvl>
-    <w:lvl w:ilvl="3" w:tplc="042A000F" w:tentative="1">
+    <w:lvl w:ilvl="3" w:tplc="0409000F" w:tentative="1">
       <w:start w:val="1"/>
       <w:numFmt w:val="decimal"/>
       <w:lvlText w:val="%4."/>
@@ -32790,7 +33708,7 @@
         <w:ind w:left="2880" w:hanging="360"/>
       </w:pPr>
     </w:lvl>
-    <w:lvl w:ilvl="4" w:tplc="042A0019" w:tentative="1">
+    <w:lvl w:ilvl="4" w:tplc="04090019" w:tentative="1">
       <w:start w:val="1"/>
       <w:numFmt w:val="lowerLetter"/>
       <w:lvlText w:val="%5."/>
@@ -32799,7 +33717,7 @@
         <w:ind w:left="3600" w:hanging="360"/>
       </w:pPr>
     </w:lvl>
-    <w:lvl w:ilvl="5" w:tplc="042A001B" w:tentative="1">
+    <w:lvl w:ilvl="5" w:tplc="0409001B" w:tentative="1">
       <w:start w:val="1"/>
       <w:numFmt w:val="lowerRoman"/>
       <w:lvlText w:val="%6."/>
@@ -32808,7 +33726,7 @@
         <w:ind w:left="4320" w:hanging="180"/>
       </w:pPr>
     </w:lvl>
-    <w:lvl w:ilvl="6" w:tplc="042A000F" w:tentative="1">
+    <w:lvl w:ilvl="6" w:tplc="0409000F" w:tentative="1">
       <w:start w:val="1"/>
       <w:numFmt w:val="decimal"/>
       <w:lvlText w:val="%7."/>
@@ -32817,7 +33735,7 @@
         <w:ind w:left="5040" w:hanging="360"/>
       </w:pPr>
     </w:lvl>
-    <w:lvl w:ilvl="7" w:tplc="042A0019" w:tentative="1">
+    <w:lvl w:ilvl="7" w:tplc="04090019" w:tentative="1">
       <w:start w:val="1"/>
       <w:numFmt w:val="lowerLetter"/>
       <w:lvlText w:val="%8."/>
@@ -32826,7 +33744,7 @@
         <w:ind w:left="5760" w:hanging="360"/>
       </w:pPr>
     </w:lvl>
-    <w:lvl w:ilvl="8" w:tplc="042A001B" w:tentative="1">
+    <w:lvl w:ilvl="8" w:tplc="0409001B" w:tentative="1">
       <w:start w:val="1"/>
       <w:numFmt w:val="lowerRoman"/>
       <w:lvlText w:val="%9."/>
@@ -32837,9 +33755,9 @@
     </w:lvl>
   </w:abstractNum>
   <w:abstractNum w:abstractNumId="11" w15:restartNumberingAfterBreak="0">
-    <w:nsid w:val="24D24B80"/>
+    <w:nsid w:val="235C3CB7"/>
     <w:multiLevelType w:val="hybridMultilevel"/>
-    <w:tmpl w:val="25489F60"/>
+    <w:tmpl w:val="A4EEBC26"/>
     <w:lvl w:ilvl="0" w:tplc="042A000F">
       <w:start w:val="1"/>
       <w:numFmt w:val="decimal"/>
@@ -32926,6 +33844,95 @@
     </w:lvl>
   </w:abstractNum>
   <w:abstractNum w:abstractNumId="12" w15:restartNumberingAfterBreak="0">
+    <w:nsid w:val="24D24B80"/>
+    <w:multiLevelType w:val="hybridMultilevel"/>
+    <w:tmpl w:val="25489F60"/>
+    <w:lvl w:ilvl="0" w:tplc="042A000F">
+      <w:start w:val="1"/>
+      <w:numFmt w:val="decimal"/>
+      <w:lvlText w:val="%1."/>
+      <w:lvlJc w:val="left"/>
+      <w:pPr>
+        <w:ind w:left="720" w:hanging="360"/>
+      </w:pPr>
+      <w:rPr>
+        <w:rFonts w:hint="default"/>
+      </w:rPr>
+    </w:lvl>
+    <w:lvl w:ilvl="1" w:tplc="042A0019" w:tentative="1">
+      <w:start w:val="1"/>
+      <w:numFmt w:val="lowerLetter"/>
+      <w:lvlText w:val="%2."/>
+      <w:lvlJc w:val="left"/>
+      <w:pPr>
+        <w:ind w:left="1440" w:hanging="360"/>
+      </w:pPr>
+    </w:lvl>
+    <w:lvl w:ilvl="2" w:tplc="042A001B" w:tentative="1">
+      <w:start w:val="1"/>
+      <w:numFmt w:val="lowerRoman"/>
+      <w:lvlText w:val="%3."/>
+      <w:lvlJc w:val="right"/>
+      <w:pPr>
+        <w:ind w:left="2160" w:hanging="180"/>
+      </w:pPr>
+    </w:lvl>
+    <w:lvl w:ilvl="3" w:tplc="042A000F" w:tentative="1">
+      <w:start w:val="1"/>
+      <w:numFmt w:val="decimal"/>
+      <w:lvlText w:val="%4."/>
+      <w:lvlJc w:val="left"/>
+      <w:pPr>
+        <w:ind w:left="2880" w:hanging="360"/>
+      </w:pPr>
+    </w:lvl>
+    <w:lvl w:ilvl="4" w:tplc="042A0019" w:tentative="1">
+      <w:start w:val="1"/>
+      <w:numFmt w:val="lowerLetter"/>
+      <w:lvlText w:val="%5."/>
+      <w:lvlJc w:val="left"/>
+      <w:pPr>
+        <w:ind w:left="3600" w:hanging="360"/>
+      </w:pPr>
+    </w:lvl>
+    <w:lvl w:ilvl="5" w:tplc="042A001B" w:tentative="1">
+      <w:start w:val="1"/>
+      <w:numFmt w:val="lowerRoman"/>
+      <w:lvlText w:val="%6."/>
+      <w:lvlJc w:val="right"/>
+      <w:pPr>
+        <w:ind w:left="4320" w:hanging="180"/>
+      </w:pPr>
+    </w:lvl>
+    <w:lvl w:ilvl="6" w:tplc="042A000F" w:tentative="1">
+      <w:start w:val="1"/>
+      <w:numFmt w:val="decimal"/>
+      <w:lvlText w:val="%7."/>
+      <w:lvlJc w:val="left"/>
+      <w:pPr>
+        <w:ind w:left="5040" w:hanging="360"/>
+      </w:pPr>
+    </w:lvl>
+    <w:lvl w:ilvl="7" w:tplc="042A0019" w:tentative="1">
+      <w:start w:val="1"/>
+      <w:numFmt w:val="lowerLetter"/>
+      <w:lvlText w:val="%8."/>
+      <w:lvlJc w:val="left"/>
+      <w:pPr>
+        <w:ind w:left="5760" w:hanging="360"/>
+      </w:pPr>
+    </w:lvl>
+    <w:lvl w:ilvl="8" w:tplc="042A001B" w:tentative="1">
+      <w:start w:val="1"/>
+      <w:numFmt w:val="lowerRoman"/>
+      <w:lvlText w:val="%9."/>
+      <w:lvlJc w:val="right"/>
+      <w:pPr>
+        <w:ind w:left="6480" w:hanging="180"/>
+      </w:pPr>
+    </w:lvl>
+  </w:abstractNum>
+  <w:abstractNum w:abstractNumId="13" w15:restartNumberingAfterBreak="0">
     <w:nsid w:val="3AC72AB7"/>
     <w:multiLevelType w:val="hybridMultilevel"/>
     <w:tmpl w:val="B4E682F4"/>
@@ -33038,7 +34045,7 @@
       </w:rPr>
     </w:lvl>
   </w:abstractNum>
-  <w:abstractNum w:abstractNumId="13" w15:restartNumberingAfterBreak="0">
+  <w:abstractNum w:abstractNumId="14" w15:restartNumberingAfterBreak="0">
     <w:nsid w:val="3BE20041"/>
     <w:multiLevelType w:val="hybridMultilevel"/>
     <w:tmpl w:val="EA1CD866"/>
@@ -33151,7 +34158,7 @@
       </w:rPr>
     </w:lvl>
   </w:abstractNum>
-  <w:abstractNum w:abstractNumId="14" w15:restartNumberingAfterBreak="0">
+  <w:abstractNum w:abstractNumId="15" w15:restartNumberingAfterBreak="0">
     <w:nsid w:val="3D0936EF"/>
     <w:multiLevelType w:val="hybridMultilevel"/>
     <w:tmpl w:val="09543198"/>
@@ -33264,7 +34271,7 @@
       </w:rPr>
     </w:lvl>
   </w:abstractNum>
-  <w:abstractNum w:abstractNumId="15" w15:restartNumberingAfterBreak="0">
+  <w:abstractNum w:abstractNumId="16" w15:restartNumberingAfterBreak="0">
     <w:nsid w:val="457147CC"/>
     <w:multiLevelType w:val="hybridMultilevel"/>
     <w:tmpl w:val="C79646D0"/>
@@ -33353,7 +34360,7 @@
       </w:pPr>
     </w:lvl>
   </w:abstractNum>
-  <w:abstractNum w:abstractNumId="16" w15:restartNumberingAfterBreak="0">
+  <w:abstractNum w:abstractNumId="17" w15:restartNumberingAfterBreak="0">
     <w:nsid w:val="4C8137D4"/>
     <w:multiLevelType w:val="hybridMultilevel"/>
     <w:tmpl w:val="4BE4E67C"/>
@@ -33442,7 +34449,7 @@
       </w:pPr>
     </w:lvl>
   </w:abstractNum>
-  <w:abstractNum w:abstractNumId="17" w15:restartNumberingAfterBreak="0">
+  <w:abstractNum w:abstractNumId="18" w15:restartNumberingAfterBreak="0">
     <w:nsid w:val="4D4C1B69"/>
     <w:multiLevelType w:val="hybridMultilevel"/>
     <w:tmpl w:val="7700CD80"/>
@@ -33555,7 +34562,7 @@
       </w:rPr>
     </w:lvl>
   </w:abstractNum>
-  <w:abstractNum w:abstractNumId="18" w15:restartNumberingAfterBreak="0">
+  <w:abstractNum w:abstractNumId="19" w15:restartNumberingAfterBreak="0">
     <w:nsid w:val="4DB31ED4"/>
     <w:multiLevelType w:val="hybridMultilevel"/>
     <w:tmpl w:val="C79646D0"/>
@@ -33644,7 +34651,7 @@
       </w:pPr>
     </w:lvl>
   </w:abstractNum>
-  <w:abstractNum w:abstractNumId="19" w15:restartNumberingAfterBreak="0">
+  <w:abstractNum w:abstractNumId="20" w15:restartNumberingAfterBreak="0">
     <w:nsid w:val="53BD33BD"/>
     <w:multiLevelType w:val="hybridMultilevel"/>
     <w:tmpl w:val="F3A22E8C"/>
@@ -33757,7 +34764,96 @@
       </w:rPr>
     </w:lvl>
   </w:abstractNum>
-  <w:abstractNum w:abstractNumId="20" w15:restartNumberingAfterBreak="0">
+  <w:abstractNum w:abstractNumId="21" w15:restartNumberingAfterBreak="0">
+    <w:nsid w:val="55586B94"/>
+    <w:multiLevelType w:val="hybridMultilevel"/>
+    <w:tmpl w:val="C5BAE56C"/>
+    <w:lvl w:ilvl="0" w:tplc="0409000F">
+      <w:start w:val="1"/>
+      <w:numFmt w:val="decimal"/>
+      <w:lvlText w:val="%1."/>
+      <w:lvlJc w:val="left"/>
+      <w:pPr>
+        <w:ind w:left="720" w:hanging="360"/>
+      </w:pPr>
+      <w:rPr>
+        <w:rFonts w:hint="default"/>
+      </w:rPr>
+    </w:lvl>
+    <w:lvl w:ilvl="1" w:tplc="04090019" w:tentative="1">
+      <w:start w:val="1"/>
+      <w:numFmt w:val="lowerLetter"/>
+      <w:lvlText w:val="%2."/>
+      <w:lvlJc w:val="left"/>
+      <w:pPr>
+        <w:ind w:left="1440" w:hanging="360"/>
+      </w:pPr>
+    </w:lvl>
+    <w:lvl w:ilvl="2" w:tplc="0409001B" w:tentative="1">
+      <w:start w:val="1"/>
+      <w:numFmt w:val="lowerRoman"/>
+      <w:lvlText w:val="%3."/>
+      <w:lvlJc w:val="right"/>
+      <w:pPr>
+        <w:ind w:left="2160" w:hanging="180"/>
+      </w:pPr>
+    </w:lvl>
+    <w:lvl w:ilvl="3" w:tplc="0409000F" w:tentative="1">
+      <w:start w:val="1"/>
+      <w:numFmt w:val="decimal"/>
+      <w:lvlText w:val="%4."/>
+      <w:lvlJc w:val="left"/>
+      <w:pPr>
+        <w:ind w:left="2880" w:hanging="360"/>
+      </w:pPr>
+    </w:lvl>
+    <w:lvl w:ilvl="4" w:tplc="04090019" w:tentative="1">
+      <w:start w:val="1"/>
+      <w:numFmt w:val="lowerLetter"/>
+      <w:lvlText w:val="%5."/>
+      <w:lvlJc w:val="left"/>
+      <w:pPr>
+        <w:ind w:left="3600" w:hanging="360"/>
+      </w:pPr>
+    </w:lvl>
+    <w:lvl w:ilvl="5" w:tplc="0409001B" w:tentative="1">
+      <w:start w:val="1"/>
+      <w:numFmt w:val="lowerRoman"/>
+      <w:lvlText w:val="%6."/>
+      <w:lvlJc w:val="right"/>
+      <w:pPr>
+        <w:ind w:left="4320" w:hanging="180"/>
+      </w:pPr>
+    </w:lvl>
+    <w:lvl w:ilvl="6" w:tplc="0409000F" w:tentative="1">
+      <w:start w:val="1"/>
+      <w:numFmt w:val="decimal"/>
+      <w:lvlText w:val="%7."/>
+      <w:lvlJc w:val="left"/>
+      <w:pPr>
+        <w:ind w:left="5040" w:hanging="360"/>
+      </w:pPr>
+    </w:lvl>
+    <w:lvl w:ilvl="7" w:tplc="04090019" w:tentative="1">
+      <w:start w:val="1"/>
+      <w:numFmt w:val="lowerLetter"/>
+      <w:lvlText w:val="%8."/>
+      <w:lvlJc w:val="left"/>
+      <w:pPr>
+        <w:ind w:left="5760" w:hanging="360"/>
+      </w:pPr>
+    </w:lvl>
+    <w:lvl w:ilvl="8" w:tplc="0409001B" w:tentative="1">
+      <w:start w:val="1"/>
+      <w:numFmt w:val="lowerRoman"/>
+      <w:lvlText w:val="%9."/>
+      <w:lvlJc w:val="right"/>
+      <w:pPr>
+        <w:ind w:left="6480" w:hanging="180"/>
+      </w:pPr>
+    </w:lvl>
+  </w:abstractNum>
+  <w:abstractNum w:abstractNumId="22" w15:restartNumberingAfterBreak="0">
     <w:nsid w:val="5A524272"/>
     <w:multiLevelType w:val="hybridMultilevel"/>
     <w:tmpl w:val="FC70FB86"/>
@@ -33870,7 +34966,7 @@
       </w:rPr>
     </w:lvl>
   </w:abstractNum>
-  <w:abstractNum w:abstractNumId="21" w15:restartNumberingAfterBreak="0">
+  <w:abstractNum w:abstractNumId="23" w15:restartNumberingAfterBreak="0">
     <w:nsid w:val="5B7D24C8"/>
     <w:multiLevelType w:val="hybridMultilevel"/>
     <w:tmpl w:val="4BE4E67C"/>
@@ -33959,7 +35055,7 @@
       </w:pPr>
     </w:lvl>
   </w:abstractNum>
-  <w:abstractNum w:abstractNumId="22" w15:restartNumberingAfterBreak="0">
+  <w:abstractNum w:abstractNumId="24" w15:restartNumberingAfterBreak="0">
     <w:nsid w:val="5C8809B8"/>
     <w:multiLevelType w:val="hybridMultilevel"/>
     <w:tmpl w:val="15688A56"/>
@@ -34072,7 +35168,7 @@
       </w:rPr>
     </w:lvl>
   </w:abstractNum>
-  <w:abstractNum w:abstractNumId="23" w15:restartNumberingAfterBreak="0">
+  <w:abstractNum w:abstractNumId="25" w15:restartNumberingAfterBreak="0">
     <w:nsid w:val="6A4810E2"/>
     <w:multiLevelType w:val="hybridMultilevel"/>
     <w:tmpl w:val="D4E4D46E"/>
@@ -34185,7 +35281,7 @@
       </w:rPr>
     </w:lvl>
   </w:abstractNum>
-  <w:abstractNum w:abstractNumId="24" w15:restartNumberingAfterBreak="0">
+  <w:abstractNum w:abstractNumId="26" w15:restartNumberingAfterBreak="0">
     <w:nsid w:val="6A5C149E"/>
     <w:multiLevelType w:val="hybridMultilevel"/>
     <w:tmpl w:val="89E2224E"/>
@@ -34298,7 +35394,7 @@
       </w:rPr>
     </w:lvl>
   </w:abstractNum>
-  <w:abstractNum w:abstractNumId="25" w15:restartNumberingAfterBreak="0">
+  <w:abstractNum w:abstractNumId="27" w15:restartNumberingAfterBreak="0">
     <w:nsid w:val="6F7934BC"/>
     <w:multiLevelType w:val="hybridMultilevel"/>
     <w:tmpl w:val="39E8EE44"/>
@@ -34411,7 +35507,7 @@
       </w:rPr>
     </w:lvl>
   </w:abstractNum>
-  <w:abstractNum w:abstractNumId="26" w15:restartNumberingAfterBreak="0">
+  <w:abstractNum w:abstractNumId="28" w15:restartNumberingAfterBreak="0">
     <w:nsid w:val="76A563F6"/>
     <w:multiLevelType w:val="multilevel"/>
     <w:tmpl w:val="53B00C40"/>
@@ -34524,7 +35620,7 @@
       </w:rPr>
     </w:lvl>
   </w:abstractNum>
-  <w:abstractNum w:abstractNumId="27" w15:restartNumberingAfterBreak="0">
+  <w:abstractNum w:abstractNumId="29" w15:restartNumberingAfterBreak="0">
     <w:nsid w:val="79C962C1"/>
     <w:multiLevelType w:val="hybridMultilevel"/>
     <w:tmpl w:val="1BACD602"/>
@@ -34635,6 +35731,95 @@
       <w:rPr>
         <w:rFonts w:ascii="Wingdings" w:hAnsi="Wingdings" w:hint="default"/>
       </w:rPr>
+    </w:lvl>
+  </w:abstractNum>
+  <w:abstractNum w:abstractNumId="30" w15:restartNumberingAfterBreak="0">
+    <w:nsid w:val="7BEA236A"/>
+    <w:multiLevelType w:val="hybridMultilevel"/>
+    <w:tmpl w:val="06EABB72"/>
+    <w:lvl w:ilvl="0" w:tplc="0409000F">
+      <w:start w:val="1"/>
+      <w:numFmt w:val="decimal"/>
+      <w:lvlText w:val="%1."/>
+      <w:lvlJc w:val="left"/>
+      <w:pPr>
+        <w:ind w:left="720" w:hanging="360"/>
+      </w:pPr>
+      <w:rPr>
+        <w:rFonts w:hint="default"/>
+      </w:rPr>
+    </w:lvl>
+    <w:lvl w:ilvl="1" w:tplc="04090019" w:tentative="1">
+      <w:start w:val="1"/>
+      <w:numFmt w:val="lowerLetter"/>
+      <w:lvlText w:val="%2."/>
+      <w:lvlJc w:val="left"/>
+      <w:pPr>
+        <w:ind w:left="1440" w:hanging="360"/>
+      </w:pPr>
+    </w:lvl>
+    <w:lvl w:ilvl="2" w:tplc="0409001B" w:tentative="1">
+      <w:start w:val="1"/>
+      <w:numFmt w:val="lowerRoman"/>
+      <w:lvlText w:val="%3."/>
+      <w:lvlJc w:val="right"/>
+      <w:pPr>
+        <w:ind w:left="2160" w:hanging="180"/>
+      </w:pPr>
+    </w:lvl>
+    <w:lvl w:ilvl="3" w:tplc="0409000F" w:tentative="1">
+      <w:start w:val="1"/>
+      <w:numFmt w:val="decimal"/>
+      <w:lvlText w:val="%4."/>
+      <w:lvlJc w:val="left"/>
+      <w:pPr>
+        <w:ind w:left="2880" w:hanging="360"/>
+      </w:pPr>
+    </w:lvl>
+    <w:lvl w:ilvl="4" w:tplc="04090019" w:tentative="1">
+      <w:start w:val="1"/>
+      <w:numFmt w:val="lowerLetter"/>
+      <w:lvlText w:val="%5."/>
+      <w:lvlJc w:val="left"/>
+      <w:pPr>
+        <w:ind w:left="3600" w:hanging="360"/>
+      </w:pPr>
+    </w:lvl>
+    <w:lvl w:ilvl="5" w:tplc="0409001B" w:tentative="1">
+      <w:start w:val="1"/>
+      <w:numFmt w:val="lowerRoman"/>
+      <w:lvlText w:val="%6."/>
+      <w:lvlJc w:val="right"/>
+      <w:pPr>
+        <w:ind w:left="4320" w:hanging="180"/>
+      </w:pPr>
+    </w:lvl>
+    <w:lvl w:ilvl="6" w:tplc="0409000F" w:tentative="1">
+      <w:start w:val="1"/>
+      <w:numFmt w:val="decimal"/>
+      <w:lvlText w:val="%7."/>
+      <w:lvlJc w:val="left"/>
+      <w:pPr>
+        <w:ind w:left="5040" w:hanging="360"/>
+      </w:pPr>
+    </w:lvl>
+    <w:lvl w:ilvl="7" w:tplc="04090019" w:tentative="1">
+      <w:start w:val="1"/>
+      <w:numFmt w:val="lowerLetter"/>
+      <w:lvlText w:val="%8."/>
+      <w:lvlJc w:val="left"/>
+      <w:pPr>
+        <w:ind w:left="5760" w:hanging="360"/>
+      </w:pPr>
+    </w:lvl>
+    <w:lvl w:ilvl="8" w:tplc="0409001B" w:tentative="1">
+      <w:start w:val="1"/>
+      <w:numFmt w:val="lowerRoman"/>
+      <w:lvlText w:val="%9."/>
+      <w:lvlJc w:val="right"/>
+      <w:pPr>
+        <w:ind w:left="6480" w:hanging="180"/>
+      </w:pPr>
     </w:lvl>
   </w:abstractNum>
   <w:num w:numId="1" w16cid:durableId="279847030">
@@ -34665,61 +35850,70 @@
     <w:abstractNumId w:val="0"/>
   </w:num>
   <w:num w:numId="10" w16cid:durableId="1978947118">
-    <w:abstractNumId w:val="15"/>
+    <w:abstractNumId w:val="16"/>
   </w:num>
   <w:num w:numId="11" w16cid:durableId="118181521">
-    <w:abstractNumId w:val="19"/>
+    <w:abstractNumId w:val="20"/>
   </w:num>
   <w:num w:numId="12" w16cid:durableId="1754468445">
-    <w:abstractNumId w:val="20"/>
+    <w:abstractNumId w:val="22"/>
   </w:num>
   <w:num w:numId="13" w16cid:durableId="1523470960">
     <w:abstractNumId w:val="9"/>
   </w:num>
   <w:num w:numId="14" w16cid:durableId="1036469004">
+    <w:abstractNumId w:val="29"/>
+  </w:num>
+  <w:num w:numId="15" w16cid:durableId="1031110593">
+    <w:abstractNumId w:val="15"/>
+  </w:num>
+  <w:num w:numId="16" w16cid:durableId="1574655242">
+    <w:abstractNumId w:val="13"/>
+  </w:num>
+  <w:num w:numId="17" w16cid:durableId="867331635">
     <w:abstractNumId w:val="27"/>
   </w:num>
-  <w:num w:numId="15" w16cid:durableId="1031110593">
+  <w:num w:numId="18" w16cid:durableId="1943996645">
+    <w:abstractNumId w:val="26"/>
+  </w:num>
+  <w:num w:numId="19" w16cid:durableId="1699428717">
+    <w:abstractNumId w:val="24"/>
+  </w:num>
+  <w:num w:numId="20" w16cid:durableId="1108506776">
+    <w:abstractNumId w:val="18"/>
+  </w:num>
+  <w:num w:numId="21" w16cid:durableId="120076255">
     <w:abstractNumId w:val="14"/>
   </w:num>
-  <w:num w:numId="16" w16cid:durableId="1574655242">
+  <w:num w:numId="22" w16cid:durableId="867528036">
+    <w:abstractNumId w:val="25"/>
+  </w:num>
+  <w:num w:numId="23" w16cid:durableId="1389888038">
+    <w:abstractNumId w:val="19"/>
+  </w:num>
+  <w:num w:numId="24" w16cid:durableId="786508832">
     <w:abstractNumId w:val="12"/>
   </w:num>
-  <w:num w:numId="17" w16cid:durableId="867331635">
-    <w:abstractNumId w:val="25"/>
-  </w:num>
-  <w:num w:numId="18" w16cid:durableId="1943996645">
-    <w:abstractNumId w:val="24"/>
-  </w:num>
-  <w:num w:numId="19" w16cid:durableId="1699428717">
-    <w:abstractNumId w:val="22"/>
-  </w:num>
-  <w:num w:numId="20" w16cid:durableId="1108506776">
+  <w:num w:numId="25" w16cid:durableId="1704398689">
     <w:abstractNumId w:val="17"/>
   </w:num>
-  <w:num w:numId="21" w16cid:durableId="120076255">
-    <w:abstractNumId w:val="13"/>
+  <w:num w:numId="26" w16cid:durableId="1704671777">
+    <w:abstractNumId w:val="11"/>
   </w:num>
-  <w:num w:numId="22" w16cid:durableId="867528036">
+  <w:num w:numId="27" w16cid:durableId="1219366814">
     <w:abstractNumId w:val="23"/>
   </w:num>
-  <w:num w:numId="23" w16cid:durableId="1389888038">
-    <w:abstractNumId w:val="18"/>
+  <w:num w:numId="28" w16cid:durableId="423428336">
+    <w:abstractNumId w:val="28"/>
   </w:num>
-  <w:num w:numId="24" w16cid:durableId="786508832">
-    <w:abstractNumId w:val="11"/>
+  <w:num w:numId="29" w16cid:durableId="863783874">
+    <w:abstractNumId w:val="30"/>
   </w:num>
-  <w:num w:numId="25" w16cid:durableId="1704398689">
-    <w:abstractNumId w:val="16"/>
-  </w:num>
-  <w:num w:numId="26" w16cid:durableId="1704671777">
+  <w:num w:numId="30" w16cid:durableId="1811898225">
     <w:abstractNumId w:val="10"/>
   </w:num>
-  <w:num w:numId="27" w16cid:durableId="1219366814">
+  <w:num w:numId="31" w16cid:durableId="1328753005">
     <w:abstractNumId w:val="21"/>
-  </w:num>
-  <w:num w:numId="28" w16cid:durableId="423428336">
-    <w:abstractNumId w:val="26"/>
   </w:num>
 </w:numbering>
 </file>
@@ -35110,7 +36304,7 @@
     <w:lsdException w:name="Unresolved Mention" w:semiHidden="1" w:unhideWhenUsed="1"/>
     <w:lsdException w:name="Smart Link" w:semiHidden="1" w:unhideWhenUsed="1"/>
   </w:latentStyles>
-  <w:style w:type="paragraph" w:default="1" w:styleId="Normal">
+  <w:style w:type="paragraph" w:default="1" w:styleId="Binhthng">
     <w:name w:val="Normal"/>
     <w:qFormat/>
     <w:rsid w:val="00FC693F"/>
@@ -35119,11 +36313,11 @@
       <w:sz w:val="26"/>
     </w:rPr>
   </w:style>
-  <w:style w:type="paragraph" w:styleId="Heading1">
+  <w:style w:type="paragraph" w:styleId="u1">
     <w:name w:val="heading 1"/>
-    <w:basedOn w:val="Normal"/>
-    <w:next w:val="Normal"/>
-    <w:link w:val="Heading1Char"/>
+    <w:basedOn w:val="Binhthng"/>
+    <w:next w:val="Binhthng"/>
+    <w:link w:val="u1Char"/>
     <w:uiPriority w:val="9"/>
     <w:qFormat/>
     <w:rsid w:val="00FC693F"/>
@@ -35142,11 +36336,11 @@
       <w:szCs w:val="28"/>
     </w:rPr>
   </w:style>
-  <w:style w:type="paragraph" w:styleId="Heading2">
+  <w:style w:type="paragraph" w:styleId="u2">
     <w:name w:val="heading 2"/>
-    <w:basedOn w:val="Normal"/>
-    <w:next w:val="Normal"/>
-    <w:link w:val="Heading2Char"/>
+    <w:basedOn w:val="Binhthng"/>
+    <w:next w:val="Binhthng"/>
+    <w:link w:val="u2Char"/>
     <w:uiPriority w:val="9"/>
     <w:unhideWhenUsed/>
     <w:qFormat/>
@@ -35165,11 +36359,11 @@
       <w:szCs w:val="26"/>
     </w:rPr>
   </w:style>
-  <w:style w:type="paragraph" w:styleId="Heading3">
+  <w:style w:type="paragraph" w:styleId="u3">
     <w:name w:val="heading 3"/>
-    <w:basedOn w:val="Normal"/>
-    <w:next w:val="Normal"/>
-    <w:link w:val="Heading3Char"/>
+    <w:basedOn w:val="Binhthng"/>
+    <w:next w:val="Binhthng"/>
+    <w:link w:val="u3Char"/>
     <w:uiPriority w:val="9"/>
     <w:unhideWhenUsed/>
     <w:qFormat/>
@@ -35187,11 +36381,11 @@
       <w:color w:val="4F81BD" w:themeColor="accent1"/>
     </w:rPr>
   </w:style>
-  <w:style w:type="paragraph" w:styleId="Heading4">
+  <w:style w:type="paragraph" w:styleId="u4">
     <w:name w:val="heading 4"/>
-    <w:basedOn w:val="Normal"/>
-    <w:next w:val="Normal"/>
-    <w:link w:val="Heading4Char"/>
+    <w:basedOn w:val="Binhthng"/>
+    <w:next w:val="Binhthng"/>
+    <w:link w:val="u4Char"/>
     <w:uiPriority w:val="9"/>
     <w:semiHidden/>
     <w:unhideWhenUsed/>
@@ -35212,11 +36406,11 @@
       <w:color w:val="4F81BD" w:themeColor="accent1"/>
     </w:rPr>
   </w:style>
-  <w:style w:type="paragraph" w:styleId="Heading5">
+  <w:style w:type="paragraph" w:styleId="u5">
     <w:name w:val="heading 5"/>
-    <w:basedOn w:val="Normal"/>
-    <w:next w:val="Normal"/>
-    <w:link w:val="Heading5Char"/>
+    <w:basedOn w:val="Binhthng"/>
+    <w:next w:val="Binhthng"/>
+    <w:link w:val="u5Char"/>
     <w:uiPriority w:val="9"/>
     <w:semiHidden/>
     <w:unhideWhenUsed/>
@@ -35233,11 +36427,11 @@
       <w:color w:val="243F60" w:themeColor="accent1" w:themeShade="7F"/>
     </w:rPr>
   </w:style>
-  <w:style w:type="paragraph" w:styleId="Heading6">
+  <w:style w:type="paragraph" w:styleId="u6">
     <w:name w:val="heading 6"/>
-    <w:basedOn w:val="Normal"/>
-    <w:next w:val="Normal"/>
-    <w:link w:val="Heading6Char"/>
+    <w:basedOn w:val="Binhthng"/>
+    <w:next w:val="Binhthng"/>
+    <w:link w:val="u6Char"/>
     <w:uiPriority w:val="9"/>
     <w:semiHidden/>
     <w:unhideWhenUsed/>
@@ -35256,11 +36450,11 @@
       <w:color w:val="243F60" w:themeColor="accent1" w:themeShade="7F"/>
     </w:rPr>
   </w:style>
-  <w:style w:type="paragraph" w:styleId="Heading7">
+  <w:style w:type="paragraph" w:styleId="u7">
     <w:name w:val="heading 7"/>
-    <w:basedOn w:val="Normal"/>
-    <w:next w:val="Normal"/>
-    <w:link w:val="Heading7Char"/>
+    <w:basedOn w:val="Binhthng"/>
+    <w:next w:val="Binhthng"/>
+    <w:link w:val="u7Char"/>
     <w:uiPriority w:val="9"/>
     <w:semiHidden/>
     <w:unhideWhenUsed/>
@@ -35279,11 +36473,11 @@
       <w:color w:val="404040" w:themeColor="text1" w:themeTint="BF"/>
     </w:rPr>
   </w:style>
-  <w:style w:type="paragraph" w:styleId="Heading8">
+  <w:style w:type="paragraph" w:styleId="u8">
     <w:name w:val="heading 8"/>
-    <w:basedOn w:val="Normal"/>
-    <w:next w:val="Normal"/>
-    <w:link w:val="Heading8Char"/>
+    <w:basedOn w:val="Binhthng"/>
+    <w:next w:val="Binhthng"/>
+    <w:link w:val="u8Char"/>
     <w:uiPriority w:val="9"/>
     <w:semiHidden/>
     <w:unhideWhenUsed/>
@@ -35302,11 +36496,11 @@
       <w:szCs w:val="20"/>
     </w:rPr>
   </w:style>
-  <w:style w:type="paragraph" w:styleId="Heading9">
+  <w:style w:type="paragraph" w:styleId="u9">
     <w:name w:val="heading 9"/>
-    <w:basedOn w:val="Normal"/>
-    <w:next w:val="Normal"/>
-    <w:link w:val="Heading9Char"/>
+    <w:basedOn w:val="Binhthng"/>
+    <w:next w:val="Binhthng"/>
+    <w:link w:val="u9Char"/>
     <w:uiPriority w:val="9"/>
     <w:semiHidden/>
     <w:unhideWhenUsed/>
@@ -35327,13 +36521,13 @@
       <w:szCs w:val="20"/>
     </w:rPr>
   </w:style>
-  <w:style w:type="character" w:default="1" w:styleId="DefaultParagraphFont">
+  <w:style w:type="character" w:default="1" w:styleId="Phngmcinhcuaoanvn">
     <w:name w:val="Default Paragraph Font"/>
     <w:uiPriority w:val="1"/>
     <w:semiHidden/>
     <w:unhideWhenUsed/>
   </w:style>
-  <w:style w:type="table" w:default="1" w:styleId="TableNormal">
+  <w:style w:type="table" w:default="1" w:styleId="BangThngthng">
     <w:name w:val="Normal Table"/>
     <w:uiPriority w:val="99"/>
     <w:semiHidden/>
@@ -35348,16 +36542,16 @@
       </w:tblCellMar>
     </w:tblPr>
   </w:style>
-  <w:style w:type="numbering" w:default="1" w:styleId="NoList">
+  <w:style w:type="numbering" w:default="1" w:styleId="Khngco">
     <w:name w:val="No List"/>
     <w:uiPriority w:val="99"/>
     <w:semiHidden/>
     <w:unhideWhenUsed/>
   </w:style>
-  <w:style w:type="paragraph" w:styleId="Header">
+  <w:style w:type="paragraph" w:styleId="utrang">
     <w:name w:val="header"/>
-    <w:basedOn w:val="Normal"/>
-    <w:link w:val="HeaderChar"/>
+    <w:basedOn w:val="Binhthng"/>
+    <w:link w:val="utrangChar"/>
     <w:uiPriority w:val="99"/>
     <w:unhideWhenUsed/>
     <w:rsid w:val="00E618BF"/>
@@ -35369,17 +36563,17 @@
       <w:spacing w:after="0" w:line="240" w:lineRule="auto"/>
     </w:pPr>
   </w:style>
-  <w:style w:type="character" w:customStyle="1" w:styleId="HeaderChar">
-    <w:name w:val="Header Char"/>
-    <w:basedOn w:val="DefaultParagraphFont"/>
-    <w:link w:val="Header"/>
+  <w:style w:type="character" w:customStyle="1" w:styleId="utrangChar">
+    <w:name w:val="Đầu trang Char"/>
+    <w:basedOn w:val="Phngmcinhcuaoanvn"/>
+    <w:link w:val="utrang"/>
     <w:uiPriority w:val="99"/>
     <w:rsid w:val="00E618BF"/>
   </w:style>
-  <w:style w:type="paragraph" w:styleId="Footer">
+  <w:style w:type="paragraph" w:styleId="Chntrang">
     <w:name w:val="footer"/>
-    <w:basedOn w:val="Normal"/>
-    <w:link w:val="FooterChar"/>
+    <w:basedOn w:val="Binhthng"/>
+    <w:link w:val="ChntrangChar"/>
     <w:uiPriority w:val="99"/>
     <w:unhideWhenUsed/>
     <w:rsid w:val="00E618BF"/>
@@ -35391,14 +36585,14 @@
       <w:spacing w:after="0" w:line="240" w:lineRule="auto"/>
     </w:pPr>
   </w:style>
-  <w:style w:type="character" w:customStyle="1" w:styleId="FooterChar">
-    <w:name w:val="Footer Char"/>
-    <w:basedOn w:val="DefaultParagraphFont"/>
-    <w:link w:val="Footer"/>
+  <w:style w:type="character" w:customStyle="1" w:styleId="ChntrangChar">
+    <w:name w:val="Chân trang Char"/>
+    <w:basedOn w:val="Phngmcinhcuaoanvn"/>
+    <w:link w:val="Chntrang"/>
     <w:uiPriority w:val="99"/>
     <w:rsid w:val="00E618BF"/>
   </w:style>
-  <w:style w:type="paragraph" w:styleId="NoSpacing">
+  <w:style w:type="paragraph" w:styleId="KhngDncch">
     <w:name w:val="No Spacing"/>
     <w:uiPriority w:val="1"/>
     <w:qFormat/>
@@ -35407,10 +36601,10 @@
       <w:spacing w:after="0" w:line="240" w:lineRule="auto"/>
     </w:pPr>
   </w:style>
-  <w:style w:type="character" w:customStyle="1" w:styleId="Heading1Char">
-    <w:name w:val="Heading 1 Char"/>
-    <w:basedOn w:val="DefaultParagraphFont"/>
-    <w:link w:val="Heading1"/>
+  <w:style w:type="character" w:customStyle="1" w:styleId="u1Char">
+    <w:name w:val="Đầu đề 1 Char"/>
+    <w:basedOn w:val="Phngmcinhcuaoanvn"/>
+    <w:link w:val="u1"/>
     <w:uiPriority w:val="9"/>
     <w:rsid w:val="00FC693F"/>
     <w:rPr>
@@ -35422,10 +36616,10 @@
       <w:szCs w:val="28"/>
     </w:rPr>
   </w:style>
-  <w:style w:type="character" w:customStyle="1" w:styleId="Heading2Char">
-    <w:name w:val="Heading 2 Char"/>
-    <w:basedOn w:val="DefaultParagraphFont"/>
-    <w:link w:val="Heading2"/>
+  <w:style w:type="character" w:customStyle="1" w:styleId="u2Char">
+    <w:name w:val="Đầu đề 2 Char"/>
+    <w:basedOn w:val="Phngmcinhcuaoanvn"/>
+    <w:link w:val="u2"/>
     <w:uiPriority w:val="9"/>
     <w:rsid w:val="00FC693F"/>
     <w:rPr>
@@ -35437,10 +36631,10 @@
       <w:szCs w:val="26"/>
     </w:rPr>
   </w:style>
-  <w:style w:type="character" w:customStyle="1" w:styleId="Heading3Char">
-    <w:name w:val="Heading 3 Char"/>
-    <w:basedOn w:val="DefaultParagraphFont"/>
-    <w:link w:val="Heading3"/>
+  <w:style w:type="character" w:customStyle="1" w:styleId="u3Char">
+    <w:name w:val="Đầu đề 3 Char"/>
+    <w:basedOn w:val="Phngmcinhcuaoanvn"/>
+    <w:link w:val="u3"/>
     <w:uiPriority w:val="9"/>
     <w:rsid w:val="00FC693F"/>
     <w:rPr>
@@ -35450,11 +36644,11 @@
       <w:color w:val="4F81BD" w:themeColor="accent1"/>
     </w:rPr>
   </w:style>
-  <w:style w:type="paragraph" w:styleId="Title">
+  <w:style w:type="paragraph" w:styleId="Tiu">
     <w:name w:val="Title"/>
-    <w:basedOn w:val="Normal"/>
-    <w:next w:val="Normal"/>
-    <w:link w:val="TitleChar"/>
+    <w:basedOn w:val="Binhthng"/>
+    <w:next w:val="Binhthng"/>
+    <w:link w:val="TiuChar"/>
     <w:uiPriority w:val="10"/>
     <w:qFormat/>
     <w:rsid w:val="00FC693F"/>
@@ -35474,10 +36668,10 @@
       <w:szCs w:val="52"/>
     </w:rPr>
   </w:style>
-  <w:style w:type="character" w:customStyle="1" w:styleId="TitleChar">
-    <w:name w:val="Title Char"/>
-    <w:basedOn w:val="DefaultParagraphFont"/>
-    <w:link w:val="Title"/>
+  <w:style w:type="character" w:customStyle="1" w:styleId="TiuChar">
+    <w:name w:val="Tiêu đề Char"/>
+    <w:basedOn w:val="Phngmcinhcuaoanvn"/>
+    <w:link w:val="Tiu"/>
     <w:uiPriority w:val="10"/>
     <w:rsid w:val="00FC693F"/>
     <w:rPr>
@@ -35489,11 +36683,11 @@
       <w:szCs w:val="52"/>
     </w:rPr>
   </w:style>
-  <w:style w:type="paragraph" w:styleId="Subtitle">
+  <w:style w:type="paragraph" w:styleId="Tiuphu">
     <w:name w:val="Subtitle"/>
-    <w:basedOn w:val="Normal"/>
-    <w:next w:val="Normal"/>
-    <w:link w:val="SubtitleChar"/>
+    <w:basedOn w:val="Binhthng"/>
+    <w:next w:val="Binhthng"/>
+    <w:link w:val="TiuphuChar"/>
     <w:uiPriority w:val="11"/>
     <w:qFormat/>
     <w:rsid w:val="00FC693F"/>
@@ -35512,10 +36706,10 @@
       <w:szCs w:val="24"/>
     </w:rPr>
   </w:style>
-  <w:style w:type="character" w:customStyle="1" w:styleId="SubtitleChar">
-    <w:name w:val="Subtitle Char"/>
-    <w:basedOn w:val="DefaultParagraphFont"/>
-    <w:link w:val="Subtitle"/>
+  <w:style w:type="character" w:customStyle="1" w:styleId="TiuphuChar">
+    <w:name w:val="Tiêu đề phụ Char"/>
+    <w:basedOn w:val="Phngmcinhcuaoanvn"/>
+    <w:link w:val="Tiuphu"/>
     <w:uiPriority w:val="11"/>
     <w:rsid w:val="00FC693F"/>
     <w:rPr>
@@ -35528,9 +36722,9 @@
       <w:szCs w:val="24"/>
     </w:rPr>
   </w:style>
-  <w:style w:type="paragraph" w:styleId="ListParagraph">
+  <w:style w:type="paragraph" w:styleId="oancuaDanhsach">
     <w:name w:val="List Paragraph"/>
-    <w:basedOn w:val="Normal"/>
+    <w:basedOn w:val="Binhthng"/>
     <w:uiPriority w:val="34"/>
     <w:qFormat/>
     <w:rsid w:val="00FC693F"/>
@@ -35539,10 +36733,10 @@
       <w:contextualSpacing/>
     </w:pPr>
   </w:style>
-  <w:style w:type="paragraph" w:styleId="BodyText">
+  <w:style w:type="paragraph" w:styleId="ThnVnban">
     <w:name w:val="Body Text"/>
-    <w:basedOn w:val="Normal"/>
-    <w:link w:val="BodyTextChar"/>
+    <w:basedOn w:val="Binhthng"/>
+    <w:link w:val="ThnVnbanChar"/>
     <w:uiPriority w:val="99"/>
     <w:unhideWhenUsed/>
     <w:rsid w:val="00AA1D8D"/>
@@ -35550,17 +36744,17 @@
       <w:spacing w:after="120"/>
     </w:pPr>
   </w:style>
-  <w:style w:type="character" w:customStyle="1" w:styleId="BodyTextChar">
-    <w:name w:val="Body Text Char"/>
-    <w:basedOn w:val="DefaultParagraphFont"/>
-    <w:link w:val="BodyText"/>
+  <w:style w:type="character" w:customStyle="1" w:styleId="ThnVnbanChar">
+    <w:name w:val="Thân Văn bản Char"/>
+    <w:basedOn w:val="Phngmcinhcuaoanvn"/>
+    <w:link w:val="ThnVnban"/>
     <w:uiPriority w:val="99"/>
     <w:rsid w:val="00AA1D8D"/>
   </w:style>
-  <w:style w:type="paragraph" w:styleId="BodyText2">
+  <w:style w:type="paragraph" w:styleId="Thnvnban2">
     <w:name w:val="Body Text 2"/>
-    <w:basedOn w:val="Normal"/>
-    <w:link w:val="BodyText2Char"/>
+    <w:basedOn w:val="Binhthng"/>
+    <w:link w:val="Thnvnban2Char"/>
     <w:uiPriority w:val="99"/>
     <w:unhideWhenUsed/>
     <w:rsid w:val="00AA1D8D"/>
@@ -35568,17 +36762,17 @@
       <w:spacing w:after="120" w:line="480" w:lineRule="auto"/>
     </w:pPr>
   </w:style>
-  <w:style w:type="character" w:customStyle="1" w:styleId="BodyText2Char">
-    <w:name w:val="Body Text 2 Char"/>
-    <w:basedOn w:val="DefaultParagraphFont"/>
-    <w:link w:val="BodyText2"/>
+  <w:style w:type="character" w:customStyle="1" w:styleId="Thnvnban2Char">
+    <w:name w:val="Thân văn bản 2 Char"/>
+    <w:basedOn w:val="Phngmcinhcuaoanvn"/>
+    <w:link w:val="Thnvnban2"/>
     <w:uiPriority w:val="99"/>
     <w:rsid w:val="00AA1D8D"/>
   </w:style>
-  <w:style w:type="paragraph" w:styleId="BodyText3">
+  <w:style w:type="paragraph" w:styleId="Thnvnban3">
     <w:name w:val="Body Text 3"/>
-    <w:basedOn w:val="Normal"/>
-    <w:link w:val="BodyText3Char"/>
+    <w:basedOn w:val="Binhthng"/>
+    <w:link w:val="Thnvnban3Char"/>
     <w:uiPriority w:val="99"/>
     <w:unhideWhenUsed/>
     <w:rsid w:val="00AA1D8D"/>
@@ -35590,10 +36784,10 @@
       <w:szCs w:val="16"/>
     </w:rPr>
   </w:style>
-  <w:style w:type="character" w:customStyle="1" w:styleId="BodyText3Char">
-    <w:name w:val="Body Text 3 Char"/>
-    <w:basedOn w:val="DefaultParagraphFont"/>
-    <w:link w:val="BodyText3"/>
+  <w:style w:type="character" w:customStyle="1" w:styleId="Thnvnban3Char">
+    <w:name w:val="Thân văn bản 3 Char"/>
+    <w:basedOn w:val="Phngmcinhcuaoanvn"/>
+    <w:link w:val="Thnvnban3"/>
     <w:uiPriority w:val="99"/>
     <w:rsid w:val="00AA1D8D"/>
     <w:rPr>
@@ -35601,9 +36795,9 @@
       <w:szCs w:val="16"/>
     </w:rPr>
   </w:style>
-  <w:style w:type="paragraph" w:styleId="List">
+  <w:style w:type="paragraph" w:styleId="Danhsach">
     <w:name w:val="List"/>
-    <w:basedOn w:val="Normal"/>
+    <w:basedOn w:val="Binhthng"/>
     <w:uiPriority w:val="99"/>
     <w:unhideWhenUsed/>
     <w:rsid w:val="00AA1D8D"/>
@@ -35612,9 +36806,9 @@
       <w:contextualSpacing/>
     </w:pPr>
   </w:style>
-  <w:style w:type="paragraph" w:styleId="List2">
+  <w:style w:type="paragraph" w:styleId="Danhsach2">
     <w:name w:val="List 2"/>
-    <w:basedOn w:val="Normal"/>
+    <w:basedOn w:val="Binhthng"/>
     <w:uiPriority w:val="99"/>
     <w:unhideWhenUsed/>
     <w:rsid w:val="00326F90"/>
@@ -35623,9 +36817,9 @@
       <w:contextualSpacing/>
     </w:pPr>
   </w:style>
-  <w:style w:type="paragraph" w:styleId="List3">
+  <w:style w:type="paragraph" w:styleId="Danhsach3">
     <w:name w:val="List 3"/>
-    <w:basedOn w:val="Normal"/>
+    <w:basedOn w:val="Binhthng"/>
     <w:uiPriority w:val="99"/>
     <w:unhideWhenUsed/>
     <w:rsid w:val="00326F90"/>
@@ -35634,9 +36828,9 @@
       <w:contextualSpacing/>
     </w:pPr>
   </w:style>
-  <w:style w:type="paragraph" w:styleId="ListBullet">
+  <w:style w:type="paragraph" w:styleId="Duudong">
     <w:name w:val="List Bullet"/>
-    <w:basedOn w:val="Normal"/>
+    <w:basedOn w:val="Binhthng"/>
     <w:uiPriority w:val="99"/>
     <w:unhideWhenUsed/>
     <w:rsid w:val="00326F90"/>
@@ -35647,9 +36841,9 @@
       <w:contextualSpacing/>
     </w:pPr>
   </w:style>
-  <w:style w:type="paragraph" w:styleId="ListBullet2">
+  <w:style w:type="paragraph" w:styleId="Duudong2">
     <w:name w:val="List Bullet 2"/>
-    <w:basedOn w:val="Normal"/>
+    <w:basedOn w:val="Binhthng"/>
     <w:uiPriority w:val="99"/>
     <w:unhideWhenUsed/>
     <w:rsid w:val="00326F90"/>
@@ -35660,9 +36854,9 @@
       <w:contextualSpacing/>
     </w:pPr>
   </w:style>
-  <w:style w:type="paragraph" w:styleId="ListBullet3">
+  <w:style w:type="paragraph" w:styleId="Duudong3">
     <w:name w:val="List Bullet 3"/>
-    <w:basedOn w:val="Normal"/>
+    <w:basedOn w:val="Binhthng"/>
     <w:uiPriority w:val="99"/>
     <w:unhideWhenUsed/>
     <w:rsid w:val="00326F90"/>
@@ -35673,9 +36867,9 @@
       <w:contextualSpacing/>
     </w:pPr>
   </w:style>
-  <w:style w:type="paragraph" w:styleId="ListNumber">
+  <w:style w:type="paragraph" w:styleId="Sudong">
     <w:name w:val="List Number"/>
-    <w:basedOn w:val="Normal"/>
+    <w:basedOn w:val="Binhthng"/>
     <w:uiPriority w:val="99"/>
     <w:unhideWhenUsed/>
     <w:rsid w:val="00326F90"/>
@@ -35686,9 +36880,9 @@
       <w:contextualSpacing/>
     </w:pPr>
   </w:style>
-  <w:style w:type="paragraph" w:styleId="ListNumber2">
+  <w:style w:type="paragraph" w:styleId="Sudong2">
     <w:name w:val="List Number 2"/>
-    <w:basedOn w:val="Normal"/>
+    <w:basedOn w:val="Binhthng"/>
     <w:uiPriority w:val="99"/>
     <w:unhideWhenUsed/>
     <w:rsid w:val="0029639D"/>
@@ -35699,9 +36893,9 @@
       <w:contextualSpacing/>
     </w:pPr>
   </w:style>
-  <w:style w:type="paragraph" w:styleId="ListNumber3">
+  <w:style w:type="paragraph" w:styleId="Sudong3">
     <w:name w:val="List Number 3"/>
-    <w:basedOn w:val="Normal"/>
+    <w:basedOn w:val="Binhthng"/>
     <w:uiPriority w:val="99"/>
     <w:unhideWhenUsed/>
     <w:rsid w:val="0029639D"/>
@@ -35712,9 +36906,9 @@
       <w:contextualSpacing/>
     </w:pPr>
   </w:style>
-  <w:style w:type="paragraph" w:styleId="ListContinue">
+  <w:style w:type="paragraph" w:styleId="Danhsachlintuc">
     <w:name w:val="List Continue"/>
-    <w:basedOn w:val="Normal"/>
+    <w:basedOn w:val="Binhthng"/>
     <w:uiPriority w:val="99"/>
     <w:unhideWhenUsed/>
     <w:rsid w:val="0029639D"/>
@@ -35724,9 +36918,9 @@
       <w:contextualSpacing/>
     </w:pPr>
   </w:style>
-  <w:style w:type="paragraph" w:styleId="ListContinue2">
+  <w:style w:type="paragraph" w:styleId="Danhsachlintuc2">
     <w:name w:val="List Continue 2"/>
-    <w:basedOn w:val="Normal"/>
+    <w:basedOn w:val="Binhthng"/>
     <w:uiPriority w:val="99"/>
     <w:unhideWhenUsed/>
     <w:rsid w:val="0029639D"/>
@@ -35736,9 +36930,9 @@
       <w:contextualSpacing/>
     </w:pPr>
   </w:style>
-  <w:style w:type="paragraph" w:styleId="ListContinue3">
+  <w:style w:type="paragraph" w:styleId="Danhsachlintuc3">
     <w:name w:val="List Continue 3"/>
-    <w:basedOn w:val="Normal"/>
+    <w:basedOn w:val="Binhthng"/>
     <w:uiPriority w:val="99"/>
     <w:unhideWhenUsed/>
     <w:rsid w:val="0029639D"/>
@@ -35748,9 +36942,9 @@
       <w:contextualSpacing/>
     </w:pPr>
   </w:style>
-  <w:style w:type="paragraph" w:styleId="MacroText">
+  <w:style w:type="paragraph" w:styleId="VnbanMacro">
     <w:name w:val="macro"/>
-    <w:link w:val="MacroTextChar"/>
+    <w:link w:val="VnbanMacroChar"/>
     <w:uiPriority w:val="99"/>
     <w:unhideWhenUsed/>
     <w:rsid w:val="0029639D"/>
@@ -35771,10 +36965,10 @@
       <w:szCs w:val="20"/>
     </w:rPr>
   </w:style>
-  <w:style w:type="character" w:customStyle="1" w:styleId="MacroTextChar">
-    <w:name w:val="Macro Text Char"/>
-    <w:basedOn w:val="DefaultParagraphFont"/>
-    <w:link w:val="MacroText"/>
+  <w:style w:type="character" w:customStyle="1" w:styleId="VnbanMacroChar">
+    <w:name w:val="Văn bản Macro Char"/>
+    <w:basedOn w:val="Phngmcinhcuaoanvn"/>
+    <w:link w:val="VnbanMacro"/>
     <w:uiPriority w:val="99"/>
     <w:rsid w:val="0029639D"/>
     <w:rPr>
@@ -35783,11 +36977,11 @@
       <w:szCs w:val="20"/>
     </w:rPr>
   </w:style>
-  <w:style w:type="paragraph" w:styleId="Quote">
+  <w:style w:type="paragraph" w:styleId="Litrichdn">
     <w:name w:val="Quote"/>
-    <w:basedOn w:val="Normal"/>
-    <w:next w:val="Normal"/>
-    <w:link w:val="QuoteChar"/>
+    <w:basedOn w:val="Binhthng"/>
+    <w:next w:val="Binhthng"/>
+    <w:link w:val="LitrichdnChar"/>
     <w:uiPriority w:val="29"/>
     <w:qFormat/>
     <w:rsid w:val="00FC693F"/>
@@ -35797,10 +36991,10 @@
       <w:color w:val="000000" w:themeColor="text1"/>
     </w:rPr>
   </w:style>
-  <w:style w:type="character" w:customStyle="1" w:styleId="QuoteChar">
-    <w:name w:val="Quote Char"/>
-    <w:basedOn w:val="DefaultParagraphFont"/>
-    <w:link w:val="Quote"/>
+  <w:style w:type="character" w:customStyle="1" w:styleId="LitrichdnChar">
+    <w:name w:val="Lời trích dẫn Char"/>
+    <w:basedOn w:val="Phngmcinhcuaoanvn"/>
+    <w:link w:val="Litrichdn"/>
     <w:uiPriority w:val="29"/>
     <w:rsid w:val="00FC693F"/>
     <w:rPr>
@@ -35809,10 +37003,10 @@
       <w:color w:val="000000" w:themeColor="text1"/>
     </w:rPr>
   </w:style>
-  <w:style w:type="character" w:customStyle="1" w:styleId="Heading4Char">
-    <w:name w:val="Heading 4 Char"/>
-    <w:basedOn w:val="DefaultParagraphFont"/>
-    <w:link w:val="Heading4"/>
+  <w:style w:type="character" w:customStyle="1" w:styleId="u4Char">
+    <w:name w:val="Đầu đề 4 Char"/>
+    <w:basedOn w:val="Phngmcinhcuaoanvn"/>
+    <w:link w:val="u4"/>
     <w:uiPriority w:val="9"/>
     <w:semiHidden/>
     <w:rsid w:val="00FC693F"/>
@@ -35825,10 +37019,10 @@
       <w:color w:val="4F81BD" w:themeColor="accent1"/>
     </w:rPr>
   </w:style>
-  <w:style w:type="character" w:customStyle="1" w:styleId="Heading5Char">
-    <w:name w:val="Heading 5 Char"/>
-    <w:basedOn w:val="DefaultParagraphFont"/>
-    <w:link w:val="Heading5"/>
+  <w:style w:type="character" w:customStyle="1" w:styleId="u5Char">
+    <w:name w:val="Đầu đề 5 Char"/>
+    <w:basedOn w:val="Phngmcinhcuaoanvn"/>
+    <w:link w:val="u5"/>
     <w:uiPriority w:val="9"/>
     <w:semiHidden/>
     <w:rsid w:val="00FC693F"/>
@@ -35837,10 +37031,10 @@
       <w:color w:val="243F60" w:themeColor="accent1" w:themeShade="7F"/>
     </w:rPr>
   </w:style>
-  <w:style w:type="character" w:customStyle="1" w:styleId="Heading6Char">
-    <w:name w:val="Heading 6 Char"/>
-    <w:basedOn w:val="DefaultParagraphFont"/>
-    <w:link w:val="Heading6"/>
+  <w:style w:type="character" w:customStyle="1" w:styleId="u6Char">
+    <w:name w:val="Đầu đề 6 Char"/>
+    <w:basedOn w:val="Phngmcinhcuaoanvn"/>
+    <w:link w:val="u6"/>
     <w:uiPriority w:val="9"/>
     <w:semiHidden/>
     <w:rsid w:val="00FC693F"/>
@@ -35851,10 +37045,10 @@
       <w:color w:val="243F60" w:themeColor="accent1" w:themeShade="7F"/>
     </w:rPr>
   </w:style>
-  <w:style w:type="character" w:customStyle="1" w:styleId="Heading7Char">
-    <w:name w:val="Heading 7 Char"/>
-    <w:basedOn w:val="DefaultParagraphFont"/>
-    <w:link w:val="Heading7"/>
+  <w:style w:type="character" w:customStyle="1" w:styleId="u7Char">
+    <w:name w:val="Đầu đề 7 Char"/>
+    <w:basedOn w:val="Phngmcinhcuaoanvn"/>
+    <w:link w:val="u7"/>
     <w:uiPriority w:val="9"/>
     <w:semiHidden/>
     <w:rsid w:val="00FC693F"/>
@@ -35865,10 +37059,10 @@
       <w:color w:val="404040" w:themeColor="text1" w:themeTint="BF"/>
     </w:rPr>
   </w:style>
-  <w:style w:type="character" w:customStyle="1" w:styleId="Heading8Char">
-    <w:name w:val="Heading 8 Char"/>
-    <w:basedOn w:val="DefaultParagraphFont"/>
-    <w:link w:val="Heading8"/>
+  <w:style w:type="character" w:customStyle="1" w:styleId="u8Char">
+    <w:name w:val="Đầu đề 8 Char"/>
+    <w:basedOn w:val="Phngmcinhcuaoanvn"/>
+    <w:link w:val="u8"/>
     <w:uiPriority w:val="9"/>
     <w:semiHidden/>
     <w:rsid w:val="00FC693F"/>
@@ -35879,10 +37073,10 @@
       <w:szCs w:val="20"/>
     </w:rPr>
   </w:style>
-  <w:style w:type="character" w:customStyle="1" w:styleId="Heading9Char">
-    <w:name w:val="Heading 9 Char"/>
-    <w:basedOn w:val="DefaultParagraphFont"/>
-    <w:link w:val="Heading9"/>
+  <w:style w:type="character" w:customStyle="1" w:styleId="u9Char">
+    <w:name w:val="Đầu đề 9 Char"/>
+    <w:basedOn w:val="Phngmcinhcuaoanvn"/>
+    <w:link w:val="u9"/>
     <w:uiPriority w:val="9"/>
     <w:semiHidden/>
     <w:rsid w:val="00FC693F"/>
@@ -35895,10 +37089,10 @@
       <w:szCs w:val="20"/>
     </w:rPr>
   </w:style>
-  <w:style w:type="paragraph" w:styleId="Caption">
+  <w:style w:type="paragraph" w:styleId="Chuthich">
     <w:name w:val="caption"/>
-    <w:basedOn w:val="Normal"/>
-    <w:next w:val="Normal"/>
+    <w:basedOn w:val="Binhthng"/>
+    <w:next w:val="Binhthng"/>
     <w:uiPriority w:val="35"/>
     <w:semiHidden/>
     <w:unhideWhenUsed/>
@@ -35915,9 +37109,9 @@
       <w:szCs w:val="18"/>
     </w:rPr>
   </w:style>
-  <w:style w:type="character" w:styleId="Strong">
+  <w:style w:type="character" w:styleId="Manh">
     <w:name w:val="Strong"/>
-    <w:basedOn w:val="DefaultParagraphFont"/>
+    <w:basedOn w:val="Phngmcinhcuaoanvn"/>
     <w:uiPriority w:val="22"/>
     <w:qFormat/>
     <w:rsid w:val="00FC693F"/>
@@ -35926,9 +37120,9 @@
       <w:bCs/>
     </w:rPr>
   </w:style>
-  <w:style w:type="character" w:styleId="Emphasis">
+  <w:style w:type="character" w:styleId="Nhnmanh">
     <w:name w:val="Emphasis"/>
-    <w:basedOn w:val="DefaultParagraphFont"/>
+    <w:basedOn w:val="Phngmcinhcuaoanvn"/>
     <w:uiPriority w:val="20"/>
     <w:qFormat/>
     <w:rsid w:val="00FC693F"/>
@@ -35937,11 +37131,11 @@
       <w:iCs/>
     </w:rPr>
   </w:style>
-  <w:style w:type="paragraph" w:styleId="IntenseQuote">
+  <w:style w:type="paragraph" w:styleId="Nhaykepm">
     <w:name w:val="Intense Quote"/>
-    <w:basedOn w:val="Normal"/>
-    <w:next w:val="Normal"/>
-    <w:link w:val="IntenseQuoteChar"/>
+    <w:basedOn w:val="Binhthng"/>
+    <w:next w:val="Binhthng"/>
+    <w:link w:val="NhaykepmChar"/>
     <w:uiPriority w:val="30"/>
     <w:qFormat/>
     <w:rsid w:val="00FC693F"/>
@@ -35960,10 +37154,10 @@
       <w:color w:val="4F81BD" w:themeColor="accent1"/>
     </w:rPr>
   </w:style>
-  <w:style w:type="character" w:customStyle="1" w:styleId="IntenseQuoteChar">
-    <w:name w:val="Intense Quote Char"/>
-    <w:basedOn w:val="DefaultParagraphFont"/>
-    <w:link w:val="IntenseQuote"/>
+  <w:style w:type="character" w:customStyle="1" w:styleId="NhaykepmChar">
+    <w:name w:val="Nháy kép Đậm Char"/>
+    <w:basedOn w:val="Phngmcinhcuaoanvn"/>
+    <w:link w:val="Nhaykepm"/>
     <w:uiPriority w:val="30"/>
     <w:rsid w:val="00FC693F"/>
     <w:rPr>
@@ -35974,9 +37168,9 @@
       <w:color w:val="4F81BD" w:themeColor="accent1"/>
     </w:rPr>
   </w:style>
-  <w:style w:type="character" w:styleId="SubtleEmphasis">
+  <w:style w:type="character" w:styleId="NhnmanhTinht">
     <w:name w:val="Subtle Emphasis"/>
-    <w:basedOn w:val="DefaultParagraphFont"/>
+    <w:basedOn w:val="Phngmcinhcuaoanvn"/>
     <w:uiPriority w:val="19"/>
     <w:qFormat/>
     <w:rsid w:val="00FC693F"/>
@@ -35986,9 +37180,9 @@
       <w:color w:val="808080" w:themeColor="text1" w:themeTint="7F"/>
     </w:rPr>
   </w:style>
-  <w:style w:type="character" w:styleId="IntenseEmphasis">
+  <w:style w:type="character" w:styleId="NhnmnhThm">
     <w:name w:val="Intense Emphasis"/>
-    <w:basedOn w:val="DefaultParagraphFont"/>
+    <w:basedOn w:val="Phngmcinhcuaoanvn"/>
     <w:uiPriority w:val="21"/>
     <w:qFormat/>
     <w:rsid w:val="00FC693F"/>
@@ -36000,9 +37194,9 @@
       <w:color w:val="4F81BD" w:themeColor="accent1"/>
     </w:rPr>
   </w:style>
-  <w:style w:type="character" w:styleId="SubtleReference">
+  <w:style w:type="character" w:styleId="ThamchiuTinht">
     <w:name w:val="Subtle Reference"/>
-    <w:basedOn w:val="DefaultParagraphFont"/>
+    <w:basedOn w:val="Phngmcinhcuaoanvn"/>
     <w:uiPriority w:val="31"/>
     <w:qFormat/>
     <w:rsid w:val="00FC693F"/>
@@ -36012,9 +37206,9 @@
       <w:u w:val="single"/>
     </w:rPr>
   </w:style>
-  <w:style w:type="character" w:styleId="IntenseReference">
+  <w:style w:type="character" w:styleId="ThamchiuNhnmnh">
     <w:name w:val="Intense Reference"/>
-    <w:basedOn w:val="DefaultParagraphFont"/>
+    <w:basedOn w:val="Phngmcinhcuaoanvn"/>
     <w:uiPriority w:val="32"/>
     <w:qFormat/>
     <w:rsid w:val="00FC693F"/>
@@ -36027,9 +37221,9 @@
       <w:u w:val="single"/>
     </w:rPr>
   </w:style>
-  <w:style w:type="character" w:styleId="BookTitle">
+  <w:style w:type="character" w:styleId="TiuSach">
     <w:name w:val="Book Title"/>
-    <w:basedOn w:val="DefaultParagraphFont"/>
+    <w:basedOn w:val="Phngmcinhcuaoanvn"/>
     <w:uiPriority w:val="33"/>
     <w:qFormat/>
     <w:rsid w:val="00FC693F"/>
@@ -36040,10 +37234,10 @@
       <w:spacing w:val="5"/>
     </w:rPr>
   </w:style>
-  <w:style w:type="paragraph" w:styleId="TOCHeading">
+  <w:style w:type="paragraph" w:styleId="uMucluc">
     <w:name w:val="TOC Heading"/>
-    <w:basedOn w:val="Heading1"/>
-    <w:next w:val="Normal"/>
+    <w:basedOn w:val="u1"/>
+    <w:next w:val="Binhthng"/>
     <w:uiPriority w:val="39"/>
     <w:semiHidden/>
     <w:unhideWhenUsed/>
@@ -36053,9 +37247,9 @@
       <w:outlineLvl w:val="9"/>
     </w:pPr>
   </w:style>
-  <w:style w:type="table" w:styleId="TableGrid">
+  <w:style w:type="table" w:styleId="LiBang">
     <w:name w:val="Table Grid"/>
-    <w:basedOn w:val="TableNormal"/>
+    <w:basedOn w:val="BangThngthng"/>
     <w:uiPriority w:val="59"/>
     <w:rsid w:val="00FC693F"/>
     <w:pPr>
@@ -36072,9 +37266,9 @@
       </w:tblBorders>
     </w:tblPr>
   </w:style>
-  <w:style w:type="table" w:styleId="LightShading">
+  <w:style w:type="table" w:styleId="TnnMausang">
     <w:name w:val="Light Shading"/>
-    <w:basedOn w:val="TableNormal"/>
+    <w:basedOn w:val="BangThngthng"/>
     <w:uiPriority w:val="60"/>
     <w:rsid w:val="00FC693F"/>
     <w:pPr>
@@ -36168,9 +37362,9 @@
       </w:tcPr>
     </w:tblStylePr>
   </w:style>
-  <w:style w:type="table" w:styleId="LightShading-Accent1">
+  <w:style w:type="table" w:styleId="TnnMausang-Nhnmanh1">
     <w:name w:val="Light Shading Accent 1"/>
-    <w:basedOn w:val="TableNormal"/>
+    <w:basedOn w:val="BangThngthng"/>
     <w:uiPriority w:val="60"/>
     <w:rsid w:val="00FC693F"/>
     <w:pPr>
@@ -36264,9 +37458,9 @@
       </w:tcPr>
     </w:tblStylePr>
   </w:style>
-  <w:style w:type="table" w:styleId="LightShading-Accent2">
+  <w:style w:type="table" w:styleId="TnnMausang-Nhnmanh2">
     <w:name w:val="Light Shading Accent 2"/>
-    <w:basedOn w:val="TableNormal"/>
+    <w:basedOn w:val="BangThngthng"/>
     <w:uiPriority w:val="60"/>
     <w:rsid w:val="00FC693F"/>
     <w:pPr>
@@ -36360,9 +37554,9 @@
       </w:tcPr>
     </w:tblStylePr>
   </w:style>
-  <w:style w:type="table" w:styleId="LightShading-Accent3">
+  <w:style w:type="table" w:styleId="TnnMausang-Nhnmanh3">
     <w:name w:val="Light Shading Accent 3"/>
-    <w:basedOn w:val="TableNormal"/>
+    <w:basedOn w:val="BangThngthng"/>
     <w:uiPriority w:val="60"/>
     <w:rsid w:val="00FC693F"/>
     <w:pPr>
@@ -36456,9 +37650,9 @@
       </w:tcPr>
     </w:tblStylePr>
   </w:style>
-  <w:style w:type="table" w:styleId="LightShading-Accent4">
+  <w:style w:type="table" w:styleId="TnnMausang-Nhnmanh4">
     <w:name w:val="Light Shading Accent 4"/>
-    <w:basedOn w:val="TableNormal"/>
+    <w:basedOn w:val="BangThngthng"/>
     <w:uiPriority w:val="60"/>
     <w:rsid w:val="00FC693F"/>
     <w:pPr>
@@ -36552,9 +37746,9 @@
       </w:tcPr>
     </w:tblStylePr>
   </w:style>
-  <w:style w:type="table" w:styleId="LightShading-Accent5">
+  <w:style w:type="table" w:styleId="TnnMausang-Nhnmanh5">
     <w:name w:val="Light Shading Accent 5"/>
-    <w:basedOn w:val="TableNormal"/>
+    <w:basedOn w:val="BangThngthng"/>
     <w:uiPriority w:val="60"/>
     <w:rsid w:val="00FC693F"/>
     <w:pPr>
@@ -36648,9 +37842,9 @@
       </w:tcPr>
     </w:tblStylePr>
   </w:style>
-  <w:style w:type="table" w:styleId="LightShading-Accent6">
+  <w:style w:type="table" w:styleId="TnnMausang-Nhnmanh6">
     <w:name w:val="Light Shading Accent 6"/>
-    <w:basedOn w:val="TableNormal"/>
+    <w:basedOn w:val="BangThngthng"/>
     <w:uiPriority w:val="60"/>
     <w:rsid w:val="00FC693F"/>
     <w:pPr>
@@ -36744,9 +37938,9 @@
       </w:tcPr>
     </w:tblStylePr>
   </w:style>
-  <w:style w:type="table" w:styleId="LightList">
+  <w:style w:type="table" w:styleId="DanhsachMausang">
     <w:name w:val="Light List"/>
-    <w:basedOn w:val="TableNormal"/>
+    <w:basedOn w:val="BangThngthng"/>
     <w:uiPriority w:val="61"/>
     <w:rsid w:val="00FC693F"/>
     <w:pPr>
@@ -36829,9 +38023,9 @@
       </w:tcPr>
     </w:tblStylePr>
   </w:style>
-  <w:style w:type="table" w:styleId="LightList-Accent1">
+  <w:style w:type="table" w:styleId="DanhsachMausang-Nhnmanh1">
     <w:name w:val="Light List Accent 1"/>
-    <w:basedOn w:val="TableNormal"/>
+    <w:basedOn w:val="BangThngthng"/>
     <w:uiPriority w:val="61"/>
     <w:rsid w:val="00FC693F"/>
     <w:pPr>
@@ -36914,9 +38108,9 @@
       </w:tcPr>
     </w:tblStylePr>
   </w:style>
-  <w:style w:type="table" w:styleId="LightList-Accent2">
+  <w:style w:type="table" w:styleId="DanhsachMausang-Nhnmanh2">
     <w:name w:val="Light List Accent 2"/>
-    <w:basedOn w:val="TableNormal"/>
+    <w:basedOn w:val="BangThngthng"/>
     <w:uiPriority w:val="61"/>
     <w:rsid w:val="00CB0664"/>
     <w:pPr>
@@ -36999,9 +38193,9 @@
       </w:tcPr>
     </w:tblStylePr>
   </w:style>
-  <w:style w:type="table" w:styleId="LightList-Accent3">
+  <w:style w:type="table" w:styleId="DanhsachMausang-Nhnmanh3">
     <w:name w:val="Light List Accent 3"/>
-    <w:basedOn w:val="TableNormal"/>
+    <w:basedOn w:val="BangThngthng"/>
     <w:uiPriority w:val="61"/>
     <w:rsid w:val="00CB0664"/>
     <w:pPr>
@@ -37084,9 +38278,9 @@
       </w:tcPr>
     </w:tblStylePr>
   </w:style>
-  <w:style w:type="table" w:styleId="LightList-Accent4">
+  <w:style w:type="table" w:styleId="DanhsachMausang-Nhnmanh4">
     <w:name w:val="Light List Accent 4"/>
-    <w:basedOn w:val="TableNormal"/>
+    <w:basedOn w:val="BangThngthng"/>
     <w:uiPriority w:val="61"/>
     <w:rsid w:val="00CB0664"/>
     <w:pPr>
@@ -37169,9 +38363,9 @@
       </w:tcPr>
     </w:tblStylePr>
   </w:style>
-  <w:style w:type="table" w:styleId="LightList-Accent5">
+  <w:style w:type="table" w:styleId="DanhsachMausang-Nhnmanh5">
     <w:name w:val="Light List Accent 5"/>
-    <w:basedOn w:val="TableNormal"/>
+    <w:basedOn w:val="BangThngthng"/>
     <w:uiPriority w:val="61"/>
     <w:rsid w:val="00CB0664"/>
     <w:pPr>
@@ -37254,9 +38448,9 @@
       </w:tcPr>
     </w:tblStylePr>
   </w:style>
-  <w:style w:type="table" w:styleId="LightList-Accent6">
+  <w:style w:type="table" w:styleId="DanhsachMausang-Nhnmanh6">
     <w:name w:val="Light List Accent 6"/>
-    <w:basedOn w:val="TableNormal"/>
+    <w:basedOn w:val="BangThngthng"/>
     <w:uiPriority w:val="61"/>
     <w:rsid w:val="00CB0664"/>
     <w:pPr>
@@ -37339,9 +38533,9 @@
       </w:tcPr>
     </w:tblStylePr>
   </w:style>
-  <w:style w:type="table" w:styleId="LightGrid">
+  <w:style w:type="table" w:styleId="LiMausang">
     <w:name w:val="Light Grid"/>
-    <w:basedOn w:val="TableNormal"/>
+    <w:basedOn w:val="BangThngthng"/>
     <w:uiPriority w:val="62"/>
     <w:rsid w:val="00CB0664"/>
     <w:pPr>
@@ -37462,9 +38656,9 @@
       </w:tcPr>
     </w:tblStylePr>
   </w:style>
-  <w:style w:type="table" w:styleId="LightGrid-Accent1">
+  <w:style w:type="table" w:styleId="LiMausang-Nhnmanh1">
     <w:name w:val="Light Grid Accent 1"/>
-    <w:basedOn w:val="TableNormal"/>
+    <w:basedOn w:val="BangThngthng"/>
     <w:uiPriority w:val="62"/>
     <w:rsid w:val="00CB0664"/>
     <w:pPr>
@@ -37585,9 +38779,9 @@
       </w:tcPr>
     </w:tblStylePr>
   </w:style>
-  <w:style w:type="table" w:styleId="LightGrid-Accent2">
+  <w:style w:type="table" w:styleId="LiMausang-Nhnmanh2">
     <w:name w:val="Light Grid Accent 2"/>
-    <w:basedOn w:val="TableNormal"/>
+    <w:basedOn w:val="BangThngthng"/>
     <w:uiPriority w:val="62"/>
     <w:rsid w:val="00CB0664"/>
     <w:pPr>
@@ -37708,9 +38902,9 @@
       </w:tcPr>
     </w:tblStylePr>
   </w:style>
-  <w:style w:type="table" w:styleId="LightGrid-Accent3">
+  <w:style w:type="table" w:styleId="LiMausang-Nhnmanh3">
     <w:name w:val="Light Grid Accent 3"/>
-    <w:basedOn w:val="TableNormal"/>
+    <w:basedOn w:val="BangThngthng"/>
     <w:uiPriority w:val="62"/>
     <w:rsid w:val="00CB0664"/>
     <w:pPr>
@@ -37831,9 +39025,9 @@
       </w:tcPr>
     </w:tblStylePr>
   </w:style>
-  <w:style w:type="table" w:styleId="LightGrid-Accent4">
+  <w:style w:type="table" w:styleId="LiMausang-Nhnmanh4">
     <w:name w:val="Light Grid Accent 4"/>
-    <w:basedOn w:val="TableNormal"/>
+    <w:basedOn w:val="BangThngthng"/>
     <w:uiPriority w:val="62"/>
     <w:rsid w:val="00CB0664"/>
     <w:pPr>
@@ -37954,9 +39148,9 @@
       </w:tcPr>
     </w:tblStylePr>
   </w:style>
-  <w:style w:type="table" w:styleId="LightGrid-Accent5">
+  <w:style w:type="table" w:styleId="LiMausang-Nhnmanh5">
     <w:name w:val="Light Grid Accent 5"/>
-    <w:basedOn w:val="TableNormal"/>
+    <w:basedOn w:val="BangThngthng"/>
     <w:uiPriority w:val="62"/>
     <w:rsid w:val="00CB0664"/>
     <w:pPr>
@@ -38077,9 +39271,9 @@
       </w:tcPr>
     </w:tblStylePr>
   </w:style>
-  <w:style w:type="table" w:styleId="LightGrid-Accent6">
+  <w:style w:type="table" w:styleId="LiMausang-Nhnmanh6">
     <w:name w:val="Light Grid Accent 6"/>
-    <w:basedOn w:val="TableNormal"/>
+    <w:basedOn w:val="BangThngthng"/>
     <w:uiPriority w:val="62"/>
     <w:rsid w:val="00CB0664"/>
     <w:pPr>
@@ -38200,9 +39394,9 @@
       </w:tcPr>
     </w:tblStylePr>
   </w:style>
-  <w:style w:type="table" w:styleId="MediumShading1">
+  <w:style w:type="table" w:styleId="TnnVa1">
     <w:name w:val="Medium Shading 1"/>
-    <w:basedOn w:val="TableNormal"/>
+    <w:basedOn w:val="BangThngthng"/>
     <w:uiPriority w:val="63"/>
     <w:rsid w:val="00CB0664"/>
     <w:pPr>
@@ -38299,9 +39493,9 @@
       </w:tcPr>
     </w:tblStylePr>
   </w:style>
-  <w:style w:type="table" w:styleId="MediumShading1-Accent1">
+  <w:style w:type="table" w:styleId="TnnVa1-Nhnmanh1">
     <w:name w:val="Medium Shading 1 Accent 1"/>
-    <w:basedOn w:val="TableNormal"/>
+    <w:basedOn w:val="BangThngthng"/>
     <w:uiPriority w:val="63"/>
     <w:rsid w:val="00CB0664"/>
     <w:pPr>
@@ -38398,9 +39592,9 @@
       </w:tcPr>
     </w:tblStylePr>
   </w:style>
-  <w:style w:type="table" w:styleId="MediumShading1-Accent2">
+  <w:style w:type="table" w:styleId="TnnVa1-Nhnmanh2">
     <w:name w:val="Medium Shading 1 Accent 2"/>
-    <w:basedOn w:val="TableNormal"/>
+    <w:basedOn w:val="BangThngthng"/>
     <w:uiPriority w:val="63"/>
     <w:rsid w:val="00CB0664"/>
     <w:pPr>
@@ -38497,9 +39691,9 @@
       </w:tcPr>
     </w:tblStylePr>
   </w:style>
-  <w:style w:type="table" w:styleId="MediumShading1-Accent3">
+  <w:style w:type="table" w:styleId="TnnVa1-Nhnmanh3">
     <w:name w:val="Medium Shading 1 Accent 3"/>
-    <w:basedOn w:val="TableNormal"/>
+    <w:basedOn w:val="BangThngthng"/>
     <w:uiPriority w:val="63"/>
     <w:rsid w:val="00CB0664"/>
     <w:pPr>
@@ -38596,9 +39790,9 @@
       </w:tcPr>
     </w:tblStylePr>
   </w:style>
-  <w:style w:type="table" w:styleId="MediumShading1-Accent4">
+  <w:style w:type="table" w:styleId="TnnVa1-Nhnmanh4">
     <w:name w:val="Medium Shading 1 Accent 4"/>
-    <w:basedOn w:val="TableNormal"/>
+    <w:basedOn w:val="BangThngthng"/>
     <w:uiPriority w:val="63"/>
     <w:rsid w:val="00CB0664"/>
     <w:pPr>
@@ -38695,9 +39889,9 @@
       </w:tcPr>
     </w:tblStylePr>
   </w:style>
-  <w:style w:type="table" w:styleId="MediumShading1-Accent5">
+  <w:style w:type="table" w:styleId="TnnVa1-Nhnmanh5">
     <w:name w:val="Medium Shading 1 Accent 5"/>
-    <w:basedOn w:val="TableNormal"/>
+    <w:basedOn w:val="BangThngthng"/>
     <w:uiPriority w:val="63"/>
     <w:rsid w:val="00CB0664"/>
     <w:pPr>
@@ -38794,9 +39988,9 @@
       </w:tcPr>
     </w:tblStylePr>
   </w:style>
-  <w:style w:type="table" w:styleId="MediumShading1-Accent6">
+  <w:style w:type="table" w:styleId="TnnVa1-Nhnmanh6">
     <w:name w:val="Medium Shading 1 Accent 6"/>
-    <w:basedOn w:val="TableNormal"/>
+    <w:basedOn w:val="BangThngthng"/>
     <w:uiPriority w:val="63"/>
     <w:rsid w:val="00CB0664"/>
     <w:pPr>
@@ -38893,9 +40087,9 @@
       </w:tcPr>
     </w:tblStylePr>
   </w:style>
-  <w:style w:type="table" w:styleId="MediumShading2">
+  <w:style w:type="table" w:styleId="TnnVa2">
     <w:name w:val="Medium Shading 2"/>
-    <w:basedOn w:val="TableNormal"/>
+    <w:basedOn w:val="BangThngthng"/>
     <w:uiPriority w:val="64"/>
     <w:rsid w:val="00CB0664"/>
     <w:pPr>
@@ -39035,9 +40229,9 @@
       </w:tcPr>
     </w:tblStylePr>
   </w:style>
-  <w:style w:type="table" w:styleId="MediumShading2-Accent1">
+  <w:style w:type="table" w:styleId="TnnVa2-Nhnmanh1">
     <w:name w:val="Medium Shading 2 Accent 1"/>
-    <w:basedOn w:val="TableNormal"/>
+    <w:basedOn w:val="BangThngthng"/>
     <w:uiPriority w:val="64"/>
     <w:rsid w:val="00CB0664"/>
     <w:pPr>
@@ -39177,9 +40371,9 @@
       </w:tcPr>
     </w:tblStylePr>
   </w:style>
-  <w:style w:type="table" w:styleId="MediumShading2-Accent2">
+  <w:style w:type="table" w:styleId="TnnVa2-Nhnmanh2">
     <w:name w:val="Medium Shading 2 Accent 2"/>
-    <w:basedOn w:val="TableNormal"/>
+    <w:basedOn w:val="BangThngthng"/>
     <w:uiPriority w:val="64"/>
     <w:rsid w:val="00CB0664"/>
     <w:pPr>
@@ -39319,9 +40513,9 @@
       </w:tcPr>
     </w:tblStylePr>
   </w:style>
-  <w:style w:type="table" w:styleId="MediumShading2-Accent3">
+  <w:style w:type="table" w:styleId="TnnVa2-Nhnmanh3">
     <w:name w:val="Medium Shading 2 Accent 3"/>
-    <w:basedOn w:val="TableNormal"/>
+    <w:basedOn w:val="BangThngthng"/>
     <w:uiPriority w:val="64"/>
     <w:rsid w:val="00CB0664"/>
     <w:pPr>
@@ -39461,9 +40655,9 @@
       </w:tcPr>
     </w:tblStylePr>
   </w:style>
-  <w:style w:type="table" w:styleId="MediumShading2-Accent4">
+  <w:style w:type="table" w:styleId="TnnVa2-Nhnmanh4">
     <w:name w:val="Medium Shading 2 Accent 4"/>
-    <w:basedOn w:val="TableNormal"/>
+    <w:basedOn w:val="BangThngthng"/>
     <w:uiPriority w:val="64"/>
     <w:rsid w:val="00CB0664"/>
     <w:pPr>
@@ -39603,9 +40797,9 @@
       </w:tcPr>
     </w:tblStylePr>
   </w:style>
-  <w:style w:type="table" w:styleId="MediumShading2-Accent5">
+  <w:style w:type="table" w:styleId="TnnVa2-Nhnmanh5">
     <w:name w:val="Medium Shading 2 Accent 5"/>
-    <w:basedOn w:val="TableNormal"/>
+    <w:basedOn w:val="BangThngthng"/>
     <w:uiPriority w:val="64"/>
     <w:rsid w:val="00CB0664"/>
     <w:pPr>
@@ -39745,9 +40939,9 @@
       </w:tcPr>
     </w:tblStylePr>
   </w:style>
-  <w:style w:type="table" w:styleId="MediumShading2-Accent6">
+  <w:style w:type="table" w:styleId="TnnVa2-Nhnmanh6">
     <w:name w:val="Medium Shading 2 Accent 6"/>
-    <w:basedOn w:val="TableNormal"/>
+    <w:basedOn w:val="BangThngthng"/>
     <w:uiPriority w:val="64"/>
     <w:rsid w:val="00CB0664"/>
     <w:pPr>
@@ -39887,9 +41081,9 @@
       </w:tcPr>
     </w:tblStylePr>
   </w:style>
-  <w:style w:type="table" w:styleId="MediumList1">
+  <w:style w:type="table" w:styleId="DanhsachVa1">
     <w:name w:val="Medium List 1"/>
-    <w:basedOn w:val="TableNormal"/>
+    <w:basedOn w:val="BangThngthng"/>
     <w:uiPriority w:val="65"/>
     <w:rsid w:val="00CB0664"/>
     <w:pPr>
@@ -39964,9 +41158,9 @@
       </w:tcPr>
     </w:tblStylePr>
   </w:style>
-  <w:style w:type="table" w:styleId="MediumList1-Accent1">
+  <w:style w:type="table" w:styleId="DanhsachVa1-Nhnmanh1">
     <w:name w:val="Medium List 1 Accent 1"/>
-    <w:basedOn w:val="TableNormal"/>
+    <w:basedOn w:val="BangThngthng"/>
     <w:uiPriority w:val="65"/>
     <w:rsid w:val="00CB0664"/>
     <w:pPr>
@@ -40041,9 +41235,9 @@
       </w:tcPr>
     </w:tblStylePr>
   </w:style>
-  <w:style w:type="table" w:styleId="MediumList1-Accent2">
+  <w:style w:type="table" w:styleId="DanhsachVa1-Nhnmanh2">
     <w:name w:val="Medium List 1 Accent 2"/>
-    <w:basedOn w:val="TableNormal"/>
+    <w:basedOn w:val="BangThngthng"/>
     <w:uiPriority w:val="65"/>
     <w:rsid w:val="00CB0664"/>
     <w:pPr>
@@ -40118,9 +41312,9 @@
       </w:tcPr>
     </w:tblStylePr>
   </w:style>
-  <w:style w:type="table" w:styleId="MediumList1-Accent3">
+  <w:style w:type="table" w:styleId="DanhsachVa1-Nhnmanh3">
     <w:name w:val="Medium List 1 Accent 3"/>
-    <w:basedOn w:val="TableNormal"/>
+    <w:basedOn w:val="BangThngthng"/>
     <w:uiPriority w:val="65"/>
     <w:rsid w:val="00CB0664"/>
     <w:pPr>
@@ -40195,9 +41389,9 @@
       </w:tcPr>
     </w:tblStylePr>
   </w:style>
-  <w:style w:type="table" w:styleId="MediumList1-Accent4">
+  <w:style w:type="table" w:styleId="DanhsachVa1-Nhnmanh4">
     <w:name w:val="Medium List 1 Accent 4"/>
-    <w:basedOn w:val="TableNormal"/>
+    <w:basedOn w:val="BangThngthng"/>
     <w:uiPriority w:val="65"/>
     <w:rsid w:val="00CB0664"/>
     <w:pPr>
@@ -40272,9 +41466,9 @@
       </w:tcPr>
     </w:tblStylePr>
   </w:style>
-  <w:style w:type="table" w:styleId="MediumList1-Accent5">
+  <w:style w:type="table" w:styleId="DanhsachVa1-Nhnmanh5">
     <w:name w:val="Medium List 1 Accent 5"/>
-    <w:basedOn w:val="TableNormal"/>
+    <w:basedOn w:val="BangThngthng"/>
     <w:uiPriority w:val="65"/>
     <w:rsid w:val="00CB0664"/>
     <w:pPr>
@@ -40349,9 +41543,9 @@
       </w:tcPr>
     </w:tblStylePr>
   </w:style>
-  <w:style w:type="table" w:styleId="MediumList1-Accent6">
+  <w:style w:type="table" w:styleId="DanhsachVa1-Nhnmanh6">
     <w:name w:val="Medium List 1 Accent 6"/>
-    <w:basedOn w:val="TableNormal"/>
+    <w:basedOn w:val="BangThngthng"/>
     <w:uiPriority w:val="65"/>
     <w:rsid w:val="00CB0664"/>
     <w:pPr>
@@ -40426,9 +41620,9 @@
       </w:tcPr>
     </w:tblStylePr>
   </w:style>
-  <w:style w:type="table" w:styleId="MediumList2">
+  <w:style w:type="table" w:styleId="DanhsachVa2">
     <w:name w:val="Medium List 2"/>
-    <w:basedOn w:val="TableNormal"/>
+    <w:basedOn w:val="BangThngthng"/>
     <w:uiPriority w:val="66"/>
     <w:rsid w:val="00CB0664"/>
     <w:pPr>
@@ -40547,9 +41741,9 @@
       </w:tcPr>
     </w:tblStylePr>
   </w:style>
-  <w:style w:type="table" w:styleId="MediumList2-Accent1">
+  <w:style w:type="table" w:styleId="DanhsachVa2-Nhnmanh1">
     <w:name w:val="Medium List 2 Accent 1"/>
-    <w:basedOn w:val="TableNormal"/>
+    <w:basedOn w:val="BangThngthng"/>
     <w:uiPriority w:val="66"/>
     <w:rsid w:val="00CB0664"/>
     <w:pPr>
@@ -40668,9 +41862,9 @@
       </w:tcPr>
     </w:tblStylePr>
   </w:style>
-  <w:style w:type="table" w:styleId="MediumList2-Accent2">
+  <w:style w:type="table" w:styleId="DanhsachVa2-Nhnmanh2">
     <w:name w:val="Medium List 2 Accent 2"/>
-    <w:basedOn w:val="TableNormal"/>
+    <w:basedOn w:val="BangThngthng"/>
     <w:uiPriority w:val="66"/>
     <w:rsid w:val="00CB0664"/>
     <w:pPr>
@@ -40789,9 +41983,9 @@
       </w:tcPr>
     </w:tblStylePr>
   </w:style>
-  <w:style w:type="table" w:styleId="MediumList2-Accent3">
+  <w:style w:type="table" w:styleId="DanhsachVa2-Nhnmanh3">
     <w:name w:val="Medium List 2 Accent 3"/>
-    <w:basedOn w:val="TableNormal"/>
+    <w:basedOn w:val="BangThngthng"/>
     <w:uiPriority w:val="66"/>
     <w:rsid w:val="00CB0664"/>
     <w:pPr>
@@ -40910,9 +42104,9 @@
       </w:tcPr>
     </w:tblStylePr>
   </w:style>
-  <w:style w:type="table" w:styleId="MediumList2-Accent4">
+  <w:style w:type="table" w:styleId="DanhsachVa2-Nhnmanh4">
     <w:name w:val="Medium List 2 Accent 4"/>
-    <w:basedOn w:val="TableNormal"/>
+    <w:basedOn w:val="BangThngthng"/>
     <w:uiPriority w:val="66"/>
     <w:rsid w:val="00CB0664"/>
     <w:pPr>
@@ -41031,9 +42225,9 @@
       </w:tcPr>
     </w:tblStylePr>
   </w:style>
-  <w:style w:type="table" w:styleId="MediumList2-Accent5">
+  <w:style w:type="table" w:styleId="DanhsachVa2-Nhnmanh5">
     <w:name w:val="Medium List 2 Accent 5"/>
-    <w:basedOn w:val="TableNormal"/>
+    <w:basedOn w:val="BangThngthng"/>
     <w:uiPriority w:val="66"/>
     <w:rsid w:val="00CB0664"/>
     <w:pPr>
@@ -41152,9 +42346,9 @@
       </w:tcPr>
     </w:tblStylePr>
   </w:style>
-  <w:style w:type="table" w:styleId="MediumList2-Accent6">
+  <w:style w:type="table" w:styleId="DanhsachVa2-Nhnmanh6">
     <w:name w:val="Medium List 2 Accent 6"/>
-    <w:basedOn w:val="TableNormal"/>
+    <w:basedOn w:val="BangThngthng"/>
     <w:uiPriority w:val="66"/>
     <w:rsid w:val="00CB0664"/>
     <w:pPr>
@@ -41273,9 +42467,9 @@
       </w:tcPr>
     </w:tblStylePr>
   </w:style>
-  <w:style w:type="table" w:styleId="MediumGrid1">
+  <w:style w:type="table" w:styleId="LiVa1">
     <w:name w:val="Medium Grid 1"/>
-    <w:basedOn w:val="TableNormal"/>
+    <w:basedOn w:val="BangThngthng"/>
     <w:uiPriority w:val="67"/>
     <w:rsid w:val="00CB0664"/>
     <w:pPr>
@@ -41339,9 +42533,9 @@
       </w:tcPr>
     </w:tblStylePr>
   </w:style>
-  <w:style w:type="table" w:styleId="MediumGrid1-Accent1">
+  <w:style w:type="table" w:styleId="LiVa1-Nhnmanh1">
     <w:name w:val="Medium Grid 1 Accent 1"/>
-    <w:basedOn w:val="TableNormal"/>
+    <w:basedOn w:val="BangThngthng"/>
     <w:uiPriority w:val="67"/>
     <w:rsid w:val="00CB0664"/>
     <w:pPr>
@@ -41405,9 +42599,9 @@
       </w:tcPr>
     </w:tblStylePr>
   </w:style>
-  <w:style w:type="table" w:styleId="MediumGrid1-Accent2">
+  <w:style w:type="table" w:styleId="LiVa1-Nhnmanh2">
     <w:name w:val="Medium Grid 1 Accent 2"/>
-    <w:basedOn w:val="TableNormal"/>
+    <w:basedOn w:val="BangThngthng"/>
     <w:uiPriority w:val="67"/>
     <w:rsid w:val="00CB0664"/>
     <w:pPr>
@@ -41471,9 +42665,9 @@
       </w:tcPr>
     </w:tblStylePr>
   </w:style>
-  <w:style w:type="table" w:styleId="MediumGrid1-Accent3">
+  <w:style w:type="table" w:styleId="LiVa1-Nhnmanh3">
     <w:name w:val="Medium Grid 1 Accent 3"/>
-    <w:basedOn w:val="TableNormal"/>
+    <w:basedOn w:val="BangThngthng"/>
     <w:uiPriority w:val="67"/>
     <w:rsid w:val="00CB0664"/>
     <w:pPr>
@@ -41537,9 +42731,9 @@
       </w:tcPr>
     </w:tblStylePr>
   </w:style>
-  <w:style w:type="table" w:styleId="MediumGrid1-Accent4">
+  <w:style w:type="table" w:styleId="LiVa1-Nhnmanh4">
     <w:name w:val="Medium Grid 1 Accent 4"/>
-    <w:basedOn w:val="TableNormal"/>
+    <w:basedOn w:val="BangThngthng"/>
     <w:uiPriority w:val="67"/>
     <w:rsid w:val="00CB0664"/>
     <w:pPr>
@@ -41603,9 +42797,9 @@
       </w:tcPr>
     </w:tblStylePr>
   </w:style>
-  <w:style w:type="table" w:styleId="MediumGrid1-Accent5">
+  <w:style w:type="table" w:styleId="LiVa1-Nhnmanh5">
     <w:name w:val="Medium Grid 1 Accent 5"/>
-    <w:basedOn w:val="TableNormal"/>
+    <w:basedOn w:val="BangThngthng"/>
     <w:uiPriority w:val="67"/>
     <w:rsid w:val="00CB0664"/>
     <w:pPr>
@@ -41669,9 +42863,9 @@
       </w:tcPr>
     </w:tblStylePr>
   </w:style>
-  <w:style w:type="table" w:styleId="MediumGrid1-Accent6">
+  <w:style w:type="table" w:styleId="LiVa1-Nhnmanh6">
     <w:name w:val="Medium Grid 1 Accent 6"/>
-    <w:basedOn w:val="TableNormal"/>
+    <w:basedOn w:val="BangThngthng"/>
     <w:uiPriority w:val="67"/>
     <w:rsid w:val="00CB0664"/>
     <w:pPr>
@@ -41735,9 +42929,9 @@
       </w:tcPr>
     </w:tblStylePr>
   </w:style>
-  <w:style w:type="table" w:styleId="MediumGrid2">
+  <w:style w:type="table" w:styleId="LiVa2">
     <w:name w:val="Medium Grid 2"/>
-    <w:basedOn w:val="TableNormal"/>
+    <w:basedOn w:val="BangThngthng"/>
     <w:uiPriority w:val="68"/>
     <w:rsid w:val="00CB0664"/>
     <w:pPr>
@@ -41853,9 +43047,9 @@
       </w:tcPr>
     </w:tblStylePr>
   </w:style>
-  <w:style w:type="table" w:styleId="MediumGrid2-Accent1">
+  <w:style w:type="table" w:styleId="LiVa2-Nhnmanh1">
     <w:name w:val="Medium Grid 2 Accent 1"/>
-    <w:basedOn w:val="TableNormal"/>
+    <w:basedOn w:val="BangThngthng"/>
     <w:uiPriority w:val="68"/>
     <w:rsid w:val="00CB0664"/>
     <w:pPr>
@@ -41971,9 +43165,9 @@
       </w:tcPr>
     </w:tblStylePr>
   </w:style>
-  <w:style w:type="table" w:styleId="MediumGrid2-Accent2">
+  <w:style w:type="table" w:styleId="LiVa2-Nhnmanh2">
     <w:name w:val="Medium Grid 2 Accent 2"/>
-    <w:basedOn w:val="TableNormal"/>
+    <w:basedOn w:val="BangThngthng"/>
     <w:uiPriority w:val="68"/>
     <w:rsid w:val="00CB0664"/>
     <w:pPr>
@@ -42089,9 +43283,9 @@
       </w:tcPr>
     </w:tblStylePr>
   </w:style>
-  <w:style w:type="table" w:styleId="MediumGrid2-Accent3">
+  <w:style w:type="table" w:styleId="LiVa2-Nhnmanh3">
     <w:name w:val="Medium Grid 2 Accent 3"/>
-    <w:basedOn w:val="TableNormal"/>
+    <w:basedOn w:val="BangThngthng"/>
     <w:uiPriority w:val="68"/>
     <w:rsid w:val="00CB0664"/>
     <w:pPr>
@@ -42207,9 +43401,9 @@
       </w:tcPr>
     </w:tblStylePr>
   </w:style>
-  <w:style w:type="table" w:styleId="MediumGrid2-Accent4">
+  <w:style w:type="table" w:styleId="LiVa2-Nhnmanh4">
     <w:name w:val="Medium Grid 2 Accent 4"/>
-    <w:basedOn w:val="TableNormal"/>
+    <w:basedOn w:val="BangThngthng"/>
     <w:uiPriority w:val="68"/>
     <w:rsid w:val="00CB0664"/>
     <w:pPr>
@@ -42325,9 +43519,9 @@
       </w:tcPr>
     </w:tblStylePr>
   </w:style>
-  <w:style w:type="table" w:styleId="MediumGrid2-Accent5">
+  <w:style w:type="table" w:styleId="LiVa2-Nhnmanh5">
     <w:name w:val="Medium Grid 2 Accent 5"/>
-    <w:basedOn w:val="TableNormal"/>
+    <w:basedOn w:val="BangThngthng"/>
     <w:uiPriority w:val="68"/>
     <w:rsid w:val="00CB0664"/>
     <w:pPr>
@@ -42443,9 +43637,9 @@
       </w:tcPr>
     </w:tblStylePr>
   </w:style>
-  <w:style w:type="table" w:styleId="MediumGrid2-Accent6">
+  <w:style w:type="table" w:styleId="LiVa2-Nhnmanh6">
     <w:name w:val="Medium Grid 2 Accent 6"/>
-    <w:basedOn w:val="TableNormal"/>
+    <w:basedOn w:val="BangThngthng"/>
     <w:uiPriority w:val="68"/>
     <w:rsid w:val="00CB0664"/>
     <w:pPr>
@@ -42561,9 +43755,9 @@
       </w:tcPr>
     </w:tblStylePr>
   </w:style>
-  <w:style w:type="table" w:styleId="MediumGrid3">
+  <w:style w:type="table" w:styleId="LiVa3">
     <w:name w:val="Medium Grid 3"/>
-    <w:basedOn w:val="TableNormal"/>
+    <w:basedOn w:val="BangThngthng"/>
     <w:uiPriority w:val="69"/>
     <w:rsid w:val="00CB0664"/>
     <w:pPr>
@@ -42695,9 +43889,9 @@
       </w:tcPr>
     </w:tblStylePr>
   </w:style>
-  <w:style w:type="table" w:styleId="MediumGrid3-Accent1">
+  <w:style w:type="table" w:styleId="LiVa3-Nhnmanh1">
     <w:name w:val="Medium Grid 3 Accent 1"/>
-    <w:basedOn w:val="TableNormal"/>
+    <w:basedOn w:val="BangThngthng"/>
     <w:uiPriority w:val="69"/>
     <w:rsid w:val="00CB0664"/>
     <w:pPr>
@@ -42829,9 +44023,9 @@
       </w:tcPr>
     </w:tblStylePr>
   </w:style>
-  <w:style w:type="table" w:styleId="MediumGrid3-Accent2">
+  <w:style w:type="table" w:styleId="LiVa3-Nhnmanh2">
     <w:name w:val="Medium Grid 3 Accent 2"/>
-    <w:basedOn w:val="TableNormal"/>
+    <w:basedOn w:val="BangThngthng"/>
     <w:uiPriority w:val="69"/>
     <w:rsid w:val="00CB0664"/>
     <w:pPr>
@@ -42963,9 +44157,9 @@
       </w:tcPr>
     </w:tblStylePr>
   </w:style>
-  <w:style w:type="table" w:styleId="MediumGrid3-Accent3">
+  <w:style w:type="table" w:styleId="LiVa3-Nhnmanh3">
     <w:name w:val="Medium Grid 3 Accent 3"/>
-    <w:basedOn w:val="TableNormal"/>
+    <w:basedOn w:val="BangThngthng"/>
     <w:uiPriority w:val="69"/>
     <w:rsid w:val="00CB0664"/>
     <w:pPr>
@@ -43097,9 +44291,9 @@
       </w:tcPr>
     </w:tblStylePr>
   </w:style>
-  <w:style w:type="table" w:styleId="MediumGrid3-Accent4">
+  <w:style w:type="table" w:styleId="LiVa3-Nhnmanh4">
     <w:name w:val="Medium Grid 3 Accent 4"/>
-    <w:basedOn w:val="TableNormal"/>
+    <w:basedOn w:val="BangThngthng"/>
     <w:uiPriority w:val="69"/>
     <w:rsid w:val="00CB0664"/>
     <w:pPr>
@@ -43231,9 +44425,9 @@
       </w:tcPr>
     </w:tblStylePr>
   </w:style>
-  <w:style w:type="table" w:styleId="MediumGrid3-Accent5">
+  <w:style w:type="table" w:styleId="LiVa3-Nhnmanh5">
     <w:name w:val="Medium Grid 3 Accent 5"/>
-    <w:basedOn w:val="TableNormal"/>
+    <w:basedOn w:val="BangThngthng"/>
     <w:uiPriority w:val="69"/>
     <w:rsid w:val="00CB0664"/>
     <w:pPr>
@@ -43365,9 +44559,9 @@
       </w:tcPr>
     </w:tblStylePr>
   </w:style>
-  <w:style w:type="table" w:styleId="MediumGrid3-Accent6">
+  <w:style w:type="table" w:styleId="LiVa3-Nhnmanh6">
     <w:name w:val="Medium Grid 3 Accent 6"/>
-    <w:basedOn w:val="TableNormal"/>
+    <w:basedOn w:val="BangThngthng"/>
     <w:uiPriority w:val="69"/>
     <w:rsid w:val="00CB0664"/>
     <w:pPr>
@@ -43499,9 +44693,9 @@
       </w:tcPr>
     </w:tblStylePr>
   </w:style>
-  <w:style w:type="table" w:styleId="DarkList">
+  <w:style w:type="table" w:styleId="DanhsachSm">
     <w:name w:val="Dark List"/>
-    <w:basedOn w:val="TableNormal"/>
+    <w:basedOn w:val="BangThngthng"/>
     <w:uiPriority w:val="70"/>
     <w:rsid w:val="00CB0664"/>
     <w:pPr>
@@ -43606,9 +44800,9 @@
       </w:tcPr>
     </w:tblStylePr>
   </w:style>
-  <w:style w:type="table" w:styleId="DarkList-Accent1">
+  <w:style w:type="table" w:styleId="DanhsachSm-Nhnmanh1">
     <w:name w:val="Dark List Accent 1"/>
-    <w:basedOn w:val="TableNormal"/>
+    <w:basedOn w:val="BangThngthng"/>
     <w:uiPriority w:val="70"/>
     <w:rsid w:val="00CB0664"/>
     <w:pPr>
@@ -43713,9 +44907,9 @@
       </w:tcPr>
     </w:tblStylePr>
   </w:style>
-  <w:style w:type="table" w:styleId="DarkList-Accent2">
+  <w:style w:type="table" w:styleId="DanhsachSm-Nhnmanh2">
     <w:name w:val="Dark List Accent 2"/>
-    <w:basedOn w:val="TableNormal"/>
+    <w:basedOn w:val="BangThngthng"/>
     <w:uiPriority w:val="70"/>
     <w:rsid w:val="00CB0664"/>
     <w:pPr>
@@ -43820,9 +45014,9 @@
       </w:tcPr>
     </w:tblStylePr>
   </w:style>
-  <w:style w:type="table" w:styleId="DarkList-Accent3">
+  <w:style w:type="table" w:styleId="DanhsachSm-Nhnmanh3">
     <w:name w:val="Dark List Accent 3"/>
-    <w:basedOn w:val="TableNormal"/>
+    <w:basedOn w:val="BangThngthng"/>
     <w:uiPriority w:val="70"/>
     <w:rsid w:val="00CB0664"/>
     <w:pPr>
@@ -43927,9 +45121,9 @@
       </w:tcPr>
     </w:tblStylePr>
   </w:style>
-  <w:style w:type="table" w:styleId="DarkList-Accent4">
+  <w:style w:type="table" w:styleId="DanhsachSm-Nhnmanh4">
     <w:name w:val="Dark List Accent 4"/>
-    <w:basedOn w:val="TableNormal"/>
+    <w:basedOn w:val="BangThngthng"/>
     <w:uiPriority w:val="70"/>
     <w:rsid w:val="00CB0664"/>
     <w:pPr>
@@ -44034,9 +45228,9 @@
       </w:tcPr>
     </w:tblStylePr>
   </w:style>
-  <w:style w:type="table" w:styleId="DarkList-Accent5">
+  <w:style w:type="table" w:styleId="DanhsachSm-Nhnmanh5">
     <w:name w:val="Dark List Accent 5"/>
-    <w:basedOn w:val="TableNormal"/>
+    <w:basedOn w:val="BangThngthng"/>
     <w:uiPriority w:val="70"/>
     <w:rsid w:val="00CB0664"/>
     <w:pPr>
@@ -44141,9 +45335,9 @@
       </w:tcPr>
     </w:tblStylePr>
   </w:style>
-  <w:style w:type="table" w:styleId="DarkList-Accent6">
+  <w:style w:type="table" w:styleId="DanhsachSm-Nhnmanh6">
     <w:name w:val="Dark List Accent 6"/>
-    <w:basedOn w:val="TableNormal"/>
+    <w:basedOn w:val="BangThngthng"/>
     <w:uiPriority w:val="70"/>
     <w:rsid w:val="00CB0664"/>
     <w:pPr>
@@ -44248,9 +45442,9 @@
       </w:tcPr>
     </w:tblStylePr>
   </w:style>
-  <w:style w:type="table" w:styleId="ColorfulShading">
+  <w:style w:type="table" w:styleId="TnnScs">
     <w:name w:val="Colorful Shading"/>
-    <w:basedOn w:val="TableNormal"/>
+    <w:basedOn w:val="BangThngthng"/>
     <w:uiPriority w:val="71"/>
     <w:rsid w:val="00CB0664"/>
     <w:pPr>
@@ -44363,9 +45557,9 @@
       </w:rPr>
     </w:tblStylePr>
   </w:style>
-  <w:style w:type="table" w:styleId="ColorfulShading-Accent1">
+  <w:style w:type="table" w:styleId="TnnScs-Nhnmanh1">
     <w:name w:val="Colorful Shading Accent 1"/>
-    <w:basedOn w:val="TableNormal"/>
+    <w:basedOn w:val="BangThngthng"/>
     <w:uiPriority w:val="71"/>
     <w:rsid w:val="00CB0664"/>
     <w:pPr>
@@ -44478,9 +45672,9 @@
       </w:rPr>
     </w:tblStylePr>
   </w:style>
-  <w:style w:type="table" w:styleId="ColorfulShading-Accent2">
+  <w:style w:type="table" w:styleId="TnnScs-Nhnmanh2">
     <w:name w:val="Colorful Shading Accent 2"/>
-    <w:basedOn w:val="TableNormal"/>
+    <w:basedOn w:val="BangThngthng"/>
     <w:uiPriority w:val="71"/>
     <w:rsid w:val="00CB0664"/>
     <w:pPr>
@@ -44593,9 +45787,9 @@
       </w:rPr>
     </w:tblStylePr>
   </w:style>
-  <w:style w:type="table" w:styleId="ColorfulShading-Accent3">
+  <w:style w:type="table" w:styleId="TnnScs-Nhnmanh3">
     <w:name w:val="Colorful Shading Accent 3"/>
-    <w:basedOn w:val="TableNormal"/>
+    <w:basedOn w:val="BangThngthng"/>
     <w:uiPriority w:val="71"/>
     <w:rsid w:val="00CB0664"/>
     <w:pPr>
@@ -44698,9 +45892,9 @@
       </w:tcPr>
     </w:tblStylePr>
   </w:style>
-  <w:style w:type="table" w:styleId="ColorfulShading-Accent4">
+  <w:style w:type="table" w:styleId="TnnScs-Nhnmanh4">
     <w:name w:val="Colorful Shading Accent 4"/>
-    <w:basedOn w:val="TableNormal"/>
+    <w:basedOn w:val="BangThngthng"/>
     <w:uiPriority w:val="71"/>
     <w:rsid w:val="00CB0664"/>
     <w:pPr>
@@ -44813,9 +46007,9 @@
       </w:rPr>
     </w:tblStylePr>
   </w:style>
-  <w:style w:type="table" w:styleId="ColorfulShading-Accent5">
+  <w:style w:type="table" w:styleId="TnnScs-Nhnmanh5">
     <w:name w:val="Colorful Shading Accent 5"/>
-    <w:basedOn w:val="TableNormal"/>
+    <w:basedOn w:val="BangThngthng"/>
     <w:uiPriority w:val="71"/>
     <w:rsid w:val="00CB0664"/>
     <w:pPr>
@@ -44928,9 +46122,9 @@
       </w:rPr>
     </w:tblStylePr>
   </w:style>
-  <w:style w:type="table" w:styleId="ColorfulShading-Accent6">
+  <w:style w:type="table" w:styleId="TnnScs-Nhnmanh6">
     <w:name w:val="Colorful Shading Accent 6"/>
-    <w:basedOn w:val="TableNormal"/>
+    <w:basedOn w:val="BangThngthng"/>
     <w:uiPriority w:val="71"/>
     <w:rsid w:val="00CB0664"/>
     <w:pPr>
@@ -45043,9 +46237,9 @@
       </w:rPr>
     </w:tblStylePr>
   </w:style>
-  <w:style w:type="table" w:styleId="ColorfulList">
+  <w:style w:type="table" w:styleId="DanhsachScs">
     <w:name w:val="Colorful List"/>
-    <w:basedOn w:val="TableNormal"/>
+    <w:basedOn w:val="BangThngthng"/>
     <w:uiPriority w:val="72"/>
     <w:rsid w:val="00CB0664"/>
     <w:pPr>
@@ -45122,9 +46316,9 @@
       </w:tcPr>
     </w:tblStylePr>
   </w:style>
-  <w:style w:type="table" w:styleId="ColorfulList-Accent1">
+  <w:style w:type="table" w:styleId="DanhsachScs-Nhnmanh1">
     <w:name w:val="Colorful List Accent 1"/>
-    <w:basedOn w:val="TableNormal"/>
+    <w:basedOn w:val="BangThngthng"/>
     <w:uiPriority w:val="72"/>
     <w:rsid w:val="00CB0664"/>
     <w:pPr>
@@ -45201,9 +46395,9 @@
       </w:tcPr>
     </w:tblStylePr>
   </w:style>
-  <w:style w:type="table" w:styleId="ColorfulList-Accent2">
+  <w:style w:type="table" w:styleId="DanhsachScs-Nhnmanh2">
     <w:name w:val="Colorful List Accent 2"/>
-    <w:basedOn w:val="TableNormal"/>
+    <w:basedOn w:val="BangThngthng"/>
     <w:uiPriority w:val="72"/>
     <w:rsid w:val="00CB0664"/>
     <w:pPr>
@@ -45280,9 +46474,9 @@
       </w:tcPr>
     </w:tblStylePr>
   </w:style>
-  <w:style w:type="table" w:styleId="ColorfulList-Accent3">
+  <w:style w:type="table" w:styleId="DanhsachScs-Nhnmanh3">
     <w:name w:val="Colorful List Accent 3"/>
-    <w:basedOn w:val="TableNormal"/>
+    <w:basedOn w:val="BangThngthng"/>
     <w:uiPriority w:val="72"/>
     <w:rsid w:val="00CB0664"/>
     <w:pPr>
@@ -45359,9 +46553,9 @@
       </w:tcPr>
     </w:tblStylePr>
   </w:style>
-  <w:style w:type="table" w:styleId="ColorfulList-Accent4">
+  <w:style w:type="table" w:styleId="DanhsachScs-Nhnmanh4">
     <w:name w:val="Colorful List Accent 4"/>
-    <w:basedOn w:val="TableNormal"/>
+    <w:basedOn w:val="BangThngthng"/>
     <w:uiPriority w:val="72"/>
     <w:rsid w:val="00CB0664"/>
     <w:pPr>
@@ -45438,9 +46632,9 @@
       </w:tcPr>
     </w:tblStylePr>
   </w:style>
-  <w:style w:type="table" w:styleId="ColorfulList-Accent5">
+  <w:style w:type="table" w:styleId="DanhsachScs-Nhnmanh5">
     <w:name w:val="Colorful List Accent 5"/>
-    <w:basedOn w:val="TableNormal"/>
+    <w:basedOn w:val="BangThngthng"/>
     <w:uiPriority w:val="72"/>
     <w:rsid w:val="00CB0664"/>
     <w:pPr>
@@ -45517,9 +46711,9 @@
       </w:tcPr>
     </w:tblStylePr>
   </w:style>
-  <w:style w:type="table" w:styleId="ColorfulList-Accent6">
+  <w:style w:type="table" w:styleId="DanhsachScs-Nhnmanh6">
     <w:name w:val="Colorful List Accent 6"/>
-    <w:basedOn w:val="TableNormal"/>
+    <w:basedOn w:val="BangThngthng"/>
     <w:uiPriority w:val="72"/>
     <w:rsid w:val="00CB0664"/>
     <w:pPr>
@@ -45596,9 +46790,9 @@
       </w:tcPr>
     </w:tblStylePr>
   </w:style>
-  <w:style w:type="table" w:styleId="ColorfulGrid">
+  <w:style w:type="table" w:styleId="LiScs">
     <w:name w:val="Colorful Grid"/>
-    <w:basedOn w:val="TableNormal"/>
+    <w:basedOn w:val="BangThngthng"/>
     <w:uiPriority w:val="73"/>
     <w:rsid w:val="00CB0664"/>
     <w:pPr>
@@ -45669,9 +46863,9 @@
       </w:tcPr>
     </w:tblStylePr>
   </w:style>
-  <w:style w:type="table" w:styleId="ColorfulGrid-Accent1">
+  <w:style w:type="table" w:styleId="LiScs-Nhnmanh1">
     <w:name w:val="Colorful Grid Accent 1"/>
-    <w:basedOn w:val="TableNormal"/>
+    <w:basedOn w:val="BangThngthng"/>
     <w:uiPriority w:val="73"/>
     <w:rsid w:val="00CB0664"/>
     <w:pPr>
@@ -45742,9 +46936,9 @@
       </w:tcPr>
     </w:tblStylePr>
   </w:style>
-  <w:style w:type="table" w:styleId="ColorfulGrid-Accent2">
+  <w:style w:type="table" w:styleId="LiScs-Nhnmanh2">
     <w:name w:val="Colorful Grid Accent 2"/>
-    <w:basedOn w:val="TableNormal"/>
+    <w:basedOn w:val="BangThngthng"/>
     <w:uiPriority w:val="73"/>
     <w:rsid w:val="00CB0664"/>
     <w:pPr>
@@ -45815,9 +47009,9 @@
       </w:tcPr>
     </w:tblStylePr>
   </w:style>
-  <w:style w:type="table" w:styleId="ColorfulGrid-Accent3">
+  <w:style w:type="table" w:styleId="LiScs-Nhnmanh3">
     <w:name w:val="Colorful Grid Accent 3"/>
-    <w:basedOn w:val="TableNormal"/>
+    <w:basedOn w:val="BangThngthng"/>
     <w:uiPriority w:val="73"/>
     <w:rsid w:val="00CB0664"/>
     <w:pPr>
@@ -45888,9 +47082,9 @@
       </w:tcPr>
     </w:tblStylePr>
   </w:style>
-  <w:style w:type="table" w:styleId="ColorfulGrid-Accent4">
+  <w:style w:type="table" w:styleId="LiScs-Nhnmanh4">
     <w:name w:val="Colorful Grid Accent 4"/>
-    <w:basedOn w:val="TableNormal"/>
+    <w:basedOn w:val="BangThngthng"/>
     <w:uiPriority w:val="73"/>
     <w:rsid w:val="00CB0664"/>
     <w:pPr>
@@ -45961,9 +47155,9 @@
       </w:tcPr>
     </w:tblStylePr>
   </w:style>
-  <w:style w:type="table" w:styleId="ColorfulGrid-Accent5">
+  <w:style w:type="table" w:styleId="LiScs-Nhnmanh5">
     <w:name w:val="Colorful Grid Accent 5"/>
-    <w:basedOn w:val="TableNormal"/>
+    <w:basedOn w:val="BangThngthng"/>
     <w:uiPriority w:val="73"/>
     <w:rsid w:val="00CB0664"/>
     <w:pPr>
@@ -46034,9 +47228,9 @@
       </w:tcPr>
     </w:tblStylePr>
   </w:style>
-  <w:style w:type="table" w:styleId="ColorfulGrid-Accent6">
+  <w:style w:type="table" w:styleId="LiScs-Nhnmanh6">
     <w:name w:val="Colorful Grid Accent 6"/>
-    <w:basedOn w:val="TableNormal"/>
+    <w:basedOn w:val="BangThngthng"/>
     <w:uiPriority w:val="73"/>
     <w:rsid w:val="00CB0664"/>
     <w:pPr>
@@ -46107,10 +47301,10 @@
       </w:tcPr>
     </w:tblStylePr>
   </w:style>
-  <w:style w:type="paragraph" w:styleId="TOC1">
+  <w:style w:type="paragraph" w:styleId="Mucluc1">
     <w:name w:val="toc 1"/>
-    <w:basedOn w:val="Normal"/>
-    <w:next w:val="Normal"/>
+    <w:basedOn w:val="Binhthng"/>
+    <w:next w:val="Binhthng"/>
     <w:autoRedefine/>
     <w:uiPriority w:val="39"/>
     <w:unhideWhenUsed/>
@@ -46119,10 +47313,10 @@
       <w:spacing w:after="100"/>
     </w:pPr>
   </w:style>
-  <w:style w:type="paragraph" w:styleId="TOC2">
+  <w:style w:type="paragraph" w:styleId="Mucluc2">
     <w:name w:val="toc 2"/>
-    <w:basedOn w:val="Normal"/>
-    <w:next w:val="Normal"/>
+    <w:basedOn w:val="Binhthng"/>
+    <w:next w:val="Binhthng"/>
     <w:autoRedefine/>
     <w:uiPriority w:val="39"/>
     <w:unhideWhenUsed/>
@@ -46132,10 +47326,10 @@
       <w:ind w:left="260"/>
     </w:pPr>
   </w:style>
-  <w:style w:type="paragraph" w:styleId="TOC3">
+  <w:style w:type="paragraph" w:styleId="Mucluc3">
     <w:name w:val="toc 3"/>
-    <w:basedOn w:val="Normal"/>
-    <w:next w:val="Normal"/>
+    <w:basedOn w:val="Binhthng"/>
+    <w:next w:val="Binhthng"/>
     <w:autoRedefine/>
     <w:uiPriority w:val="39"/>
     <w:unhideWhenUsed/>
@@ -46145,9 +47339,9 @@
       <w:ind w:left="520"/>
     </w:pPr>
   </w:style>
-  <w:style w:type="character" w:styleId="Hyperlink">
+  <w:style w:type="character" w:styleId="Siuktni">
     <w:name w:val="Hyperlink"/>
-    <w:basedOn w:val="DefaultParagraphFont"/>
+    <w:basedOn w:val="Phngmcinhcuaoanvn"/>
     <w:uiPriority w:val="99"/>
     <w:unhideWhenUsed/>
     <w:rsid w:val="009741FB"/>
@@ -46156,9 +47350,9 @@
       <w:u w:val="single"/>
     </w:rPr>
   </w:style>
-  <w:style w:type="character" w:styleId="UnresolvedMention">
+  <w:style w:type="character" w:styleId="cpChagiiquyt">
     <w:name w:val="Unresolved Mention"/>
-    <w:basedOn w:val="DefaultParagraphFont"/>
+    <w:basedOn w:val="Phngmcinhcuaoanvn"/>
     <w:uiPriority w:val="99"/>
     <w:semiHidden/>
     <w:unhideWhenUsed/>
